--- a/6-过程管理/流程制度规范类文件/060108-配置管理制度.docx
+++ b/6-过程管理/流程制度规范类文件/060108-配置管理制度.docx
@@ -1,14 +1,13 @@
 
 <file path=word/document.xml><?xml version="1.0" encoding="utf-8"?>
-<w:document xmlns:wpc="http://schemas.microsoft.com/office/word/2010/wordprocessingCanvas" xmlns:mc="http://schemas.openxmlformats.org/markup-compatibility/2006" xmlns:o="urn:schemas-microsoft-com:office:office" xmlns:r="http://schemas.openxmlformats.org/officeDocument/2006/relationships" xmlns:m="http://schemas.openxmlformats.org/officeDocument/2006/math" xmlns:v="urn:schemas-microsoft-com:vml" xmlns:wp14="http://schemas.microsoft.com/office/word/2010/wordprocessingDrawing" xmlns:wp="http://schemas.openxmlformats.org/drawingml/2006/wordprocessingDrawing" xmlns:w10="urn:schemas-microsoft-com:office:word" xmlns:w="http://schemas.openxmlformats.org/wordprocessingml/2006/main" xmlns:w14="http://schemas.microsoft.com/office/word/2010/wordml" xmlns:w15="http://schemas.microsoft.com/office/word/2012/wordml" xmlns:wne="http://schemas.microsoft.com/office/word/2006/wordml" xmlns:wpg="http://schemas.microsoft.com/office/word/2010/wordprocessingGroup" xmlns:wpi="http://schemas.microsoft.com/office/word/2010/wordprocessingInk" xmlns:wps="http://schemas.microsoft.com/office/word/2010/wordprocessingShape" mc:Ignorable="w14 w15 wp14">
-  <!-- Generated by Aspose.Words for .NET 13.3.0.1 -->
+<w:document xmlns:wpc="http://schemas.microsoft.com/office/word/2010/wordprocessingCanvas" xmlns:mc="http://schemas.openxmlformats.org/markup-compatibility/2006" xmlns:o="urn:schemas-microsoft-com:office:office" xmlns:r="http://schemas.openxmlformats.org/officeDocument/2006/relationships" xmlns:m="http://schemas.openxmlformats.org/officeDocument/2006/math" xmlns:v="urn:schemas-microsoft-com:vml" xmlns:wp14="http://schemas.microsoft.com/office/word/2010/wordprocessingDrawing" xmlns:wp="http://schemas.openxmlformats.org/drawingml/2006/wordprocessingDrawing" xmlns:w="http://schemas.openxmlformats.org/wordprocessingml/2006/main" xmlns:w14="http://schemas.microsoft.com/office/word/2010/wordml" xmlns:w10="urn:schemas-microsoft-com:office:word" xmlns:w15="http://schemas.microsoft.com/office/word/2012/wordml" xmlns:wpg="http://schemas.microsoft.com/office/word/2010/wordprocessingGroup" xmlns:wpi="http://schemas.microsoft.com/office/word/2010/wordprocessingInk" xmlns:wne="http://schemas.microsoft.com/office/word/2006/wordml" xmlns:wps="http://schemas.microsoft.com/office/word/2010/wordprocessingShape" xmlns:wpsCustomData="http://www.wps.cn/officeDocument/2013/wpsCustomData" mc:Ignorable="w14 w15 wp14">
   <w:body>
     <w:p>
       <w:pPr>
         <w:spacing w:before="78" w:line="219" w:lineRule="auto"/>
         <w:ind w:left="25"/>
         <w:rPr>
-          <w:rFonts w:ascii="宋体" w:eastAsia="宋体" w:hAnsi="宋体" w:cs="宋体" w:hint="default"/>
+          <w:rFonts w:hint="default" w:ascii="宋体" w:hAnsi="宋体" w:eastAsia="宋体" w:cs="宋体"/>
           <w:sz w:val="24"/>
           <w:szCs w:val="24"/>
           <w:lang w:val="en-US" w:eastAsia="zh-CN"/>
@@ -16,7 +15,7 @@
       </w:pPr>
       <w:r>
         <w:rPr>
-          <w:rFonts w:ascii="宋体" w:eastAsia="宋体" w:hAnsi="宋体" w:cs="宋体"/>
+          <w:rFonts w:ascii="宋体" w:hAnsi="宋体" w:eastAsia="宋体" w:cs="宋体"/>
           <w:b/>
           <w:bCs/>
           <w:spacing w:val="-3"/>
@@ -27,7 +26,7 @@
       </w:r>
       <w:r>
         <w:rPr>
-          <w:rFonts w:ascii="宋体" w:eastAsia="宋体" w:hAnsi="宋体" w:cs="宋体" w:hint="eastAsia"/>
+          <w:rFonts w:hint="eastAsia" w:ascii="宋体" w:hAnsi="宋体" w:eastAsia="宋体" w:cs="宋体"/>
           <w:b/>
           <w:bCs/>
           <w:spacing w:val="-3"/>
@@ -39,7 +38,7 @@
       </w:r>
       <w:r>
         <w:rPr>
-          <w:rFonts w:ascii="宋体" w:eastAsia="宋体" w:hAnsi="宋体" w:cs="宋体"/>
+          <w:rFonts w:ascii="宋体" w:hAnsi="宋体" w:eastAsia="宋体" w:cs="宋体"/>
           <w:b/>
           <w:bCs/>
           <w:spacing w:val="-3"/>
@@ -50,7 +49,7 @@
       </w:r>
       <w:r>
         <w:rPr>
-          <w:rFonts w:ascii="宋体" w:eastAsia="宋体" w:hAnsi="宋体" w:cs="宋体" w:hint="eastAsia"/>
+          <w:rFonts w:hint="eastAsia" w:ascii="宋体" w:hAnsi="宋体" w:eastAsia="宋体" w:cs="宋体"/>
           <w:b/>
           <w:bCs/>
           <w:spacing w:val="-3"/>
@@ -62,7 +61,7 @@
       </w:r>
       <w:r>
         <w:rPr>
-          <w:rFonts w:ascii="宋体" w:hAnsi="宋体" w:cs="宋体" w:hint="eastAsia"/>
+          <w:rFonts w:hint="eastAsia" w:ascii="宋体" w:hAnsi="宋体" w:cs="宋体"/>
           <w:b/>
           <w:bCs/>
           <w:spacing w:val="-3"/>
@@ -92,14 +91,14 @@
         <w:ind w:left="23"/>
         <w:textAlignment w:val="auto"/>
         <w:rPr>
-          <w:rFonts w:ascii="宋体" w:eastAsia="宋体" w:hAnsi="宋体" w:cs="宋体"/>
+          <w:rFonts w:ascii="宋体" w:hAnsi="宋体" w:eastAsia="宋体" w:cs="宋体"/>
           <w:sz w:val="24"/>
           <w:szCs w:val="24"/>
         </w:rPr>
       </w:pPr>
       <w:r>
         <w:rPr>
-          <w:rFonts w:ascii="宋体" w:eastAsia="宋体" w:hAnsi="宋体" w:cs="宋体"/>
+          <w:rFonts w:ascii="宋体" w:hAnsi="宋体" w:eastAsia="宋体" w:cs="宋体"/>
           <w:b/>
           <w:bCs/>
           <w:spacing w:val="240"/>
@@ -111,7 +110,7 @@
       </w:r>
       <w:r>
         <w:rPr>
-          <w:rFonts w:ascii="宋体" w:eastAsia="宋体" w:hAnsi="宋体" w:cs="宋体"/>
+          <w:rFonts w:ascii="宋体" w:hAnsi="宋体" w:eastAsia="宋体" w:cs="宋体"/>
           <w:b/>
           <w:bCs/>
           <w:spacing w:val="0"/>
@@ -123,7 +122,7 @@
       </w:r>
       <w:r>
         <w:rPr>
-          <w:rFonts w:ascii="宋体" w:eastAsia="宋体" w:hAnsi="宋体" w:cs="宋体"/>
+          <w:rFonts w:ascii="宋体" w:hAnsi="宋体" w:eastAsia="宋体" w:cs="宋体"/>
           <w:b/>
           <w:bCs/>
           <w:spacing w:val="-5"/>
@@ -135,7 +134,7 @@
     </w:p>
     <w:p>
       <w:pPr>
-        <w:pStyle w:val="a"/>
+        <w:pStyle w:val="24"/>
         <w:bidi w:val="0"/>
       </w:pPr>
       <w:bookmarkStart w:id="0" w:name="_Toc4817"/>
@@ -150,7 +149,7 @@
     </w:p>
     <w:p>
       <w:pPr>
-        <w:pStyle w:val="a0"/>
+        <w:pStyle w:val="25"/>
         <w:bidi w:val="0"/>
         <w:rPr>
           <w:rFonts w:hint="default"/>
@@ -169,17 +168,18 @@
     </w:p>
     <w:tbl>
       <w:tblPr>
-        <w:tblStyle w:val="TableGrid"/>
+        <w:tblStyle w:val="21"/>
         <w:tblW w:w="0" w:type="auto"/>
         <w:tblInd w:w="2443" w:type="dxa"/>
         <w:tblBorders>
-          <w:top w:val="nil"/>
-          <w:left w:val="nil"/>
-          <w:bottom w:val="nil"/>
-          <w:right w:val="nil"/>
-          <w:insideH w:val="nil"/>
-          <w:insideV w:val="nil"/>
+          <w:top w:val="none" w:color="auto" w:sz="0" w:space="0"/>
+          <w:left w:val="none" w:color="auto" w:sz="0" w:space="0"/>
+          <w:bottom w:val="none" w:color="auto" w:sz="0" w:space="0"/>
+          <w:right w:val="none" w:color="auto" w:sz="0" w:space="0"/>
+          <w:insideH w:val="none" w:color="auto" w:sz="0" w:space="0"/>
+          <w:insideV w:val="none" w:color="auto" w:sz="0" w:space="0"/>
         </w:tblBorders>
+        <w:tblLayout w:type="autofit"/>
         <w:tblCellMar>
           <w:top w:w="0" w:type="dxa"/>
           <w:left w:w="108" w:type="dxa"/>
@@ -193,25 +193,17 @@
       </w:tblGrid>
       <w:tr>
         <w:tblPrEx>
-          <w:tblW w:w="0" w:type="auto"/>
-          <w:tblInd w:w="2443" w:type="dxa"/>
           <w:tblBorders>
-            <w:top w:val="nil"/>
-            <w:left w:val="nil"/>
-            <w:bottom w:val="nil"/>
-            <w:right w:val="nil"/>
-            <w:insideH w:val="nil"/>
-            <w:insideV w:val="nil"/>
+            <w:top w:val="none" w:color="auto" w:sz="0" w:space="0"/>
+            <w:left w:val="none" w:color="auto" w:sz="0" w:space="0"/>
+            <w:bottom w:val="none" w:color="auto" w:sz="0" w:space="0"/>
+            <w:right w:val="none" w:color="auto" w:sz="0" w:space="0"/>
+            <w:insideH w:val="none" w:color="auto" w:sz="0" w:space="0"/>
+            <w:insideV w:val="none" w:color="auto" w:sz="0" w:space="0"/>
           </w:tblBorders>
-          <w:tblCellMar>
-            <w:top w:w="0" w:type="dxa"/>
-            <w:left w:w="108" w:type="dxa"/>
-            <w:bottom w:w="0" w:type="dxa"/>
-            <w:right w:w="108" w:type="dxa"/>
-          </w:tblCellMar>
         </w:tblPrEx>
         <w:trPr>
-          <w:trHeight w:val="810"/>
+          <w:trHeight w:val="810" w:hRule="atLeast"/>
         </w:trPr>
         <w:tc>
           <w:tcPr>
@@ -242,7 +234,7 @@
             </w:r>
             <w:r>
               <w:rPr>
-                <w:rFonts w:asciiTheme="minorAscii" w:eastAsiaTheme="minorEastAsia" w:hAnsiTheme="minorAscii" w:hint="default"/>
+                <w:rFonts w:hint="default" w:asciiTheme="minorAscii" w:hAnsiTheme="minorAscii" w:eastAsiaTheme="minorEastAsia"/>
                 <w:spacing w:val="227"/>
                 <w:sz w:val="21"/>
                 <w:vertAlign w:val="baseline"/>
@@ -290,7 +282,7 @@
             </w:r>
             <w:r>
               <w:rPr>
-                <w:rFonts w:asciiTheme="minorAscii" w:eastAsiaTheme="minorEastAsia" w:hAnsiTheme="minorAscii" w:hint="eastAsia"/>
+                <w:rFonts w:hint="eastAsia" w:asciiTheme="minorAscii" w:hAnsiTheme="minorAscii" w:eastAsiaTheme="minorEastAsia"/>
                 <w:spacing w:val="227"/>
                 <w:sz w:val="21"/>
                 <w:vertAlign w:val="baseline"/>
@@ -312,8 +304,14 @@
       </w:tr>
       <w:tr>
         <w:tblPrEx>
-          <w:tblW w:w="0" w:type="auto"/>
-          <w:tblInd w:w="2443" w:type="dxa"/>
+          <w:tblBorders>
+            <w:top w:val="none" w:color="auto" w:sz="0" w:space="0"/>
+            <w:left w:val="none" w:color="auto" w:sz="0" w:space="0"/>
+            <w:bottom w:val="none" w:color="auto" w:sz="0" w:space="0"/>
+            <w:right w:val="none" w:color="auto" w:sz="0" w:space="0"/>
+            <w:insideH w:val="none" w:color="auto" w:sz="0" w:space="0"/>
+            <w:insideV w:val="none" w:color="auto" w:sz="0" w:space="0"/>
+          </w:tblBorders>
           <w:tblCellMar>
             <w:top w:w="0" w:type="dxa"/>
             <w:left w:w="108" w:type="dxa"/>
@@ -322,7 +320,7 @@
           </w:tblCellMar>
         </w:tblPrEx>
         <w:trPr>
-          <w:trHeight w:val="810"/>
+          <w:trHeight w:val="810" w:hRule="atLeast"/>
         </w:trPr>
         <w:tc>
           <w:tcPr>
@@ -339,7 +337,7 @@
               <w:overflowPunct/>
               <w:bidi w:val="0"/>
               <w:rPr>
-                <w:rFonts w:ascii="Arial" w:eastAsia="Arial" w:hAnsi="Arial" w:cs="Arial" w:hint="eastAsia"/>
+                <w:rFonts w:hint="eastAsia" w:ascii="Arial" w:hAnsi="Arial" w:eastAsia="Arial" w:cs="Arial"/>
                 <w:snapToGrid w:val="0"/>
                 <w:color w:val="000000"/>
                 <w:kern w:val="0"/>
@@ -359,7 +357,7 @@
             </w:r>
             <w:r>
               <w:rPr>
-                <w:rFonts w:asciiTheme="minorAscii" w:eastAsiaTheme="minorEastAsia" w:hAnsiTheme="minorAscii" w:hint="default"/>
+                <w:rFonts w:hint="default" w:asciiTheme="minorAscii" w:hAnsiTheme="minorAscii" w:eastAsiaTheme="minorEastAsia"/>
                 <w:spacing w:val="227"/>
                 <w:sz w:val="21"/>
                 <w:vertAlign w:val="baseline"/>
@@ -392,7 +390,7 @@
               <w:overflowPunct/>
               <w:bidi w:val="0"/>
               <w:rPr>
-                <w:rFonts w:ascii="Arial" w:eastAsia="Arial" w:hAnsi="Arial" w:cs="Arial" w:hint="eastAsia"/>
+                <w:rFonts w:hint="eastAsia" w:ascii="Arial" w:hAnsi="Arial" w:eastAsia="Arial" w:cs="Arial"/>
                 <w:snapToGrid w:val="0"/>
                 <w:color w:val="000000"/>
                 <w:kern w:val="0"/>
@@ -408,11 +406,21 @@
                 <w:vertAlign w:val="baseline"/>
                 <w:lang w:val="en-US" w:eastAsia="zh-CN"/>
               </w:rPr>
-              <w:t>编制时间</w:t>
+              <w:t>审核</w:t>
+            </w:r>
+            <w:bookmarkStart w:id="24" w:name="_GoBack"/>
+            <w:bookmarkEnd w:id="24"/>
+            <w:r>
+              <w:rPr>
+                <w:rFonts w:hint="eastAsia"/>
+                <w:vertAlign w:val="baseline"/>
+                <w:lang w:val="en-US" w:eastAsia="zh-CN"/>
+              </w:rPr>
+              <w:t>时间</w:t>
             </w:r>
             <w:r>
               <w:rPr>
-                <w:rFonts w:asciiTheme="minorAscii" w:eastAsiaTheme="minorEastAsia" w:hAnsiTheme="minorAscii" w:hint="eastAsia"/>
+                <w:rFonts w:hint="eastAsia" w:asciiTheme="minorAscii" w:hAnsiTheme="minorAscii" w:eastAsiaTheme="minorEastAsia"/>
                 <w:spacing w:val="227"/>
                 <w:sz w:val="21"/>
                 <w:vertAlign w:val="baseline"/>
@@ -434,8 +442,14 @@
       </w:tr>
       <w:tr>
         <w:tblPrEx>
-          <w:tblW w:w="0" w:type="auto"/>
-          <w:tblInd w:w="2443" w:type="dxa"/>
+          <w:tblBorders>
+            <w:top w:val="none" w:color="auto" w:sz="0" w:space="0"/>
+            <w:left w:val="none" w:color="auto" w:sz="0" w:space="0"/>
+            <w:bottom w:val="none" w:color="auto" w:sz="0" w:space="0"/>
+            <w:right w:val="none" w:color="auto" w:sz="0" w:space="0"/>
+            <w:insideH w:val="none" w:color="auto" w:sz="0" w:space="0"/>
+            <w:insideV w:val="none" w:color="auto" w:sz="0" w:space="0"/>
+          </w:tblBorders>
           <w:tblCellMar>
             <w:top w:w="0" w:type="dxa"/>
             <w:left w:w="108" w:type="dxa"/>
@@ -444,7 +458,7 @@
           </w:tblCellMar>
         </w:tblPrEx>
         <w:trPr>
-          <w:trHeight w:val="635"/>
+          <w:trHeight w:val="635" w:hRule="atLeast"/>
         </w:trPr>
         <w:tc>
           <w:tcPr>
@@ -475,7 +489,7 @@
             </w:r>
             <w:r>
               <w:rPr>
-                <w:rFonts w:asciiTheme="minorAscii" w:eastAsiaTheme="minorEastAsia" w:hAnsiTheme="minorAscii" w:hint="eastAsia"/>
+                <w:rFonts w:hint="eastAsia" w:asciiTheme="minorAscii" w:hAnsiTheme="minorAscii" w:eastAsiaTheme="minorEastAsia"/>
                 <w:spacing w:val="227"/>
                 <w:sz w:val="21"/>
                 <w:vertAlign w:val="baseline"/>
@@ -522,7 +536,7 @@
             </w:r>
             <w:r>
               <w:rPr>
-                <w:rFonts w:asciiTheme="minorAscii" w:eastAsiaTheme="minorEastAsia" w:hAnsiTheme="minorAscii" w:hint="eastAsia"/>
+                <w:rFonts w:hint="eastAsia" w:asciiTheme="minorAscii" w:hAnsiTheme="minorAscii" w:eastAsiaTheme="minorEastAsia"/>
                 <w:spacing w:val="227"/>
                 <w:sz w:val="21"/>
                 <w:vertAlign w:val="baseline"/>
@@ -553,14 +567,14 @@
         <w:spacing w:before="153" w:line="225" w:lineRule="auto"/>
         <w:ind w:left="3634"/>
         <w:rPr>
-          <w:rFonts w:ascii="宋体" w:eastAsia="宋体" w:hAnsi="宋体" w:cs="宋体"/>
+          <w:rFonts w:ascii="宋体" w:hAnsi="宋体" w:eastAsia="宋体" w:cs="宋体"/>
           <w:sz w:val="31"/>
           <w:szCs w:val="31"/>
         </w:rPr>
       </w:pPr>
       <w:r>
         <w:rPr>
-          <w:rFonts w:ascii="宋体" w:eastAsia="宋体" w:hAnsi="宋体" w:cs="宋体"/>
+          <w:rFonts w:ascii="宋体" w:hAnsi="宋体" w:eastAsia="宋体" w:cs="宋体"/>
           <w:b/>
           <w:bCs/>
           <w:spacing w:val="4"/>
@@ -572,16 +586,16 @@
     </w:p>
     <w:tbl>
       <w:tblPr>
-        <w:tblStyle w:val="TableNormal0"/>
+        <w:tblStyle w:val="26"/>
         <w:tblW w:w="8301" w:type="dxa"/>
         <w:tblInd w:w="2" w:type="dxa"/>
         <w:tblBorders>
-          <w:top w:val="single" w:sz="2" w:space="0" w:color="000000"/>
-          <w:left w:val="single" w:sz="2" w:space="0" w:color="000000"/>
-          <w:bottom w:val="single" w:sz="2" w:space="0" w:color="000000"/>
-          <w:right w:val="single" w:sz="2" w:space="0" w:color="000000"/>
-          <w:insideH w:val="single" w:sz="2" w:space="0" w:color="000000"/>
-          <w:insideV w:val="single" w:sz="2" w:space="0" w:color="000000"/>
+          <w:top w:val="single" w:color="000000" w:sz="2" w:space="0"/>
+          <w:left w:val="single" w:color="000000" w:sz="2" w:space="0"/>
+          <w:bottom w:val="single" w:color="000000" w:sz="2" w:space="0"/>
+          <w:right w:val="single" w:color="000000" w:sz="2" w:space="0"/>
+          <w:insideH w:val="single" w:color="000000" w:sz="2" w:space="0"/>
+          <w:insideV w:val="single" w:color="000000" w:sz="2" w:space="0"/>
         </w:tblBorders>
         <w:tblLayout w:type="fixed"/>
         <w:tblCellMar>
@@ -601,17 +615,14 @@
       </w:tblGrid>
       <w:tr>
         <w:tblPrEx>
-          <w:tblW w:w="8301" w:type="dxa"/>
-          <w:tblInd w:w="2" w:type="dxa"/>
           <w:tblBorders>
-            <w:top w:val="single" w:sz="2" w:space="0" w:color="000000"/>
-            <w:left w:val="single" w:sz="2" w:space="0" w:color="000000"/>
-            <w:bottom w:val="single" w:sz="2" w:space="0" w:color="000000"/>
-            <w:right w:val="single" w:sz="2" w:space="0" w:color="000000"/>
-            <w:insideH w:val="single" w:sz="2" w:space="0" w:color="000000"/>
-            <w:insideV w:val="single" w:sz="2" w:space="0" w:color="000000"/>
+            <w:top w:val="single" w:color="000000" w:sz="2" w:space="0"/>
+            <w:left w:val="single" w:color="000000" w:sz="2" w:space="0"/>
+            <w:bottom w:val="single" w:color="000000" w:sz="2" w:space="0"/>
+            <w:right w:val="single" w:color="000000" w:sz="2" w:space="0"/>
+            <w:insideH w:val="single" w:color="000000" w:sz="2" w:space="0"/>
+            <w:insideV w:val="single" w:color="000000" w:sz="2" w:space="0"/>
           </w:tblBorders>
-          <w:tblLayout w:type="fixed"/>
           <w:tblCellMar>
             <w:top w:w="0" w:type="dxa"/>
             <w:left w:w="0" w:type="dxa"/>
@@ -620,7 +631,7 @@
           </w:tblCellMar>
         </w:tblPrEx>
         <w:trPr>
-          <w:trHeight w:val="593"/>
+          <w:trHeight w:val="593" w:hRule="atLeast"/>
         </w:trPr>
         <w:tc>
           <w:tcPr>
@@ -631,14 +642,14 @@
               <w:spacing w:before="176" w:line="228" w:lineRule="auto"/>
               <w:ind w:left="607"/>
               <w:rPr>
-                <w:rFonts w:ascii="宋体" w:eastAsia="宋体" w:hAnsi="宋体" w:cs="宋体"/>
+                <w:rFonts w:ascii="宋体" w:hAnsi="宋体" w:eastAsia="宋体" w:cs="宋体"/>
                 <w:sz w:val="20"/>
                 <w:szCs w:val="20"/>
               </w:rPr>
             </w:pPr>
             <w:r>
               <w:rPr>
-                <w:rFonts w:ascii="宋体" w:eastAsia="宋体" w:hAnsi="宋体" w:cs="宋体"/>
+                <w:rFonts w:ascii="宋体" w:hAnsi="宋体" w:eastAsia="宋体" w:cs="宋体"/>
                 <w:spacing w:val="-14"/>
                 <w:sz w:val="20"/>
                 <w:szCs w:val="20"/>
@@ -656,14 +667,14 @@
               <w:spacing w:before="175" w:line="227" w:lineRule="auto"/>
               <w:ind w:left="253"/>
               <w:rPr>
-                <w:rFonts w:ascii="宋体" w:eastAsia="宋体" w:hAnsi="宋体" w:cs="宋体"/>
+                <w:rFonts w:ascii="宋体" w:hAnsi="宋体" w:eastAsia="宋体" w:cs="宋体"/>
                 <w:sz w:val="20"/>
                 <w:szCs w:val="20"/>
               </w:rPr>
             </w:pPr>
             <w:r>
               <w:rPr>
-                <w:rFonts w:ascii="宋体" w:eastAsia="宋体" w:hAnsi="宋体" w:cs="宋体"/>
+                <w:rFonts w:ascii="宋体" w:hAnsi="宋体" w:eastAsia="宋体" w:cs="宋体"/>
                 <w:spacing w:val="4"/>
                 <w:sz w:val="20"/>
                 <w:szCs w:val="20"/>
@@ -681,14 +692,14 @@
               <w:spacing w:before="175" w:line="228" w:lineRule="auto"/>
               <w:ind w:left="730"/>
               <w:rPr>
-                <w:rFonts w:ascii="宋体" w:eastAsia="宋体" w:hAnsi="宋体" w:cs="宋体"/>
+                <w:rFonts w:ascii="宋体" w:hAnsi="宋体" w:eastAsia="宋体" w:cs="宋体"/>
                 <w:sz w:val="20"/>
                 <w:szCs w:val="20"/>
               </w:rPr>
             </w:pPr>
             <w:r>
               <w:rPr>
-                <w:rFonts w:ascii="宋体" w:eastAsia="宋体" w:hAnsi="宋体" w:cs="宋体"/>
+                <w:rFonts w:ascii="宋体" w:hAnsi="宋体" w:eastAsia="宋体" w:cs="宋体"/>
                 <w:spacing w:val="7"/>
                 <w:sz w:val="20"/>
                 <w:szCs w:val="20"/>
@@ -706,14 +717,14 @@
               <w:spacing w:before="175" w:line="228" w:lineRule="auto"/>
               <w:ind w:left="310"/>
               <w:rPr>
-                <w:rFonts w:ascii="宋体" w:eastAsia="宋体" w:hAnsi="宋体" w:cs="宋体"/>
+                <w:rFonts w:ascii="宋体" w:hAnsi="宋体" w:eastAsia="宋体" w:cs="宋体"/>
                 <w:sz w:val="20"/>
                 <w:szCs w:val="20"/>
               </w:rPr>
             </w:pPr>
             <w:r>
               <w:rPr>
-                <w:rFonts w:ascii="宋体" w:eastAsia="宋体" w:hAnsi="宋体" w:cs="宋体"/>
+                <w:rFonts w:ascii="宋体" w:hAnsi="宋体" w:eastAsia="宋体" w:cs="宋体"/>
                 <w:spacing w:val="6"/>
                 <w:sz w:val="20"/>
                 <w:szCs w:val="20"/>
@@ -731,7 +742,7 @@
               <w:spacing w:before="175" w:line="228" w:lineRule="auto"/>
               <w:ind w:left="310"/>
               <w:rPr>
-                <w:rFonts w:ascii="宋体" w:eastAsia="宋体" w:hAnsi="宋体" w:cs="宋体" w:hint="eastAsia"/>
+                <w:rFonts w:hint="eastAsia" w:ascii="宋体" w:hAnsi="宋体" w:eastAsia="宋体" w:cs="宋体"/>
                 <w:spacing w:val="6"/>
                 <w:sz w:val="20"/>
                 <w:szCs w:val="20"/>
@@ -740,7 +751,7 @@
             </w:pPr>
             <w:r>
               <w:rPr>
-                <w:rFonts w:ascii="宋体" w:eastAsia="宋体" w:hAnsi="宋体" w:cs="宋体" w:hint="eastAsia"/>
+                <w:rFonts w:hint="eastAsia" w:ascii="宋体" w:hAnsi="宋体" w:eastAsia="宋体" w:cs="宋体"/>
                 <w:spacing w:val="6"/>
                 <w:sz w:val="20"/>
                 <w:szCs w:val="20"/>
@@ -759,14 +770,14 @@
               <w:spacing w:before="176" w:line="229" w:lineRule="auto"/>
               <w:ind w:left="311"/>
               <w:rPr>
-                <w:rFonts w:ascii="宋体" w:eastAsia="宋体" w:hAnsi="宋体" w:cs="宋体"/>
+                <w:rFonts w:ascii="宋体" w:hAnsi="宋体" w:eastAsia="宋体" w:cs="宋体"/>
                 <w:sz w:val="20"/>
                 <w:szCs w:val="20"/>
               </w:rPr>
             </w:pPr>
             <w:r>
               <w:rPr>
-                <w:rFonts w:ascii="宋体" w:eastAsia="宋体" w:hAnsi="宋体" w:cs="宋体"/>
+                <w:rFonts w:ascii="宋体" w:hAnsi="宋体" w:eastAsia="宋体" w:cs="宋体"/>
                 <w:spacing w:val="7"/>
                 <w:sz w:val="20"/>
                 <w:szCs w:val="20"/>
@@ -778,9 +789,14 @@
       </w:tr>
       <w:tr>
         <w:tblPrEx>
-          <w:tblW w:w="8301" w:type="dxa"/>
-          <w:tblInd w:w="2" w:type="dxa"/>
-          <w:tblLayout w:type="fixed"/>
+          <w:tblBorders>
+            <w:top w:val="single" w:color="000000" w:sz="2" w:space="0"/>
+            <w:left w:val="single" w:color="000000" w:sz="2" w:space="0"/>
+            <w:bottom w:val="single" w:color="000000" w:sz="2" w:space="0"/>
+            <w:right w:val="single" w:color="000000" w:sz="2" w:space="0"/>
+            <w:insideH w:val="single" w:color="000000" w:sz="2" w:space="0"/>
+            <w:insideV w:val="single" w:color="000000" w:sz="2" w:space="0"/>
+          </w:tblBorders>
           <w:tblCellMar>
             <w:top w:w="0" w:type="dxa"/>
             <w:left w:w="0" w:type="dxa"/>
@@ -789,7 +805,7 @@
           </w:tblCellMar>
         </w:tblPrEx>
         <w:trPr>
-          <w:trHeight w:val="556"/>
+          <w:trHeight w:val="556" w:hRule="atLeast"/>
         </w:trPr>
         <w:tc>
           <w:tcPr>
@@ -800,14 +816,14 @@
               <w:spacing w:before="173" w:line="267" w:lineRule="exact"/>
               <w:ind w:left="260"/>
               <w:rPr>
-                <w:rFonts w:ascii="宋体" w:eastAsia="宋体" w:hAnsi="宋体" w:cs="宋体"/>
+                <w:rFonts w:ascii="宋体" w:hAnsi="宋体" w:eastAsia="宋体" w:cs="宋体"/>
                 <w:sz w:val="20"/>
                 <w:szCs w:val="20"/>
               </w:rPr>
             </w:pPr>
             <w:r>
               <w:rPr>
-                <w:rFonts w:ascii="宋体" w:eastAsia="宋体" w:hAnsi="宋体" w:cs="宋体"/>
+                <w:rFonts w:ascii="宋体" w:hAnsi="宋体" w:eastAsia="宋体" w:cs="宋体"/>
                 <w:spacing w:val="3"/>
                 <w:position w:val="1"/>
                 <w:sz w:val="20"/>
@@ -826,14 +842,14 @@
               <w:spacing w:before="173" w:line="267" w:lineRule="exact"/>
               <w:ind w:left="248"/>
               <w:rPr>
-                <w:rFonts w:ascii="宋体" w:eastAsia="宋体" w:hAnsi="宋体" w:cs="宋体"/>
+                <w:rFonts w:ascii="宋体" w:hAnsi="宋体" w:eastAsia="宋体" w:cs="宋体"/>
                 <w:sz w:val="20"/>
                 <w:szCs w:val="20"/>
               </w:rPr>
             </w:pPr>
             <w:r>
               <w:rPr>
-                <w:rFonts w:ascii="宋体" w:eastAsia="宋体" w:hAnsi="宋体" w:cs="宋体"/>
+                <w:rFonts w:ascii="宋体" w:hAnsi="宋体" w:eastAsia="宋体" w:cs="宋体"/>
                 <w:spacing w:val="4"/>
                 <w:position w:val="1"/>
                 <w:sz w:val="20"/>
@@ -853,14 +869,14 @@
               <w:ind w:left="114"/>
               <w:jc w:val="center"/>
               <w:rPr>
-                <w:rFonts w:ascii="宋体" w:eastAsia="宋体" w:hAnsi="宋体" w:cs="宋体"/>
+                <w:rFonts w:ascii="宋体" w:hAnsi="宋体" w:eastAsia="宋体" w:cs="宋体"/>
                 <w:sz w:val="20"/>
                 <w:szCs w:val="20"/>
               </w:rPr>
             </w:pPr>
             <w:r>
               <w:rPr>
-                <w:rFonts w:ascii="宋体" w:eastAsia="宋体" w:hAnsi="宋体" w:cs="宋体"/>
+                <w:rFonts w:ascii="宋体" w:hAnsi="宋体" w:eastAsia="宋体" w:cs="宋体"/>
                 <w:spacing w:val="7"/>
                 <w:sz w:val="20"/>
                 <w:szCs w:val="20"/>
@@ -878,7 +894,7 @@
               <w:spacing w:before="172" w:line="228" w:lineRule="auto"/>
               <w:ind w:left="313"/>
               <w:rPr>
-                <w:rFonts w:ascii="宋体" w:eastAsia="宋体" w:hAnsi="宋体" w:cs="宋体" w:hint="eastAsia"/>
+                <w:rFonts w:hint="eastAsia" w:ascii="宋体" w:hAnsi="宋体" w:eastAsia="宋体" w:cs="宋体"/>
                 <w:sz w:val="20"/>
                 <w:szCs w:val="20"/>
                 <w:lang w:val="en-US" w:eastAsia="zh-CN"/>
@@ -886,7 +902,7 @@
             </w:pPr>
             <w:r>
               <w:rPr>
-                <w:rFonts w:ascii="宋体" w:hAnsi="宋体" w:cs="宋体" w:hint="eastAsia"/>
+                <w:rFonts w:hint="eastAsia" w:ascii="宋体" w:hAnsi="宋体" w:cs="宋体"/>
                 <w:sz w:val="20"/>
                 <w:szCs w:val="20"/>
                 <w:lang w:val="en-US" w:eastAsia="zh-CN"/>
@@ -904,7 +920,7 @@
               <w:spacing w:before="172" w:line="228" w:lineRule="auto"/>
               <w:ind w:left="313"/>
               <w:rPr>
-                <w:rFonts w:ascii="宋体" w:eastAsia="宋体" w:hAnsi="宋体" w:cs="宋体" w:hint="eastAsia"/>
+                <w:rFonts w:hint="eastAsia" w:ascii="宋体" w:hAnsi="宋体" w:eastAsia="宋体" w:cs="宋体"/>
                 <w:spacing w:val="5"/>
                 <w:sz w:val="20"/>
                 <w:szCs w:val="20"/>
@@ -928,14 +944,14 @@
               <w:spacing w:before="173" w:line="229" w:lineRule="auto"/>
               <w:ind w:left="314"/>
               <w:rPr>
-                <w:rFonts w:ascii="宋体" w:eastAsia="宋体" w:hAnsi="宋体" w:cs="宋体"/>
+                <w:rFonts w:ascii="宋体" w:hAnsi="宋体" w:eastAsia="宋体" w:cs="宋体"/>
                 <w:sz w:val="20"/>
                 <w:szCs w:val="20"/>
               </w:rPr>
             </w:pPr>
             <w:r>
               <w:rPr>
-                <w:rFonts w:ascii="宋体" w:eastAsia="宋体" w:hAnsi="宋体" w:cs="宋体" w:hint="eastAsia"/>
+                <w:rFonts w:hint="eastAsia" w:ascii="宋体" w:hAnsi="宋体" w:eastAsia="宋体" w:cs="宋体"/>
                 <w:spacing w:val="6"/>
                 <w:sz w:val="20"/>
                 <w:szCs w:val="20"/>
@@ -948,9 +964,14 @@
       </w:tr>
       <w:tr>
         <w:tblPrEx>
-          <w:tblW w:w="8301" w:type="dxa"/>
-          <w:tblInd w:w="2" w:type="dxa"/>
-          <w:tblLayout w:type="fixed"/>
+          <w:tblBorders>
+            <w:top w:val="single" w:color="000000" w:sz="2" w:space="0"/>
+            <w:left w:val="single" w:color="000000" w:sz="2" w:space="0"/>
+            <w:bottom w:val="single" w:color="000000" w:sz="2" w:space="0"/>
+            <w:right w:val="single" w:color="000000" w:sz="2" w:space="0"/>
+            <w:insideH w:val="single" w:color="000000" w:sz="2" w:space="0"/>
+            <w:insideV w:val="single" w:color="000000" w:sz="2" w:space="0"/>
+          </w:tblBorders>
           <w:tblCellMar>
             <w:top w:w="0" w:type="dxa"/>
             <w:left w:w="0" w:type="dxa"/>
@@ -959,7 +980,7 @@
           </w:tblCellMar>
         </w:tblPrEx>
         <w:trPr>
-          <w:trHeight w:val="556"/>
+          <w:trHeight w:val="556" w:hRule="atLeast"/>
         </w:trPr>
         <w:tc>
           <w:tcPr>
@@ -967,7 +988,7 @@
           </w:tcPr>
           <w:p>
             <w:pPr>
-              <w:pStyle w:val="TableText"/>
+              <w:pStyle w:val="27"/>
             </w:pPr>
           </w:p>
         </w:tc>
@@ -977,7 +998,7 @@
           </w:tcPr>
           <w:p>
             <w:pPr>
-              <w:pStyle w:val="TableText"/>
+              <w:pStyle w:val="27"/>
             </w:pPr>
           </w:p>
         </w:tc>
@@ -987,7 +1008,7 @@
           </w:tcPr>
           <w:p>
             <w:pPr>
-              <w:pStyle w:val="TableText"/>
+              <w:pStyle w:val="27"/>
             </w:pPr>
           </w:p>
         </w:tc>
@@ -1019,16 +1040,21 @@
           </w:tcPr>
           <w:p>
             <w:pPr>
-              <w:pStyle w:val="TableText"/>
+              <w:pStyle w:val="27"/>
             </w:pPr>
           </w:p>
         </w:tc>
       </w:tr>
       <w:tr>
         <w:tblPrEx>
-          <w:tblW w:w="8301" w:type="dxa"/>
-          <w:tblInd w:w="2" w:type="dxa"/>
-          <w:tblLayout w:type="fixed"/>
+          <w:tblBorders>
+            <w:top w:val="single" w:color="000000" w:sz="2" w:space="0"/>
+            <w:left w:val="single" w:color="000000" w:sz="2" w:space="0"/>
+            <w:bottom w:val="single" w:color="000000" w:sz="2" w:space="0"/>
+            <w:right w:val="single" w:color="000000" w:sz="2" w:space="0"/>
+            <w:insideH w:val="single" w:color="000000" w:sz="2" w:space="0"/>
+            <w:insideV w:val="single" w:color="000000" w:sz="2" w:space="0"/>
+          </w:tblBorders>
           <w:tblCellMar>
             <w:top w:w="0" w:type="dxa"/>
             <w:left w:w="0" w:type="dxa"/>
@@ -1037,7 +1063,7 @@
           </w:tblCellMar>
         </w:tblPrEx>
         <w:trPr>
-          <w:trHeight w:val="556"/>
+          <w:trHeight w:val="556" w:hRule="atLeast"/>
         </w:trPr>
         <w:tc>
           <w:tcPr>
@@ -1045,7 +1071,7 @@
           </w:tcPr>
           <w:p>
             <w:pPr>
-              <w:pStyle w:val="TableText"/>
+              <w:pStyle w:val="27"/>
             </w:pPr>
           </w:p>
         </w:tc>
@@ -1055,7 +1081,7 @@
           </w:tcPr>
           <w:p>
             <w:pPr>
-              <w:pStyle w:val="TableText"/>
+              <w:pStyle w:val="27"/>
             </w:pPr>
           </w:p>
         </w:tc>
@@ -1065,7 +1091,7 @@
           </w:tcPr>
           <w:p>
             <w:pPr>
-              <w:pStyle w:val="TableText"/>
+              <w:pStyle w:val="27"/>
             </w:pPr>
           </w:p>
         </w:tc>
@@ -1097,16 +1123,21 @@
           </w:tcPr>
           <w:p>
             <w:pPr>
-              <w:pStyle w:val="TableText"/>
+              <w:pStyle w:val="27"/>
             </w:pPr>
           </w:p>
         </w:tc>
       </w:tr>
       <w:tr>
         <w:tblPrEx>
-          <w:tblW w:w="8301" w:type="dxa"/>
-          <w:tblInd w:w="2" w:type="dxa"/>
-          <w:tblLayout w:type="fixed"/>
+          <w:tblBorders>
+            <w:top w:val="single" w:color="000000" w:sz="2" w:space="0"/>
+            <w:left w:val="single" w:color="000000" w:sz="2" w:space="0"/>
+            <w:bottom w:val="single" w:color="000000" w:sz="2" w:space="0"/>
+            <w:right w:val="single" w:color="000000" w:sz="2" w:space="0"/>
+            <w:insideH w:val="single" w:color="000000" w:sz="2" w:space="0"/>
+            <w:insideV w:val="single" w:color="000000" w:sz="2" w:space="0"/>
+          </w:tblBorders>
           <w:tblCellMar>
             <w:top w:w="0" w:type="dxa"/>
             <w:left w:w="0" w:type="dxa"/>
@@ -1115,7 +1146,7 @@
           </w:tblCellMar>
         </w:tblPrEx>
         <w:trPr>
-          <w:trHeight w:val="557"/>
+          <w:trHeight w:val="557" w:hRule="atLeast"/>
         </w:trPr>
         <w:tc>
           <w:tcPr>
@@ -1123,7 +1154,7 @@
           </w:tcPr>
           <w:p>
             <w:pPr>
-              <w:pStyle w:val="TableText"/>
+              <w:pStyle w:val="27"/>
             </w:pPr>
           </w:p>
         </w:tc>
@@ -1133,7 +1164,7 @@
           </w:tcPr>
           <w:p>
             <w:pPr>
-              <w:pStyle w:val="TableText"/>
+              <w:pStyle w:val="27"/>
             </w:pPr>
           </w:p>
         </w:tc>
@@ -1143,7 +1174,7 @@
           </w:tcPr>
           <w:p>
             <w:pPr>
-              <w:pStyle w:val="TableText"/>
+              <w:pStyle w:val="27"/>
             </w:pPr>
           </w:p>
         </w:tc>
@@ -1153,7 +1184,7 @@
           </w:tcPr>
           <w:p>
             <w:pPr>
-              <w:pStyle w:val="TableText"/>
+              <w:pStyle w:val="27"/>
             </w:pPr>
           </w:p>
         </w:tc>
@@ -1163,7 +1194,7 @@
           </w:tcPr>
           <w:p>
             <w:pPr>
-              <w:pStyle w:val="TableText"/>
+              <w:pStyle w:val="27"/>
             </w:pPr>
           </w:p>
         </w:tc>
@@ -1173,16 +1204,21 @@
           </w:tcPr>
           <w:p>
             <w:pPr>
-              <w:pStyle w:val="TableText"/>
+              <w:pStyle w:val="27"/>
             </w:pPr>
           </w:p>
         </w:tc>
       </w:tr>
       <w:tr>
         <w:tblPrEx>
-          <w:tblW w:w="8301" w:type="dxa"/>
-          <w:tblInd w:w="2" w:type="dxa"/>
-          <w:tblLayout w:type="fixed"/>
+          <w:tblBorders>
+            <w:top w:val="single" w:color="000000" w:sz="2" w:space="0"/>
+            <w:left w:val="single" w:color="000000" w:sz="2" w:space="0"/>
+            <w:bottom w:val="single" w:color="000000" w:sz="2" w:space="0"/>
+            <w:right w:val="single" w:color="000000" w:sz="2" w:space="0"/>
+            <w:insideH w:val="single" w:color="000000" w:sz="2" w:space="0"/>
+            <w:insideV w:val="single" w:color="000000" w:sz="2" w:space="0"/>
+          </w:tblBorders>
           <w:tblCellMar>
             <w:top w:w="0" w:type="dxa"/>
             <w:left w:w="0" w:type="dxa"/>
@@ -1191,7 +1227,7 @@
           </w:tblCellMar>
         </w:tblPrEx>
         <w:trPr>
-          <w:trHeight w:val="556"/>
+          <w:trHeight w:val="556" w:hRule="atLeast"/>
         </w:trPr>
         <w:tc>
           <w:tcPr>
@@ -1199,7 +1235,7 @@
           </w:tcPr>
           <w:p>
             <w:pPr>
-              <w:pStyle w:val="TableText"/>
+              <w:pStyle w:val="27"/>
             </w:pPr>
           </w:p>
         </w:tc>
@@ -1209,7 +1245,7 @@
           </w:tcPr>
           <w:p>
             <w:pPr>
-              <w:pStyle w:val="TableText"/>
+              <w:pStyle w:val="27"/>
             </w:pPr>
           </w:p>
         </w:tc>
@@ -1219,7 +1255,7 @@
           </w:tcPr>
           <w:p>
             <w:pPr>
-              <w:pStyle w:val="TableText"/>
+              <w:pStyle w:val="27"/>
             </w:pPr>
           </w:p>
         </w:tc>
@@ -1229,7 +1265,7 @@
           </w:tcPr>
           <w:p>
             <w:pPr>
-              <w:pStyle w:val="TableText"/>
+              <w:pStyle w:val="27"/>
             </w:pPr>
           </w:p>
         </w:tc>
@@ -1239,7 +1275,7 @@
           </w:tcPr>
           <w:p>
             <w:pPr>
-              <w:pStyle w:val="TableText"/>
+              <w:pStyle w:val="27"/>
             </w:pPr>
           </w:p>
         </w:tc>
@@ -1249,16 +1285,21 @@
           </w:tcPr>
           <w:p>
             <w:pPr>
-              <w:pStyle w:val="TableText"/>
+              <w:pStyle w:val="27"/>
             </w:pPr>
           </w:p>
         </w:tc>
       </w:tr>
       <w:tr>
         <w:tblPrEx>
-          <w:tblW w:w="8301" w:type="dxa"/>
-          <w:tblInd w:w="2" w:type="dxa"/>
-          <w:tblLayout w:type="fixed"/>
+          <w:tblBorders>
+            <w:top w:val="single" w:color="000000" w:sz="2" w:space="0"/>
+            <w:left w:val="single" w:color="000000" w:sz="2" w:space="0"/>
+            <w:bottom w:val="single" w:color="000000" w:sz="2" w:space="0"/>
+            <w:right w:val="single" w:color="000000" w:sz="2" w:space="0"/>
+            <w:insideH w:val="single" w:color="000000" w:sz="2" w:space="0"/>
+            <w:insideV w:val="single" w:color="000000" w:sz="2" w:space="0"/>
+          </w:tblBorders>
           <w:tblCellMar>
             <w:top w:w="0" w:type="dxa"/>
             <w:left w:w="0" w:type="dxa"/>
@@ -1267,7 +1308,7 @@
           </w:tblCellMar>
         </w:tblPrEx>
         <w:trPr>
-          <w:trHeight w:val="561"/>
+          <w:trHeight w:val="561" w:hRule="atLeast"/>
         </w:trPr>
         <w:tc>
           <w:tcPr>
@@ -1275,7 +1316,7 @@
           </w:tcPr>
           <w:p>
             <w:pPr>
-              <w:pStyle w:val="TableText"/>
+              <w:pStyle w:val="27"/>
             </w:pPr>
           </w:p>
         </w:tc>
@@ -1285,7 +1326,7 @@
           </w:tcPr>
           <w:p>
             <w:pPr>
-              <w:pStyle w:val="TableText"/>
+              <w:pStyle w:val="27"/>
             </w:pPr>
           </w:p>
         </w:tc>
@@ -1295,7 +1336,7 @@
           </w:tcPr>
           <w:p>
             <w:pPr>
-              <w:pStyle w:val="TableText"/>
+              <w:pStyle w:val="27"/>
             </w:pPr>
           </w:p>
         </w:tc>
@@ -1305,7 +1346,7 @@
           </w:tcPr>
           <w:p>
             <w:pPr>
-              <w:pStyle w:val="TableText"/>
+              <w:pStyle w:val="27"/>
             </w:pPr>
           </w:p>
         </w:tc>
@@ -1315,7 +1356,7 @@
           </w:tcPr>
           <w:p>
             <w:pPr>
-              <w:pStyle w:val="TableText"/>
+              <w:pStyle w:val="27"/>
             </w:pPr>
           </w:p>
         </w:tc>
@@ -1325,7 +1366,7 @@
           </w:tcPr>
           <w:p>
             <w:pPr>
-              <w:pStyle w:val="TableText"/>
+              <w:pStyle w:val="27"/>
             </w:pPr>
           </w:p>
         </w:tc>
@@ -1339,7 +1380,7 @@
     <w:sdt>
       <w:sdtPr>
         <w:rPr>
-          <w:rFonts w:ascii="宋体" w:eastAsia="宋体" w:hAnsi="宋体" w:cs="Arial"/>
+          <w:rFonts w:ascii="宋体" w:hAnsi="宋体" w:eastAsia="宋体" w:cs="Arial"/>
           <w:snapToGrid w:val="0"/>
           <w:color w:val="000000"/>
           <w:kern w:val="0"/>
@@ -1355,7 +1396,7 @@
       </w:sdtPr>
       <w:sdtEndPr>
         <w:rPr>
-          <w:rFonts w:ascii="宋体" w:eastAsia="宋体" w:hAnsi="宋体" w:cs="宋体" w:hint="eastAsia"/>
+          <w:rFonts w:hint="eastAsia" w:ascii="宋体" w:hAnsi="宋体" w:eastAsia="宋体" w:cs="宋体"/>
           <w:snapToGrid w:val="0"/>
           <w:color w:val="000000"/>
           <w:kern w:val="0"/>
@@ -1368,17 +1409,17 @@
         <w:p>
           <w:pPr>
             <w:spacing w:before="0" w:beforeLines="0" w:after="0" w:afterLines="0" w:line="240" w:lineRule="auto"/>
-            <w:ind w:left="0" w:right="0" w:firstLine="0" w:leftChars="0" w:rightChars="0" w:firstLineChars="0"/>
+            <w:ind w:left="0" w:leftChars="0" w:right="0" w:rightChars="0" w:firstLine="0" w:firstLineChars="0"/>
             <w:jc w:val="center"/>
             <w:rPr>
-              <w:rFonts w:ascii="宋体" w:eastAsia="宋体" w:hAnsi="宋体" w:cs="宋体" w:hint="eastAsia"/>
+              <w:rFonts w:hint="eastAsia" w:ascii="宋体" w:hAnsi="宋体" w:eastAsia="宋体" w:cs="宋体"/>
               <w:sz w:val="24"/>
               <w:szCs w:val="24"/>
             </w:rPr>
           </w:pPr>
           <w:r>
             <w:rPr>
-              <w:rFonts w:ascii="宋体" w:eastAsia="宋体" w:hAnsi="宋体" w:cs="宋体" w:hint="eastAsia"/>
+              <w:rFonts w:hint="eastAsia" w:ascii="宋体" w:hAnsi="宋体" w:eastAsia="宋体" w:cs="宋体"/>
               <w:sz w:val="24"/>
               <w:szCs w:val="24"/>
             </w:rPr>
@@ -1387,14 +1428,14 @@
         </w:p>
         <w:p>
           <w:pPr>
-            <w:pStyle w:val="TOC1"/>
+            <w:pStyle w:val="16"/>
             <w:tabs>
               <w:tab w:val="right" w:leader="dot" w:pos="8306"/>
             </w:tabs>
           </w:pPr>
           <w:r>
             <w:rPr>
-              <w:rFonts w:ascii="宋体" w:eastAsia="宋体" w:hAnsi="宋体" w:cs="宋体" w:hint="eastAsia"/>
+              <w:rFonts w:hint="eastAsia" w:ascii="宋体" w:hAnsi="宋体" w:eastAsia="宋体" w:cs="宋体"/>
               <w:sz w:val="24"/>
               <w:szCs w:val="24"/>
             </w:rPr>
@@ -1402,7 +1443,7 @@
           </w:r>
           <w:r>
             <w:rPr>
-              <w:rFonts w:ascii="宋体" w:eastAsia="宋体" w:hAnsi="宋体" w:cs="宋体" w:hint="eastAsia"/>
+              <w:rFonts w:hint="eastAsia" w:ascii="宋体" w:hAnsi="宋体" w:eastAsia="宋体" w:cs="宋体"/>
               <w:sz w:val="24"/>
               <w:szCs w:val="24"/>
             </w:rPr>
@@ -1410,7 +1451,7 @@
           </w:r>
           <w:r>
             <w:rPr>
-              <w:rFonts w:ascii="宋体" w:eastAsia="宋体" w:hAnsi="宋体" w:cs="宋体" w:hint="eastAsia"/>
+              <w:rFonts w:hint="eastAsia" w:ascii="宋体" w:hAnsi="宋体" w:eastAsia="宋体" w:cs="宋体"/>
               <w:sz w:val="24"/>
               <w:szCs w:val="24"/>
             </w:rPr>
@@ -1418,21 +1459,21 @@
           </w:r>
           <w:r>
             <w:rPr>
-              <w:rFonts w:ascii="宋体" w:eastAsia="宋体" w:hAnsi="宋体" w:cs="宋体" w:hint="eastAsia"/>
+              <w:rFonts w:hint="eastAsia" w:ascii="宋体" w:hAnsi="宋体" w:eastAsia="宋体" w:cs="宋体"/>
               <w:szCs w:val="24"/>
             </w:rPr>
             <w:fldChar w:fldCharType="begin"/>
           </w:r>
           <w:r>
             <w:rPr>
-              <w:rFonts w:ascii="宋体" w:eastAsia="宋体" w:hAnsi="宋体" w:cs="宋体" w:hint="eastAsia"/>
+              <w:rFonts w:hint="eastAsia" w:ascii="宋体" w:hAnsi="宋体" w:eastAsia="宋体" w:cs="宋体"/>
               <w:szCs w:val="24"/>
             </w:rPr>
             <w:instrText xml:space="preserve"> HYPERLINK \l _Toc4817 </w:instrText>
           </w:r>
           <w:r>
             <w:rPr>
-              <w:rFonts w:ascii="宋体" w:eastAsia="宋体" w:hAnsi="宋体" w:cs="宋体" w:hint="eastAsia"/>
+              <w:rFonts w:hint="eastAsia" w:ascii="宋体" w:hAnsi="宋体" w:eastAsia="宋体" w:cs="宋体"/>
               <w:szCs w:val="24"/>
             </w:rPr>
             <w:fldChar w:fldCharType="separate"/>
@@ -1464,7 +1505,7 @@
           </w:r>
           <w:r>
             <w:rPr>
-              <w:rFonts w:ascii="宋体" w:eastAsia="宋体" w:hAnsi="宋体" w:cs="宋体" w:hint="eastAsia"/>
+              <w:rFonts w:hint="eastAsia" w:ascii="宋体" w:hAnsi="宋体" w:eastAsia="宋体" w:cs="宋体"/>
               <w:szCs w:val="24"/>
             </w:rPr>
             <w:fldChar w:fldCharType="end"/>
@@ -1472,28 +1513,28 @@
         </w:p>
         <w:p>
           <w:pPr>
-            <w:pStyle w:val="TOC1"/>
+            <w:pStyle w:val="16"/>
             <w:tabs>
               <w:tab w:val="right" w:leader="dot" w:pos="8306"/>
             </w:tabs>
           </w:pPr>
           <w:r>
             <w:rPr>
-              <w:rFonts w:ascii="宋体" w:eastAsia="宋体" w:hAnsi="宋体" w:cs="宋体" w:hint="eastAsia"/>
+              <w:rFonts w:hint="eastAsia" w:ascii="宋体" w:hAnsi="宋体" w:eastAsia="宋体" w:cs="宋体"/>
               <w:szCs w:val="24"/>
             </w:rPr>
             <w:fldChar w:fldCharType="begin"/>
           </w:r>
           <w:r>
             <w:rPr>
-              <w:rFonts w:ascii="宋体" w:eastAsia="宋体" w:hAnsi="宋体" w:cs="宋体" w:hint="eastAsia"/>
+              <w:rFonts w:hint="eastAsia" w:ascii="宋体" w:hAnsi="宋体" w:eastAsia="宋体" w:cs="宋体"/>
               <w:szCs w:val="24"/>
             </w:rPr>
             <w:instrText xml:space="preserve"> HYPERLINK \l _Toc8858 </w:instrText>
           </w:r>
           <w:r>
             <w:rPr>
-              <w:rFonts w:ascii="宋体" w:eastAsia="宋体" w:hAnsi="宋体" w:cs="宋体" w:hint="eastAsia"/>
+              <w:rFonts w:hint="eastAsia" w:ascii="宋体" w:hAnsi="宋体" w:eastAsia="宋体" w:cs="宋体"/>
               <w:szCs w:val="24"/>
             </w:rPr>
             <w:fldChar w:fldCharType="separate"/>
@@ -1525,7 +1566,7 @@
           </w:r>
           <w:r>
             <w:rPr>
-              <w:rFonts w:ascii="宋体" w:eastAsia="宋体" w:hAnsi="宋体" w:cs="宋体" w:hint="eastAsia"/>
+              <w:rFonts w:hint="eastAsia" w:ascii="宋体" w:hAnsi="宋体" w:eastAsia="宋体" w:cs="宋体"/>
               <w:szCs w:val="24"/>
             </w:rPr>
             <w:fldChar w:fldCharType="end"/>
@@ -1533,28 +1574,28 @@
         </w:p>
         <w:p>
           <w:pPr>
-            <w:pStyle w:val="TOC1"/>
+            <w:pStyle w:val="16"/>
             <w:tabs>
               <w:tab w:val="right" w:leader="dot" w:pos="8306"/>
             </w:tabs>
           </w:pPr>
           <w:r>
             <w:rPr>
-              <w:rFonts w:ascii="宋体" w:eastAsia="宋体" w:hAnsi="宋体" w:cs="宋体" w:hint="eastAsia"/>
+              <w:rFonts w:hint="eastAsia" w:ascii="宋体" w:hAnsi="宋体" w:eastAsia="宋体" w:cs="宋体"/>
               <w:szCs w:val="24"/>
             </w:rPr>
             <w:fldChar w:fldCharType="begin"/>
           </w:r>
           <w:r>
             <w:rPr>
-              <w:rFonts w:ascii="宋体" w:eastAsia="宋体" w:hAnsi="宋体" w:cs="宋体" w:hint="eastAsia"/>
+              <w:rFonts w:hint="eastAsia" w:ascii="宋体" w:hAnsi="宋体" w:eastAsia="宋体" w:cs="宋体"/>
               <w:szCs w:val="24"/>
             </w:rPr>
             <w:instrText xml:space="preserve"> HYPERLINK \l _Toc22640 </w:instrText>
           </w:r>
           <w:r>
             <w:rPr>
-              <w:rFonts w:ascii="宋体" w:eastAsia="宋体" w:hAnsi="宋体" w:cs="宋体" w:hint="eastAsia"/>
+              <w:rFonts w:hint="eastAsia" w:ascii="宋体" w:hAnsi="宋体" w:eastAsia="宋体" w:cs="宋体"/>
               <w:szCs w:val="24"/>
             </w:rPr>
             <w:fldChar w:fldCharType="separate"/>
@@ -1588,7 +1629,7 @@
           </w:r>
           <w:r>
             <w:rPr>
-              <w:rFonts w:ascii="宋体" w:eastAsia="宋体" w:hAnsi="宋体" w:cs="宋体" w:hint="eastAsia"/>
+              <w:rFonts w:hint="eastAsia" w:ascii="宋体" w:hAnsi="宋体" w:eastAsia="宋体" w:cs="宋体"/>
               <w:szCs w:val="24"/>
             </w:rPr>
             <w:fldChar w:fldCharType="end"/>
@@ -1596,28 +1637,28 @@
         </w:p>
         <w:p>
           <w:pPr>
-            <w:pStyle w:val="TOC1"/>
+            <w:pStyle w:val="16"/>
             <w:tabs>
               <w:tab w:val="right" w:leader="dot" w:pos="8306"/>
             </w:tabs>
           </w:pPr>
           <w:r>
             <w:rPr>
-              <w:rFonts w:ascii="宋体" w:eastAsia="宋体" w:hAnsi="宋体" w:cs="宋体" w:hint="eastAsia"/>
+              <w:rFonts w:hint="eastAsia" w:ascii="宋体" w:hAnsi="宋体" w:eastAsia="宋体" w:cs="宋体"/>
               <w:szCs w:val="24"/>
             </w:rPr>
             <w:fldChar w:fldCharType="begin"/>
           </w:r>
           <w:r>
             <w:rPr>
-              <w:rFonts w:ascii="宋体" w:eastAsia="宋体" w:hAnsi="宋体" w:cs="宋体" w:hint="eastAsia"/>
+              <w:rFonts w:hint="eastAsia" w:ascii="宋体" w:hAnsi="宋体" w:eastAsia="宋体" w:cs="宋体"/>
               <w:szCs w:val="24"/>
             </w:rPr>
             <w:instrText xml:space="preserve"> HYPERLINK \l _Toc10253 </w:instrText>
           </w:r>
           <w:r>
             <w:rPr>
-              <w:rFonts w:ascii="宋体" w:eastAsia="宋体" w:hAnsi="宋体" w:cs="宋体" w:hint="eastAsia"/>
+              <w:rFonts w:hint="eastAsia" w:ascii="宋体" w:hAnsi="宋体" w:eastAsia="宋体" w:cs="宋体"/>
               <w:szCs w:val="24"/>
             </w:rPr>
             <w:fldChar w:fldCharType="separate"/>
@@ -1656,7 +1697,7 @@
           </w:r>
           <w:r>
             <w:rPr>
-              <w:rFonts w:ascii="宋体" w:eastAsia="宋体" w:hAnsi="宋体" w:cs="宋体" w:hint="eastAsia"/>
+              <w:rFonts w:hint="eastAsia" w:ascii="宋体" w:hAnsi="宋体" w:eastAsia="宋体" w:cs="宋体"/>
               <w:szCs w:val="24"/>
             </w:rPr>
             <w:fldChar w:fldCharType="end"/>
@@ -1664,28 +1705,28 @@
         </w:p>
         <w:p>
           <w:pPr>
-            <w:pStyle w:val="TOC1"/>
+            <w:pStyle w:val="16"/>
             <w:tabs>
               <w:tab w:val="right" w:leader="dot" w:pos="8306"/>
             </w:tabs>
           </w:pPr>
           <w:r>
             <w:rPr>
-              <w:rFonts w:ascii="宋体" w:eastAsia="宋体" w:hAnsi="宋体" w:cs="宋体" w:hint="eastAsia"/>
+              <w:rFonts w:hint="eastAsia" w:ascii="宋体" w:hAnsi="宋体" w:eastAsia="宋体" w:cs="宋体"/>
               <w:szCs w:val="24"/>
             </w:rPr>
             <w:fldChar w:fldCharType="begin"/>
           </w:r>
           <w:r>
             <w:rPr>
-              <w:rFonts w:ascii="宋体" w:eastAsia="宋体" w:hAnsi="宋体" w:cs="宋体" w:hint="eastAsia"/>
+              <w:rFonts w:hint="eastAsia" w:ascii="宋体" w:hAnsi="宋体" w:eastAsia="宋体" w:cs="宋体"/>
               <w:szCs w:val="24"/>
             </w:rPr>
             <w:instrText xml:space="preserve"> HYPERLINK \l _Toc17354 </w:instrText>
           </w:r>
           <w:r>
             <w:rPr>
-              <w:rFonts w:ascii="宋体" w:eastAsia="宋体" w:hAnsi="宋体" w:cs="宋体" w:hint="eastAsia"/>
+              <w:rFonts w:hint="eastAsia" w:ascii="宋体" w:hAnsi="宋体" w:eastAsia="宋体" w:cs="宋体"/>
               <w:szCs w:val="24"/>
             </w:rPr>
             <w:fldChar w:fldCharType="separate"/>
@@ -1726,7 +1767,7 @@
           </w:r>
           <w:r>
             <w:rPr>
-              <w:rFonts w:ascii="宋体" w:eastAsia="宋体" w:hAnsi="宋体" w:cs="宋体" w:hint="eastAsia"/>
+              <w:rFonts w:hint="eastAsia" w:ascii="宋体" w:hAnsi="宋体" w:eastAsia="宋体" w:cs="宋体"/>
               <w:szCs w:val="24"/>
             </w:rPr>
             <w:fldChar w:fldCharType="end"/>
@@ -1734,28 +1775,28 @@
         </w:p>
         <w:p>
           <w:pPr>
-            <w:pStyle w:val="TOC1"/>
+            <w:pStyle w:val="16"/>
             <w:tabs>
               <w:tab w:val="right" w:leader="dot" w:pos="8306"/>
             </w:tabs>
           </w:pPr>
           <w:r>
             <w:rPr>
-              <w:rFonts w:ascii="宋体" w:eastAsia="宋体" w:hAnsi="宋体" w:cs="宋体" w:hint="eastAsia"/>
+              <w:rFonts w:hint="eastAsia" w:ascii="宋体" w:hAnsi="宋体" w:eastAsia="宋体" w:cs="宋体"/>
               <w:szCs w:val="24"/>
             </w:rPr>
             <w:fldChar w:fldCharType="begin"/>
           </w:r>
           <w:r>
             <w:rPr>
-              <w:rFonts w:ascii="宋体" w:eastAsia="宋体" w:hAnsi="宋体" w:cs="宋体" w:hint="eastAsia"/>
+              <w:rFonts w:hint="eastAsia" w:ascii="宋体" w:hAnsi="宋体" w:eastAsia="宋体" w:cs="宋体"/>
               <w:szCs w:val="24"/>
             </w:rPr>
             <w:instrText xml:space="preserve"> HYPERLINK \l _Toc30473 </w:instrText>
           </w:r>
           <w:r>
             <w:rPr>
-              <w:rFonts w:ascii="宋体" w:eastAsia="宋体" w:hAnsi="宋体" w:cs="宋体" w:hint="eastAsia"/>
+              <w:rFonts w:hint="eastAsia" w:ascii="宋体" w:hAnsi="宋体" w:eastAsia="宋体" w:cs="宋体"/>
               <w:szCs w:val="24"/>
             </w:rPr>
             <w:fldChar w:fldCharType="separate"/>
@@ -1794,7 +1835,7 @@
           </w:r>
           <w:r>
             <w:rPr>
-              <w:rFonts w:ascii="宋体" w:eastAsia="宋体" w:hAnsi="宋体" w:cs="宋体" w:hint="eastAsia"/>
+              <w:rFonts w:hint="eastAsia" w:ascii="宋体" w:hAnsi="宋体" w:eastAsia="宋体" w:cs="宋体"/>
               <w:szCs w:val="24"/>
             </w:rPr>
             <w:fldChar w:fldCharType="end"/>
@@ -1802,28 +1843,28 @@
         </w:p>
         <w:p>
           <w:pPr>
-            <w:pStyle w:val="TOC2"/>
+            <w:pStyle w:val="17"/>
             <w:tabs>
               <w:tab w:val="right" w:leader="dot" w:pos="8306"/>
             </w:tabs>
           </w:pPr>
           <w:r>
             <w:rPr>
-              <w:rFonts w:ascii="宋体" w:eastAsia="宋体" w:hAnsi="宋体" w:cs="宋体" w:hint="eastAsia"/>
+              <w:rFonts w:hint="eastAsia" w:ascii="宋体" w:hAnsi="宋体" w:eastAsia="宋体" w:cs="宋体"/>
               <w:szCs w:val="24"/>
             </w:rPr>
             <w:fldChar w:fldCharType="begin"/>
           </w:r>
           <w:r>
             <w:rPr>
-              <w:rFonts w:ascii="宋体" w:eastAsia="宋体" w:hAnsi="宋体" w:cs="宋体" w:hint="eastAsia"/>
+              <w:rFonts w:hint="eastAsia" w:ascii="宋体" w:hAnsi="宋体" w:eastAsia="宋体" w:cs="宋体"/>
               <w:szCs w:val="24"/>
             </w:rPr>
             <w:instrText xml:space="preserve"> HYPERLINK \l _Toc5981 </w:instrText>
           </w:r>
           <w:r>
             <w:rPr>
-              <w:rFonts w:ascii="宋体" w:eastAsia="宋体" w:hAnsi="宋体" w:cs="宋体" w:hint="eastAsia"/>
+              <w:rFonts w:hint="eastAsia" w:ascii="宋体" w:hAnsi="宋体" w:eastAsia="宋体" w:cs="宋体"/>
               <w:szCs w:val="24"/>
             </w:rPr>
             <w:fldChar w:fldCharType="separate"/>
@@ -1862,7 +1903,7 @@
           </w:r>
           <w:r>
             <w:rPr>
-              <w:rFonts w:ascii="宋体" w:eastAsia="宋体" w:hAnsi="宋体" w:cs="宋体" w:hint="eastAsia"/>
+              <w:rFonts w:hint="eastAsia" w:ascii="宋体" w:hAnsi="宋体" w:eastAsia="宋体" w:cs="宋体"/>
               <w:szCs w:val="24"/>
             </w:rPr>
             <w:fldChar w:fldCharType="end"/>
@@ -1870,28 +1911,28 @@
         </w:p>
         <w:p>
           <w:pPr>
-            <w:pStyle w:val="TOC2"/>
+            <w:pStyle w:val="17"/>
             <w:tabs>
               <w:tab w:val="right" w:leader="dot" w:pos="8306"/>
             </w:tabs>
           </w:pPr>
           <w:r>
             <w:rPr>
-              <w:rFonts w:ascii="宋体" w:eastAsia="宋体" w:hAnsi="宋体" w:cs="宋体" w:hint="eastAsia"/>
+              <w:rFonts w:hint="eastAsia" w:ascii="宋体" w:hAnsi="宋体" w:eastAsia="宋体" w:cs="宋体"/>
               <w:szCs w:val="24"/>
             </w:rPr>
             <w:fldChar w:fldCharType="begin"/>
           </w:r>
           <w:r>
             <w:rPr>
-              <w:rFonts w:ascii="宋体" w:eastAsia="宋体" w:hAnsi="宋体" w:cs="宋体" w:hint="eastAsia"/>
+              <w:rFonts w:hint="eastAsia" w:ascii="宋体" w:hAnsi="宋体" w:eastAsia="宋体" w:cs="宋体"/>
               <w:szCs w:val="24"/>
             </w:rPr>
             <w:instrText xml:space="preserve"> HYPERLINK \l _Toc24537 </w:instrText>
           </w:r>
           <w:r>
             <w:rPr>
-              <w:rFonts w:ascii="宋体" w:eastAsia="宋体" w:hAnsi="宋体" w:cs="宋体" w:hint="eastAsia"/>
+              <w:rFonts w:hint="eastAsia" w:ascii="宋体" w:hAnsi="宋体" w:eastAsia="宋体" w:cs="宋体"/>
               <w:szCs w:val="24"/>
             </w:rPr>
             <w:fldChar w:fldCharType="separate"/>
@@ -1930,7 +1971,7 @@
           </w:r>
           <w:r>
             <w:rPr>
-              <w:rFonts w:ascii="宋体" w:eastAsia="宋体" w:hAnsi="宋体" w:cs="宋体" w:hint="eastAsia"/>
+              <w:rFonts w:hint="eastAsia" w:ascii="宋体" w:hAnsi="宋体" w:eastAsia="宋体" w:cs="宋体"/>
               <w:szCs w:val="24"/>
             </w:rPr>
             <w:fldChar w:fldCharType="end"/>
@@ -1938,28 +1979,28 @@
         </w:p>
         <w:p>
           <w:pPr>
-            <w:pStyle w:val="TOC1"/>
+            <w:pStyle w:val="16"/>
             <w:tabs>
               <w:tab w:val="right" w:leader="dot" w:pos="8306"/>
             </w:tabs>
           </w:pPr>
           <w:r>
             <w:rPr>
-              <w:rFonts w:ascii="宋体" w:eastAsia="宋体" w:hAnsi="宋体" w:cs="宋体" w:hint="eastAsia"/>
+              <w:rFonts w:hint="eastAsia" w:ascii="宋体" w:hAnsi="宋体" w:eastAsia="宋体" w:cs="宋体"/>
               <w:szCs w:val="24"/>
             </w:rPr>
             <w:fldChar w:fldCharType="begin"/>
           </w:r>
           <w:r>
             <w:rPr>
-              <w:rFonts w:ascii="宋体" w:eastAsia="宋体" w:hAnsi="宋体" w:cs="宋体" w:hint="eastAsia"/>
+              <w:rFonts w:hint="eastAsia" w:ascii="宋体" w:hAnsi="宋体" w:eastAsia="宋体" w:cs="宋体"/>
               <w:szCs w:val="24"/>
             </w:rPr>
             <w:instrText xml:space="preserve"> HYPERLINK \l _Toc17130 </w:instrText>
           </w:r>
           <w:r>
             <w:rPr>
-              <w:rFonts w:ascii="宋体" w:eastAsia="宋体" w:hAnsi="宋体" w:cs="宋体" w:hint="eastAsia"/>
+              <w:rFonts w:hint="eastAsia" w:ascii="宋体" w:hAnsi="宋体" w:eastAsia="宋体" w:cs="宋体"/>
               <w:szCs w:val="24"/>
             </w:rPr>
             <w:fldChar w:fldCharType="separate"/>
@@ -1998,7 +2039,7 @@
           </w:r>
           <w:r>
             <w:rPr>
-              <w:rFonts w:ascii="宋体" w:eastAsia="宋体" w:hAnsi="宋体" w:cs="宋体" w:hint="eastAsia"/>
+              <w:rFonts w:hint="eastAsia" w:ascii="宋体" w:hAnsi="宋体" w:eastAsia="宋体" w:cs="宋体"/>
               <w:szCs w:val="24"/>
             </w:rPr>
             <w:fldChar w:fldCharType="end"/>
@@ -2006,28 +2047,28 @@
         </w:p>
         <w:p>
           <w:pPr>
-            <w:pStyle w:val="TOC2"/>
+            <w:pStyle w:val="17"/>
             <w:tabs>
               <w:tab w:val="right" w:leader="dot" w:pos="8306"/>
             </w:tabs>
           </w:pPr>
           <w:r>
             <w:rPr>
-              <w:rFonts w:ascii="宋体" w:eastAsia="宋体" w:hAnsi="宋体" w:cs="宋体" w:hint="eastAsia"/>
+              <w:rFonts w:hint="eastAsia" w:ascii="宋体" w:hAnsi="宋体" w:eastAsia="宋体" w:cs="宋体"/>
               <w:szCs w:val="24"/>
             </w:rPr>
             <w:fldChar w:fldCharType="begin"/>
           </w:r>
           <w:r>
             <w:rPr>
-              <w:rFonts w:ascii="宋体" w:eastAsia="宋体" w:hAnsi="宋体" w:cs="宋体" w:hint="eastAsia"/>
+              <w:rFonts w:hint="eastAsia" w:ascii="宋体" w:hAnsi="宋体" w:eastAsia="宋体" w:cs="宋体"/>
               <w:szCs w:val="24"/>
             </w:rPr>
             <w:instrText xml:space="preserve"> HYPERLINK \l _Toc31067 </w:instrText>
           </w:r>
           <w:r>
             <w:rPr>
-              <w:rFonts w:ascii="宋体" w:eastAsia="宋体" w:hAnsi="宋体" w:cs="宋体" w:hint="eastAsia"/>
+              <w:rFonts w:hint="eastAsia" w:ascii="宋体" w:hAnsi="宋体" w:eastAsia="宋体" w:cs="宋体"/>
               <w:szCs w:val="24"/>
             </w:rPr>
             <w:fldChar w:fldCharType="separate"/>
@@ -2066,7 +2107,7 @@
           </w:r>
           <w:r>
             <w:rPr>
-              <w:rFonts w:ascii="宋体" w:eastAsia="宋体" w:hAnsi="宋体" w:cs="宋体" w:hint="eastAsia"/>
+              <w:rFonts w:hint="eastAsia" w:ascii="宋体" w:hAnsi="宋体" w:eastAsia="宋体" w:cs="宋体"/>
               <w:szCs w:val="24"/>
             </w:rPr>
             <w:fldChar w:fldCharType="end"/>
@@ -2074,28 +2115,28 @@
         </w:p>
         <w:p>
           <w:pPr>
-            <w:pStyle w:val="TOC3"/>
+            <w:pStyle w:val="13"/>
             <w:tabs>
               <w:tab w:val="right" w:leader="dot" w:pos="8306"/>
             </w:tabs>
           </w:pPr>
           <w:r>
             <w:rPr>
-              <w:rFonts w:ascii="宋体" w:eastAsia="宋体" w:hAnsi="宋体" w:cs="宋体" w:hint="eastAsia"/>
+              <w:rFonts w:hint="eastAsia" w:ascii="宋体" w:hAnsi="宋体" w:eastAsia="宋体" w:cs="宋体"/>
               <w:szCs w:val="24"/>
             </w:rPr>
             <w:fldChar w:fldCharType="begin"/>
           </w:r>
           <w:r>
             <w:rPr>
-              <w:rFonts w:ascii="宋体" w:eastAsia="宋体" w:hAnsi="宋体" w:cs="宋体" w:hint="eastAsia"/>
+              <w:rFonts w:hint="eastAsia" w:ascii="宋体" w:hAnsi="宋体" w:eastAsia="宋体" w:cs="宋体"/>
               <w:szCs w:val="24"/>
             </w:rPr>
             <w:instrText xml:space="preserve"> HYPERLINK \l _Toc14217 </w:instrText>
           </w:r>
           <w:r>
             <w:rPr>
-              <w:rFonts w:ascii="宋体" w:eastAsia="宋体" w:hAnsi="宋体" w:cs="宋体" w:hint="eastAsia"/>
+              <w:rFonts w:hint="eastAsia" w:ascii="宋体" w:hAnsi="宋体" w:eastAsia="宋体" w:cs="宋体"/>
               <w:szCs w:val="24"/>
             </w:rPr>
             <w:fldChar w:fldCharType="separate"/>
@@ -2126,7 +2167,7 @@
           </w:r>
           <w:r>
             <w:rPr>
-              <w:rFonts w:ascii="宋体" w:eastAsia="宋体" w:hAnsi="宋体" w:cs="宋体" w:hint="eastAsia"/>
+              <w:rFonts w:hint="eastAsia" w:ascii="宋体" w:hAnsi="宋体" w:eastAsia="宋体" w:cs="宋体"/>
               <w:szCs w:val="24"/>
             </w:rPr>
             <w:fldChar w:fldCharType="end"/>
@@ -2134,28 +2175,28 @@
         </w:p>
         <w:p>
           <w:pPr>
-            <w:pStyle w:val="TOC3"/>
+            <w:pStyle w:val="13"/>
             <w:tabs>
               <w:tab w:val="right" w:leader="dot" w:pos="8306"/>
             </w:tabs>
           </w:pPr>
           <w:r>
             <w:rPr>
-              <w:rFonts w:ascii="宋体" w:eastAsia="宋体" w:hAnsi="宋体" w:cs="宋体" w:hint="eastAsia"/>
+              <w:rFonts w:hint="eastAsia" w:ascii="宋体" w:hAnsi="宋体" w:eastAsia="宋体" w:cs="宋体"/>
               <w:szCs w:val="24"/>
             </w:rPr>
             <w:fldChar w:fldCharType="begin"/>
           </w:r>
           <w:r>
             <w:rPr>
-              <w:rFonts w:ascii="宋体" w:eastAsia="宋体" w:hAnsi="宋体" w:cs="宋体" w:hint="eastAsia"/>
+              <w:rFonts w:hint="eastAsia" w:ascii="宋体" w:hAnsi="宋体" w:eastAsia="宋体" w:cs="宋体"/>
               <w:szCs w:val="24"/>
             </w:rPr>
             <w:instrText xml:space="preserve"> HYPERLINK \l _Toc5935 </w:instrText>
           </w:r>
           <w:r>
             <w:rPr>
-              <w:rFonts w:ascii="宋体" w:eastAsia="宋体" w:hAnsi="宋体" w:cs="宋体" w:hint="eastAsia"/>
+              <w:rFonts w:hint="eastAsia" w:ascii="宋体" w:hAnsi="宋体" w:eastAsia="宋体" w:cs="宋体"/>
               <w:szCs w:val="24"/>
             </w:rPr>
             <w:fldChar w:fldCharType="separate"/>
@@ -2186,7 +2227,7 @@
           </w:r>
           <w:r>
             <w:rPr>
-              <w:rFonts w:ascii="宋体" w:eastAsia="宋体" w:hAnsi="宋体" w:cs="宋体" w:hint="eastAsia"/>
+              <w:rFonts w:hint="eastAsia" w:ascii="宋体" w:hAnsi="宋体" w:eastAsia="宋体" w:cs="宋体"/>
               <w:szCs w:val="24"/>
             </w:rPr>
             <w:fldChar w:fldCharType="end"/>
@@ -2194,28 +2235,28 @@
         </w:p>
         <w:p>
           <w:pPr>
-            <w:pStyle w:val="TOC3"/>
+            <w:pStyle w:val="13"/>
             <w:tabs>
               <w:tab w:val="right" w:leader="dot" w:pos="8306"/>
             </w:tabs>
           </w:pPr>
           <w:r>
             <w:rPr>
-              <w:rFonts w:ascii="宋体" w:eastAsia="宋体" w:hAnsi="宋体" w:cs="宋体" w:hint="eastAsia"/>
+              <w:rFonts w:hint="eastAsia" w:ascii="宋体" w:hAnsi="宋体" w:eastAsia="宋体" w:cs="宋体"/>
               <w:szCs w:val="24"/>
             </w:rPr>
             <w:fldChar w:fldCharType="begin"/>
           </w:r>
           <w:r>
             <w:rPr>
-              <w:rFonts w:ascii="宋体" w:eastAsia="宋体" w:hAnsi="宋体" w:cs="宋体" w:hint="eastAsia"/>
+              <w:rFonts w:hint="eastAsia" w:ascii="宋体" w:hAnsi="宋体" w:eastAsia="宋体" w:cs="宋体"/>
               <w:szCs w:val="24"/>
             </w:rPr>
             <w:instrText xml:space="preserve"> HYPERLINK \l _Toc11676 </w:instrText>
           </w:r>
           <w:r>
             <w:rPr>
-              <w:rFonts w:ascii="宋体" w:eastAsia="宋体" w:hAnsi="宋体" w:cs="宋体" w:hint="eastAsia"/>
+              <w:rFonts w:hint="eastAsia" w:ascii="宋体" w:hAnsi="宋体" w:eastAsia="宋体" w:cs="宋体"/>
               <w:szCs w:val="24"/>
             </w:rPr>
             <w:fldChar w:fldCharType="separate"/>
@@ -2246,7 +2287,7 @@
           </w:r>
           <w:r>
             <w:rPr>
-              <w:rFonts w:ascii="宋体" w:eastAsia="宋体" w:hAnsi="宋体" w:cs="宋体" w:hint="eastAsia"/>
+              <w:rFonts w:hint="eastAsia" w:ascii="宋体" w:hAnsi="宋体" w:eastAsia="宋体" w:cs="宋体"/>
               <w:szCs w:val="24"/>
             </w:rPr>
             <w:fldChar w:fldCharType="end"/>
@@ -2254,28 +2295,28 @@
         </w:p>
         <w:p>
           <w:pPr>
-            <w:pStyle w:val="TOC3"/>
+            <w:pStyle w:val="13"/>
             <w:tabs>
               <w:tab w:val="right" w:leader="dot" w:pos="8306"/>
             </w:tabs>
           </w:pPr>
           <w:r>
             <w:rPr>
-              <w:rFonts w:ascii="宋体" w:eastAsia="宋体" w:hAnsi="宋体" w:cs="宋体" w:hint="eastAsia"/>
+              <w:rFonts w:hint="eastAsia" w:ascii="宋体" w:hAnsi="宋体" w:eastAsia="宋体" w:cs="宋体"/>
               <w:szCs w:val="24"/>
             </w:rPr>
             <w:fldChar w:fldCharType="begin"/>
           </w:r>
           <w:r>
             <w:rPr>
-              <w:rFonts w:ascii="宋体" w:eastAsia="宋体" w:hAnsi="宋体" w:cs="宋体" w:hint="eastAsia"/>
+              <w:rFonts w:hint="eastAsia" w:ascii="宋体" w:hAnsi="宋体" w:eastAsia="宋体" w:cs="宋体"/>
               <w:szCs w:val="24"/>
             </w:rPr>
             <w:instrText xml:space="preserve"> HYPERLINK \l _Toc32361 </w:instrText>
           </w:r>
           <w:r>
             <w:rPr>
-              <w:rFonts w:ascii="宋体" w:eastAsia="宋体" w:hAnsi="宋体" w:cs="宋体" w:hint="eastAsia"/>
+              <w:rFonts w:hint="eastAsia" w:ascii="宋体" w:hAnsi="宋体" w:eastAsia="宋体" w:cs="宋体"/>
               <w:szCs w:val="24"/>
             </w:rPr>
             <w:fldChar w:fldCharType="separate"/>
@@ -2306,7 +2347,7 @@
           </w:r>
           <w:r>
             <w:rPr>
-              <w:rFonts w:ascii="宋体" w:eastAsia="宋体" w:hAnsi="宋体" w:cs="宋体" w:hint="eastAsia"/>
+              <w:rFonts w:hint="eastAsia" w:ascii="宋体" w:hAnsi="宋体" w:eastAsia="宋体" w:cs="宋体"/>
               <w:szCs w:val="24"/>
             </w:rPr>
             <w:fldChar w:fldCharType="end"/>
@@ -2314,28 +2355,28 @@
         </w:p>
         <w:p>
           <w:pPr>
-            <w:pStyle w:val="TOC3"/>
+            <w:pStyle w:val="13"/>
             <w:tabs>
               <w:tab w:val="right" w:leader="dot" w:pos="8306"/>
             </w:tabs>
           </w:pPr>
           <w:r>
             <w:rPr>
-              <w:rFonts w:ascii="宋体" w:eastAsia="宋体" w:hAnsi="宋体" w:cs="宋体" w:hint="eastAsia"/>
+              <w:rFonts w:hint="eastAsia" w:ascii="宋体" w:hAnsi="宋体" w:eastAsia="宋体" w:cs="宋体"/>
               <w:szCs w:val="24"/>
             </w:rPr>
             <w:fldChar w:fldCharType="begin"/>
           </w:r>
           <w:r>
             <w:rPr>
-              <w:rFonts w:ascii="宋体" w:eastAsia="宋体" w:hAnsi="宋体" w:cs="宋体" w:hint="eastAsia"/>
+              <w:rFonts w:hint="eastAsia" w:ascii="宋体" w:hAnsi="宋体" w:eastAsia="宋体" w:cs="宋体"/>
               <w:szCs w:val="24"/>
             </w:rPr>
             <w:instrText xml:space="preserve"> HYPERLINK \l _Toc29499 </w:instrText>
           </w:r>
           <w:r>
             <w:rPr>
-              <w:rFonts w:ascii="宋体" w:eastAsia="宋体" w:hAnsi="宋体" w:cs="宋体" w:hint="eastAsia"/>
+              <w:rFonts w:hint="eastAsia" w:ascii="宋体" w:hAnsi="宋体" w:eastAsia="宋体" w:cs="宋体"/>
               <w:szCs w:val="24"/>
             </w:rPr>
             <w:fldChar w:fldCharType="separate"/>
@@ -2366,7 +2407,7 @@
           </w:r>
           <w:r>
             <w:rPr>
-              <w:rFonts w:ascii="宋体" w:eastAsia="宋体" w:hAnsi="宋体" w:cs="宋体" w:hint="eastAsia"/>
+              <w:rFonts w:hint="eastAsia" w:ascii="宋体" w:hAnsi="宋体" w:eastAsia="宋体" w:cs="宋体"/>
               <w:szCs w:val="24"/>
             </w:rPr>
             <w:fldChar w:fldCharType="end"/>
@@ -2374,28 +2415,28 @@
         </w:p>
         <w:p>
           <w:pPr>
-            <w:pStyle w:val="TOC3"/>
+            <w:pStyle w:val="13"/>
             <w:tabs>
               <w:tab w:val="right" w:leader="dot" w:pos="8306"/>
             </w:tabs>
           </w:pPr>
           <w:r>
             <w:rPr>
-              <w:rFonts w:ascii="宋体" w:eastAsia="宋体" w:hAnsi="宋体" w:cs="宋体" w:hint="eastAsia"/>
+              <w:rFonts w:hint="eastAsia" w:ascii="宋体" w:hAnsi="宋体" w:eastAsia="宋体" w:cs="宋体"/>
               <w:szCs w:val="24"/>
             </w:rPr>
             <w:fldChar w:fldCharType="begin"/>
           </w:r>
           <w:r>
             <w:rPr>
-              <w:rFonts w:ascii="宋体" w:eastAsia="宋体" w:hAnsi="宋体" w:cs="宋体" w:hint="eastAsia"/>
+              <w:rFonts w:hint="eastAsia" w:ascii="宋体" w:hAnsi="宋体" w:eastAsia="宋体" w:cs="宋体"/>
               <w:szCs w:val="24"/>
             </w:rPr>
             <w:instrText xml:space="preserve"> HYPERLINK \l _Toc13512 </w:instrText>
           </w:r>
           <w:r>
             <w:rPr>
-              <w:rFonts w:ascii="宋体" w:eastAsia="宋体" w:hAnsi="宋体" w:cs="宋体" w:hint="eastAsia"/>
+              <w:rFonts w:hint="eastAsia" w:ascii="宋体" w:hAnsi="宋体" w:eastAsia="宋体" w:cs="宋体"/>
               <w:szCs w:val="24"/>
             </w:rPr>
             <w:fldChar w:fldCharType="separate"/>
@@ -2426,7 +2467,7 @@
           </w:r>
           <w:r>
             <w:rPr>
-              <w:rFonts w:ascii="宋体" w:eastAsia="宋体" w:hAnsi="宋体" w:cs="宋体" w:hint="eastAsia"/>
+              <w:rFonts w:hint="eastAsia" w:ascii="宋体" w:hAnsi="宋体" w:eastAsia="宋体" w:cs="宋体"/>
               <w:szCs w:val="24"/>
             </w:rPr>
             <w:fldChar w:fldCharType="end"/>
@@ -2434,28 +2475,28 @@
         </w:p>
         <w:p>
           <w:pPr>
-            <w:pStyle w:val="TOC2"/>
+            <w:pStyle w:val="17"/>
             <w:tabs>
               <w:tab w:val="right" w:leader="dot" w:pos="8306"/>
             </w:tabs>
           </w:pPr>
           <w:r>
             <w:rPr>
-              <w:rFonts w:ascii="宋体" w:eastAsia="宋体" w:hAnsi="宋体" w:cs="宋体" w:hint="eastAsia"/>
+              <w:rFonts w:hint="eastAsia" w:ascii="宋体" w:hAnsi="宋体" w:eastAsia="宋体" w:cs="宋体"/>
               <w:szCs w:val="24"/>
             </w:rPr>
             <w:fldChar w:fldCharType="begin"/>
           </w:r>
           <w:r>
             <w:rPr>
-              <w:rFonts w:ascii="宋体" w:eastAsia="宋体" w:hAnsi="宋体" w:cs="宋体" w:hint="eastAsia"/>
+              <w:rFonts w:hint="eastAsia" w:ascii="宋体" w:hAnsi="宋体" w:eastAsia="宋体" w:cs="宋体"/>
               <w:szCs w:val="24"/>
             </w:rPr>
             <w:instrText xml:space="preserve"> HYPERLINK \l _Toc20230 </w:instrText>
           </w:r>
           <w:r>
             <w:rPr>
-              <w:rFonts w:ascii="宋体" w:eastAsia="宋体" w:hAnsi="宋体" w:cs="宋体" w:hint="eastAsia"/>
+              <w:rFonts w:hint="eastAsia" w:ascii="宋体" w:hAnsi="宋体" w:eastAsia="宋体" w:cs="宋体"/>
               <w:szCs w:val="24"/>
             </w:rPr>
             <w:fldChar w:fldCharType="separate"/>
@@ -2489,7 +2530,7 @@
           </w:r>
           <w:r>
             <w:rPr>
-              <w:rFonts w:ascii="宋体" w:eastAsia="宋体" w:hAnsi="宋体" w:cs="宋体" w:hint="eastAsia"/>
+              <w:rFonts w:hint="eastAsia" w:ascii="宋体" w:hAnsi="宋体" w:eastAsia="宋体" w:cs="宋体"/>
               <w:szCs w:val="24"/>
             </w:rPr>
             <w:fldChar w:fldCharType="end"/>
@@ -2497,42 +2538,42 @@
         </w:p>
         <w:p>
           <w:pPr>
-            <w:pStyle w:val="TOC1"/>
+            <w:pStyle w:val="16"/>
             <w:tabs>
               <w:tab w:val="right" w:leader="dot" w:pos="8306"/>
             </w:tabs>
           </w:pPr>
           <w:r>
             <w:rPr>
-              <w:rFonts w:ascii="宋体" w:eastAsia="宋体" w:hAnsi="宋体" w:cs="宋体" w:hint="eastAsia"/>
+              <w:rFonts w:hint="eastAsia" w:ascii="宋体" w:hAnsi="宋体" w:eastAsia="宋体" w:cs="宋体"/>
               <w:szCs w:val="24"/>
             </w:rPr>
             <w:fldChar w:fldCharType="begin"/>
           </w:r>
           <w:r>
             <w:rPr>
-              <w:rFonts w:ascii="宋体" w:eastAsia="宋体" w:hAnsi="宋体" w:cs="宋体" w:hint="eastAsia"/>
+              <w:rFonts w:hint="eastAsia" w:ascii="宋体" w:hAnsi="宋体" w:eastAsia="宋体" w:cs="宋体"/>
               <w:szCs w:val="24"/>
             </w:rPr>
             <w:instrText xml:space="preserve"> HYPERLINK \l _Toc26310 </w:instrText>
           </w:r>
           <w:r>
             <w:rPr>
-              <w:rFonts w:ascii="宋体" w:eastAsia="宋体" w:hAnsi="宋体" w:cs="宋体" w:hint="eastAsia"/>
+              <w:rFonts w:hint="eastAsia" w:ascii="宋体" w:hAnsi="宋体" w:eastAsia="宋体" w:cs="宋体"/>
               <w:szCs w:val="24"/>
             </w:rPr>
             <w:fldChar w:fldCharType="separate"/>
           </w:r>
           <w:r>
             <w:rPr>
-              <w:rFonts w:eastAsia="宋体" w:hint="default"/>
+              <w:rFonts w:hint="default" w:eastAsia="宋体"/>
               <w:lang w:val="en-US" w:eastAsia="zh-CN"/>
             </w:rPr>
             <w:t xml:space="preserve">6. </w:t>
           </w:r>
           <w:r>
             <w:rPr>
-              <w:rFonts w:eastAsia="宋体" w:hint="eastAsia"/>
+              <w:rFonts w:hint="eastAsia" w:eastAsia="宋体"/>
               <w:lang w:val="en-US" w:eastAsia="zh-CN"/>
             </w:rPr>
             <w:t>附则</w:t>
@@ -2557,7 +2598,7 @@
           </w:r>
           <w:r>
             <w:rPr>
-              <w:rFonts w:ascii="宋体" w:eastAsia="宋体" w:hAnsi="宋体" w:cs="宋体" w:hint="eastAsia"/>
+              <w:rFonts w:hint="eastAsia" w:ascii="宋体" w:hAnsi="宋体" w:eastAsia="宋体" w:cs="宋体"/>
               <w:szCs w:val="24"/>
             </w:rPr>
             <w:fldChar w:fldCharType="end"/>
@@ -2565,28 +2606,28 @@
         </w:p>
         <w:p>
           <w:pPr>
-            <w:pStyle w:val="TOC1"/>
+            <w:pStyle w:val="16"/>
             <w:tabs>
               <w:tab w:val="right" w:leader="dot" w:pos="8306"/>
             </w:tabs>
           </w:pPr>
           <w:r>
             <w:rPr>
-              <w:rFonts w:ascii="宋体" w:eastAsia="宋体" w:hAnsi="宋体" w:cs="宋体" w:hint="eastAsia"/>
+              <w:rFonts w:hint="eastAsia" w:ascii="宋体" w:hAnsi="宋体" w:eastAsia="宋体" w:cs="宋体"/>
               <w:szCs w:val="24"/>
             </w:rPr>
             <w:fldChar w:fldCharType="begin"/>
           </w:r>
           <w:r>
             <w:rPr>
-              <w:rFonts w:ascii="宋体" w:eastAsia="宋体" w:hAnsi="宋体" w:cs="宋体" w:hint="eastAsia"/>
+              <w:rFonts w:hint="eastAsia" w:ascii="宋体" w:hAnsi="宋体" w:eastAsia="宋体" w:cs="宋体"/>
               <w:szCs w:val="24"/>
             </w:rPr>
             <w:instrText xml:space="preserve"> HYPERLINK \l _Toc8838 </w:instrText>
           </w:r>
           <w:r>
             <w:rPr>
-              <w:rFonts w:ascii="宋体" w:eastAsia="宋体" w:hAnsi="宋体" w:cs="宋体" w:hint="eastAsia"/>
+              <w:rFonts w:hint="eastAsia" w:ascii="宋体" w:hAnsi="宋体" w:eastAsia="宋体" w:cs="宋体"/>
               <w:szCs w:val="24"/>
             </w:rPr>
             <w:fldChar w:fldCharType="separate"/>
@@ -2625,7 +2666,7 @@
           </w:r>
           <w:r>
             <w:rPr>
-              <w:rFonts w:ascii="宋体" w:eastAsia="宋体" w:hAnsi="宋体" w:cs="宋体" w:hint="eastAsia"/>
+              <w:rFonts w:hint="eastAsia" w:ascii="宋体" w:hAnsi="宋体" w:eastAsia="宋体" w:cs="宋体"/>
               <w:szCs w:val="24"/>
             </w:rPr>
             <w:fldChar w:fldCharType="end"/>
@@ -2633,28 +2674,28 @@
         </w:p>
         <w:p>
           <w:pPr>
-            <w:pStyle w:val="TOC1"/>
+            <w:pStyle w:val="16"/>
             <w:tabs>
               <w:tab w:val="right" w:leader="dot" w:pos="8306"/>
             </w:tabs>
           </w:pPr>
           <w:r>
             <w:rPr>
-              <w:rFonts w:ascii="宋体" w:eastAsia="宋体" w:hAnsi="宋体" w:cs="宋体" w:hint="eastAsia"/>
+              <w:rFonts w:hint="eastAsia" w:ascii="宋体" w:hAnsi="宋体" w:eastAsia="宋体" w:cs="宋体"/>
               <w:szCs w:val="24"/>
             </w:rPr>
             <w:fldChar w:fldCharType="begin"/>
           </w:r>
           <w:r>
             <w:rPr>
-              <w:rFonts w:ascii="宋体" w:eastAsia="宋体" w:hAnsi="宋体" w:cs="宋体" w:hint="eastAsia"/>
+              <w:rFonts w:hint="eastAsia" w:ascii="宋体" w:hAnsi="宋体" w:eastAsia="宋体" w:cs="宋体"/>
               <w:szCs w:val="24"/>
             </w:rPr>
             <w:instrText xml:space="preserve"> HYPERLINK \l _Toc761 </w:instrText>
           </w:r>
           <w:r>
             <w:rPr>
-              <w:rFonts w:ascii="宋体" w:eastAsia="宋体" w:hAnsi="宋体" w:cs="宋体" w:hint="eastAsia"/>
+              <w:rFonts w:hint="eastAsia" w:ascii="宋体" w:hAnsi="宋体" w:eastAsia="宋体" w:cs="宋体"/>
               <w:szCs w:val="24"/>
             </w:rPr>
             <w:fldChar w:fldCharType="separate"/>
@@ -2693,7 +2734,7 @@
           </w:r>
           <w:r>
             <w:rPr>
-              <w:rFonts w:ascii="宋体" w:eastAsia="宋体" w:hAnsi="宋体" w:cs="宋体" w:hint="eastAsia"/>
+              <w:rFonts w:hint="eastAsia" w:ascii="宋体" w:hAnsi="宋体" w:eastAsia="宋体" w:cs="宋体"/>
               <w:szCs w:val="24"/>
             </w:rPr>
             <w:fldChar w:fldCharType="end"/>
@@ -2703,7 +2744,7 @@
           <w:pPr>
             <w:bidi w:val="0"/>
             <w:rPr>
-              <w:rFonts w:ascii="宋体" w:eastAsia="宋体" w:hAnsi="宋体" w:cs="宋体" w:hint="eastAsia"/>
+              <w:rFonts w:hint="eastAsia" w:ascii="宋体" w:hAnsi="宋体" w:eastAsia="宋体" w:cs="宋体"/>
               <w:snapToGrid w:val="0"/>
               <w:color w:val="000000"/>
               <w:kern w:val="0"/>
@@ -2714,7 +2755,7 @@
           </w:pPr>
           <w:r>
             <w:rPr>
-              <w:rFonts w:ascii="宋体" w:eastAsia="宋体" w:hAnsi="宋体" w:cs="宋体" w:hint="eastAsia"/>
+              <w:rFonts w:hint="eastAsia" w:ascii="宋体" w:hAnsi="宋体" w:eastAsia="宋体" w:cs="宋体"/>
               <w:szCs w:val="24"/>
             </w:rPr>
             <w:fldChar w:fldCharType="end"/>
@@ -2725,7 +2766,7 @@
     <w:p>
       <w:pPr>
         <w:rPr>
-          <w:rFonts w:ascii="Arial" w:eastAsia="Arial" w:hAnsi="Arial" w:cs="Arial"/>
+          <w:rFonts w:ascii="Arial" w:hAnsi="Arial" w:eastAsia="Arial" w:cs="Arial"/>
           <w:snapToGrid w:val="0"/>
           <w:color w:val="000000"/>
           <w:kern w:val="0"/>
@@ -2736,7 +2777,7 @@
       </w:pPr>
       <w:r>
         <w:rPr>
-          <w:rFonts w:ascii="Arial" w:eastAsia="Arial" w:hAnsi="Arial" w:cs="Arial"/>
+          <w:rFonts w:ascii="Arial" w:hAnsi="Arial" w:eastAsia="Arial" w:cs="Arial"/>
           <w:snapToGrid w:val="0"/>
           <w:color w:val="000000"/>
           <w:kern w:val="0"/>
@@ -2749,7 +2790,7 @@
     </w:p>
     <w:p>
       <w:pPr>
-        <w:pStyle w:val="1"/>
+        <w:pStyle w:val="28"/>
         <w:bidi w:val="0"/>
       </w:pPr>
       <w:bookmarkStart w:id="2" w:name="_Toc22640"/>
@@ -2760,7 +2801,7 @@
     </w:p>
     <w:p>
       <w:pPr>
-        <w:pStyle w:val="a1"/>
+        <w:pStyle w:val="29"/>
         <w:bidi w:val="0"/>
         <w:rPr>
           <w:rFonts w:hint="default"/>
@@ -2794,7 +2835,7 @@
     </w:p>
     <w:p>
       <w:pPr>
-        <w:pStyle w:val="1"/>
+        <w:pStyle w:val="28"/>
         <w:bidi w:val="0"/>
         <w:rPr>
           <w:rFonts w:hint="eastAsia"/>
@@ -2813,12 +2854,12 @@
     </w:p>
     <w:p>
       <w:pPr>
-        <w:pStyle w:val="a1"/>
+        <w:pStyle w:val="29"/>
         <w:numPr>
           <w:ilvl w:val="0"/>
           <w:numId w:val="2"/>
         </w:numPr>
-        <w:ind w:left="425" w:hanging="425" w:leftChars="0" w:firstLineChars="0"/>
+        <w:ind w:left="425" w:leftChars="0" w:hanging="425" w:firstLineChars="0"/>
         <w:rPr>
           <w:rFonts w:hint="eastAsia"/>
           <w:lang w:val="en-US" w:eastAsia="zh-CN"/>
@@ -2834,7 +2875,7 @@
     </w:p>
     <w:p>
       <w:pPr>
-        <w:pStyle w:val="a1"/>
+        <w:pStyle w:val="29"/>
         <w:rPr>
           <w:rFonts w:hint="eastAsia"/>
           <w:lang w:val="en-US" w:eastAsia="zh-CN"/>
@@ -2850,12 +2891,12 @@
     </w:p>
     <w:p>
       <w:pPr>
-        <w:pStyle w:val="a1"/>
+        <w:pStyle w:val="29"/>
         <w:numPr>
           <w:ilvl w:val="0"/>
           <w:numId w:val="2"/>
         </w:numPr>
-        <w:ind w:left="425" w:hanging="425" w:leftChars="0" w:firstLineChars="0"/>
+        <w:ind w:left="425" w:leftChars="0" w:hanging="425" w:firstLineChars="0"/>
         <w:rPr>
           <w:rFonts w:hint="eastAsia"/>
           <w:lang w:val="en-US" w:eastAsia="zh-CN"/>
@@ -2871,7 +2912,7 @@
     </w:p>
     <w:p>
       <w:pPr>
-        <w:pStyle w:val="a1"/>
+        <w:pStyle w:val="29"/>
         <w:rPr>
           <w:rFonts w:hint="eastAsia"/>
           <w:lang w:val="en-US" w:eastAsia="zh-CN"/>
@@ -2887,7 +2928,7 @@
     </w:p>
     <w:p>
       <w:pPr>
-        <w:pStyle w:val="1"/>
+        <w:pStyle w:val="28"/>
         <w:bidi w:val="0"/>
       </w:pPr>
       <w:bookmarkStart w:id="4" w:name="_Toc17354"/>
@@ -2919,10 +2960,10 @@
         <w:adjustRightInd w:val="0"/>
         <w:snapToGrid w:val="0"/>
         <w:spacing w:line="360" w:lineRule="auto"/>
-        <w:ind w:left="0" w:right="0" w:firstLine="420" w:firstLineChars="200"/>
+        <w:ind w:left="0" w:right="0" w:firstLine="476" w:firstLineChars="200"/>
         <w:textAlignment w:val="baseline"/>
         <w:rPr>
-          <w:rFonts w:ascii="宋体" w:eastAsia="宋体" w:hAnsi="宋体" w:cs="宋体" w:hint="eastAsia"/>
+          <w:rFonts w:hint="eastAsia" w:ascii="宋体" w:hAnsi="宋体" w:eastAsia="宋体" w:cs="宋体"/>
           <w:spacing w:val="-1"/>
           <w:sz w:val="24"/>
           <w:szCs w:val="24"/>
@@ -2931,7 +2972,7 @@
       </w:pPr>
       <w:r>
         <w:rPr>
-          <w:rFonts w:ascii="宋体" w:eastAsia="宋体" w:hAnsi="宋体" w:cs="宋体"/>
+          <w:rFonts w:ascii="宋体" w:hAnsi="宋体" w:eastAsia="宋体" w:cs="宋体"/>
           <w:spacing w:val="-1"/>
           <w:sz w:val="24"/>
           <w:szCs w:val="24"/>
@@ -2940,7 +2981,7 @@
       </w:r>
       <w:r>
         <w:rPr>
-          <w:rFonts w:ascii="宋体" w:eastAsia="宋体" w:hAnsi="宋体" w:cs="宋体" w:hint="eastAsia"/>
+          <w:rFonts w:hint="eastAsia" w:ascii="宋体" w:hAnsi="宋体" w:eastAsia="宋体" w:cs="宋体"/>
           <w:spacing w:val="-1"/>
           <w:sz w:val="24"/>
           <w:szCs w:val="24"/>
@@ -2956,16 +2997,16 @@
           <w:numId w:val="3"/>
         </w:numPr>
         <w:spacing w:before="138" w:line="220" w:lineRule="auto"/>
-        <w:ind w:left="425" w:hanging="425" w:leftChars="0" w:firstLineChars="0"/>
-        <w:rPr>
-          <w:rFonts w:ascii="宋体" w:eastAsia="宋体" w:hAnsi="宋体" w:cs="宋体"/>
+        <w:ind w:left="425" w:leftChars="0" w:hanging="425" w:firstLineChars="0"/>
+        <w:rPr>
+          <w:rFonts w:ascii="宋体" w:hAnsi="宋体" w:eastAsia="宋体" w:cs="宋体"/>
           <w:sz w:val="24"/>
           <w:szCs w:val="24"/>
         </w:rPr>
       </w:pPr>
       <w:r>
         <w:rPr>
-          <w:rFonts w:ascii="宋体" w:eastAsia="宋体" w:hAnsi="宋体" w:cs="宋体"/>
+          <w:rFonts w:ascii="宋体" w:hAnsi="宋体" w:eastAsia="宋体" w:cs="宋体"/>
           <w:spacing w:val="-2"/>
           <w:sz w:val="24"/>
           <w:szCs w:val="24"/>
@@ -2980,16 +3021,16 @@
           <w:numId w:val="3"/>
         </w:numPr>
         <w:spacing w:before="78" w:line="220" w:lineRule="auto"/>
-        <w:ind w:left="425" w:hanging="425" w:leftChars="0" w:firstLineChars="0"/>
-        <w:rPr>
-          <w:rFonts w:ascii="宋体" w:eastAsia="宋体" w:hAnsi="宋体" w:cs="宋体"/>
+        <w:ind w:left="425" w:leftChars="0" w:hanging="425" w:firstLineChars="0"/>
+        <w:rPr>
+          <w:rFonts w:ascii="宋体" w:hAnsi="宋体" w:eastAsia="宋体" w:cs="宋体"/>
           <w:sz w:val="24"/>
           <w:szCs w:val="24"/>
         </w:rPr>
       </w:pPr>
       <w:r>
         <w:rPr>
-          <w:rFonts w:ascii="宋体" w:eastAsia="宋体" w:hAnsi="宋体" w:cs="宋体"/>
+          <w:rFonts w:ascii="宋体" w:hAnsi="宋体" w:eastAsia="宋体" w:cs="宋体"/>
           <w:spacing w:val="-2"/>
           <w:sz w:val="24"/>
           <w:szCs w:val="24"/>
@@ -3004,16 +3045,16 @@
           <w:numId w:val="3"/>
         </w:numPr>
         <w:spacing w:before="78" w:line="220" w:lineRule="auto"/>
-        <w:ind w:left="425" w:hanging="425" w:leftChars="0" w:firstLineChars="0"/>
-        <w:rPr>
-          <w:rFonts w:ascii="宋体" w:eastAsia="宋体" w:hAnsi="宋体" w:cs="宋体"/>
+        <w:ind w:left="425" w:leftChars="0" w:hanging="425" w:firstLineChars="0"/>
+        <w:rPr>
+          <w:rFonts w:ascii="宋体" w:hAnsi="宋体" w:eastAsia="宋体" w:cs="宋体"/>
           <w:sz w:val="24"/>
           <w:szCs w:val="24"/>
         </w:rPr>
       </w:pPr>
       <w:r>
         <w:rPr>
-          <w:rFonts w:ascii="宋体" w:eastAsia="宋体" w:hAnsi="宋体" w:cs="宋体"/>
+          <w:rFonts w:ascii="宋体" w:hAnsi="宋体" w:eastAsia="宋体" w:cs="宋体"/>
           <w:spacing w:val="-4"/>
           <w:sz w:val="24"/>
           <w:szCs w:val="24"/>
@@ -3028,16 +3069,16 @@
           <w:numId w:val="3"/>
         </w:numPr>
         <w:spacing w:before="79" w:line="220" w:lineRule="auto"/>
-        <w:ind w:left="425" w:hanging="425" w:leftChars="0" w:firstLineChars="0"/>
-        <w:rPr>
-          <w:rFonts w:ascii="宋体" w:eastAsia="宋体" w:hAnsi="宋体" w:cs="宋体"/>
+        <w:ind w:left="425" w:leftChars="0" w:hanging="425" w:firstLineChars="0"/>
+        <w:rPr>
+          <w:rFonts w:ascii="宋体" w:hAnsi="宋体" w:eastAsia="宋体" w:cs="宋体"/>
           <w:sz w:val="24"/>
           <w:szCs w:val="24"/>
         </w:rPr>
       </w:pPr>
       <w:r>
         <w:rPr>
-          <w:rFonts w:ascii="宋体" w:eastAsia="宋体" w:hAnsi="宋体" w:cs="宋体"/>
+          <w:rFonts w:ascii="宋体" w:hAnsi="宋体" w:eastAsia="宋体" w:cs="宋体"/>
           <w:spacing w:val="-3"/>
           <w:sz w:val="24"/>
           <w:szCs w:val="24"/>
@@ -3052,16 +3093,16 @@
           <w:numId w:val="3"/>
         </w:numPr>
         <w:spacing w:before="78" w:line="220" w:lineRule="auto"/>
-        <w:ind w:left="425" w:hanging="425" w:leftChars="0" w:firstLineChars="0"/>
-        <w:rPr>
-          <w:rFonts w:ascii="宋体" w:eastAsia="宋体" w:hAnsi="宋体" w:cs="宋体"/>
+        <w:ind w:left="425" w:leftChars="0" w:hanging="425" w:firstLineChars="0"/>
+        <w:rPr>
+          <w:rFonts w:ascii="宋体" w:hAnsi="宋体" w:eastAsia="宋体" w:cs="宋体"/>
           <w:sz w:val="24"/>
           <w:szCs w:val="24"/>
         </w:rPr>
       </w:pPr>
       <w:r>
         <w:rPr>
-          <w:rFonts w:ascii="宋体" w:eastAsia="宋体" w:hAnsi="宋体" w:cs="宋体"/>
+          <w:rFonts w:ascii="宋体" w:hAnsi="宋体" w:eastAsia="宋体" w:cs="宋体"/>
           <w:spacing w:val="-3"/>
           <w:sz w:val="24"/>
           <w:szCs w:val="24"/>
@@ -3076,16 +3117,16 @@
           <w:numId w:val="3"/>
         </w:numPr>
         <w:spacing w:before="79" w:line="220" w:lineRule="auto"/>
-        <w:ind w:left="425" w:hanging="425" w:leftChars="0" w:firstLineChars="0"/>
-        <w:rPr>
-          <w:rFonts w:ascii="宋体" w:eastAsia="宋体" w:hAnsi="宋体" w:cs="宋体"/>
+        <w:ind w:left="425" w:leftChars="0" w:hanging="425" w:firstLineChars="0"/>
+        <w:rPr>
+          <w:rFonts w:ascii="宋体" w:hAnsi="宋体" w:eastAsia="宋体" w:cs="宋体"/>
           <w:sz w:val="24"/>
           <w:szCs w:val="24"/>
         </w:rPr>
       </w:pPr>
       <w:r>
         <w:rPr>
-          <w:rFonts w:ascii="宋体" w:eastAsia="宋体" w:hAnsi="宋体" w:cs="宋体"/>
+          <w:rFonts w:ascii="宋体" w:hAnsi="宋体" w:eastAsia="宋体" w:cs="宋体"/>
           <w:spacing w:val="-3"/>
           <w:sz w:val="24"/>
           <w:szCs w:val="24"/>
@@ -3095,7 +3136,7 @@
     </w:p>
     <w:p>
       <w:pPr>
-        <w:pStyle w:val="1"/>
+        <w:pStyle w:val="28"/>
         <w:bidi w:val="0"/>
         <w:rPr>
           <w:rFonts w:hint="eastAsia"/>
@@ -3114,7 +3155,7 @@
     </w:p>
     <w:p>
       <w:pPr>
-        <w:pStyle w:val="2"/>
+        <w:pStyle w:val="30"/>
         <w:bidi w:val="0"/>
         <w:rPr>
           <w:rFonts w:hint="eastAsia"/>
@@ -3133,13 +3174,13 @@
     </w:p>
     <w:p>
       <w:pPr>
-        <w:pStyle w:val="a1"/>
+        <w:pStyle w:val="29"/>
         <w:numPr>
           <w:ilvl w:val="0"/>
           <w:numId w:val="4"/>
         </w:numPr>
         <w:bidi w:val="0"/>
-        <w:ind w:left="425" w:hanging="425" w:leftChars="0" w:firstLineChars="0"/>
+        <w:ind w:left="425" w:leftChars="0" w:hanging="425" w:firstLineChars="0"/>
       </w:pPr>
       <w:r>
         <w:t>负责配置管理流程中所有具体活动的协调和监控；</w:t>
@@ -3147,13 +3188,13 @@
     </w:p>
     <w:p>
       <w:pPr>
-        <w:pStyle w:val="a1"/>
+        <w:pStyle w:val="29"/>
         <w:numPr>
           <w:ilvl w:val="0"/>
           <w:numId w:val="4"/>
         </w:numPr>
         <w:bidi w:val="0"/>
-        <w:ind w:left="425" w:hanging="425" w:leftChars="0" w:firstLineChars="0"/>
+        <w:ind w:left="425" w:leftChars="0" w:hanging="425" w:firstLineChars="0"/>
         <w:rPr>
           <w:rFonts w:hint="eastAsia"/>
           <w:lang w:val="en-US" w:eastAsia="zh-CN"/>
@@ -3172,7 +3213,7 @@
     </w:p>
     <w:p>
       <w:pPr>
-        <w:pStyle w:val="2"/>
+        <w:pStyle w:val="30"/>
         <w:bidi w:val="0"/>
         <w:rPr>
           <w:rFonts w:hint="default"/>
@@ -3191,13 +3232,13 @@
     </w:p>
     <w:p>
       <w:pPr>
-        <w:pStyle w:val="a1"/>
+        <w:pStyle w:val="29"/>
         <w:numPr>
           <w:ilvl w:val="0"/>
           <w:numId w:val="5"/>
         </w:numPr>
         <w:bidi w:val="0"/>
-        <w:ind w:left="425" w:hanging="425" w:leftChars="0" w:firstLineChars="0"/>
+        <w:ind w:left="425" w:leftChars="0" w:hanging="425" w:firstLineChars="0"/>
       </w:pPr>
       <w:r>
         <w:t>负责维护配置数据的完整性，并保障提供给运行管理相关各个流程的信息准确性；</w:t>
@@ -3205,13 +3246,13 @@
     </w:p>
     <w:p>
       <w:pPr>
-        <w:pStyle w:val="a1"/>
+        <w:pStyle w:val="29"/>
         <w:numPr>
           <w:ilvl w:val="0"/>
           <w:numId w:val="5"/>
         </w:numPr>
         <w:bidi w:val="0"/>
-        <w:ind w:left="425" w:hanging="425" w:leftChars="0" w:firstLineChars="0"/>
+        <w:ind w:left="425" w:leftChars="0" w:hanging="425" w:firstLineChars="0"/>
       </w:pPr>
       <w:r>
         <w:rPr>
@@ -3226,13 +3267,13 @@
     </w:p>
     <w:p>
       <w:pPr>
-        <w:pStyle w:val="a1"/>
+        <w:pStyle w:val="29"/>
         <w:numPr>
           <w:ilvl w:val="0"/>
           <w:numId w:val="5"/>
         </w:numPr>
         <w:bidi w:val="0"/>
-        <w:ind w:left="425" w:hanging="425" w:leftChars="0" w:firstLineChars="0"/>
+        <w:ind w:left="425" w:leftChars="0" w:hanging="425" w:firstLineChars="0"/>
         <w:rPr>
           <w:rFonts w:hint="default"/>
           <w:lang w:val="en-US" w:eastAsia="zh-CN"/>
@@ -3244,7 +3285,7 @@
     </w:p>
     <w:p>
       <w:pPr>
-        <w:pStyle w:val="1"/>
+        <w:pStyle w:val="28"/>
         <w:bidi w:val="0"/>
         <w:rPr>
           <w:rFonts w:hint="default"/>
@@ -3263,7 +3304,7 @@
     </w:p>
     <w:p>
       <w:pPr>
-        <w:pStyle w:val="a1"/>
+        <w:pStyle w:val="29"/>
         <w:rPr>
           <w:rFonts w:hint="eastAsia"/>
           <w:lang w:val="en-US" w:eastAsia="zh-CN"/>
@@ -3279,7 +3320,7 @@
     </w:p>
     <w:p>
       <w:pPr>
-        <w:pStyle w:val="a1"/>
+        <w:pStyle w:val="29"/>
         <w:jc w:val="center"/>
         <w:rPr>
           <w:rFonts w:hint="default"/>
@@ -3380,7 +3421,7 @@
     </w:p>
     <w:p>
       <w:pPr>
-        <w:pStyle w:val="a1"/>
+        <w:pStyle w:val="29"/>
         <w:rPr>
           <w:rFonts w:hint="default"/>
           <w:lang w:val="en-US" w:eastAsia="zh-CN"/>
@@ -3392,38 +3433,24 @@
           <w:lang w:val="en-US" w:eastAsia="zh-CN"/>
         </w:rPr>
         <w:object>
-          <v:shapetype id="_x0000_t75" coordsize="21600,21600" o:spt="75" o:preferrelative="t" path="m@4@5l@4@11@9@11@9@5xe" filled="f" stroked="f">
-            <v:stroke joinstyle="miter"/>
-            <v:formulas>
-              <v:f eqn="if lineDrawn pixelLineWidth 0"/>
-              <v:f eqn="sum @0 1 0"/>
-              <v:f eqn="sum 0 0 @1"/>
-              <v:f eqn="prod @2 1 2"/>
-              <v:f eqn="prod @3 21600 pixelWidth"/>
-              <v:f eqn="prod @3 21600 pixelHeight"/>
-              <v:f eqn="sum @0 0 1"/>
-              <v:f eqn="prod @6 1 2"/>
-              <v:f eqn="prod @7 21600 pixelWidth"/>
-              <v:f eqn="sum @8 21600 0"/>
-              <v:f eqn="prod @7 21600 pixelHeight"/>
-              <v:f eqn="sum @10 21600 0"/>
-            </v:formulas>
-            <v:path o:extrusionok="f" gradientshapeok="t" o:connecttype="rect"/>
+          <v:shape id="_x0000_i1025" o:spt="75" type="#_x0000_t75" style="height:318.75pt;width:399.45pt;" o:ole="t" filled="f" o:preferrelative="t" stroked="f" coordsize="21600,21600">
+            <v:path/>
+            <v:fill on="f" focussize="0,0"/>
+            <v:stroke on="f" joinstyle="miter"/>
+            <v:imagedata r:id="rId9" o:title=""/>
             <o:lock v:ext="edit" aspectratio="t"/>
-          </v:shapetype>
-          <v:shape id="_x0000_i1025" type="#_x0000_t75" style="height:318.75pt;width:399.45pt" o:oleicon="f" o:ole="" coordsize="21600,21600" o:preferrelative="t" filled="f" stroked="f">
-            <v:stroke joinstyle="miter"/>
-            <v:imagedata r:id="rId4" o:title=""/>
-            <o:lock v:ext="edit" aspectratio="t"/>
+            <w10:wrap type="none"/>
             <w10:anchorlock/>
           </v:shape>
-          <o:OLEObject Type="Embed" ProgID="Visio.Drawing.15" ShapeID="_x0000_i1025" DrawAspect="Content" ObjectID="_1468075725" r:id="rId5"/>
+          <o:OLEObject Type="Embed" ProgID="Visio.Drawing.15" ShapeID="_x0000_i1025" DrawAspect="Content" ObjectID="_1468075725" r:id="rId8">
+            <o:LockedField>false</o:LockedField>
+          </o:OLEObject>
         </w:object>
       </w:r>
     </w:p>
     <w:p>
       <w:pPr>
-        <w:pStyle w:val="2"/>
+        <w:pStyle w:val="30"/>
         <w:bidi w:val="0"/>
         <w:rPr>
           <w:rFonts w:hint="default"/>
@@ -3442,7 +3469,7 @@
     </w:p>
     <w:p>
       <w:pPr>
-        <w:pStyle w:val="3"/>
+        <w:pStyle w:val="31"/>
         <w:bidi w:val="0"/>
         <w:rPr>
           <w:rFonts w:hint="default"/>
@@ -3459,7 +3486,7 @@
     </w:p>
     <w:p>
       <w:pPr>
-        <w:pStyle w:val="a1"/>
+        <w:pStyle w:val="29"/>
         <w:bidi w:val="0"/>
       </w:pPr>
       <w:r>
@@ -3478,7 +3505,7 @@
     </w:p>
     <w:p>
       <w:pPr>
-        <w:pStyle w:val="3"/>
+        <w:pStyle w:val="31"/>
         <w:bidi w:val="0"/>
         <w:rPr>
           <w:rFonts w:hint="default"/>
@@ -3495,7 +3522,7 @@
     </w:p>
     <w:p>
       <w:pPr>
-        <w:pStyle w:val="a1"/>
+        <w:pStyle w:val="29"/>
         <w:bidi w:val="0"/>
         <w:rPr>
           <w:rFonts w:hint="default"/>
@@ -3510,7 +3537,7 @@
     </w:p>
     <w:p>
       <w:pPr>
-        <w:pStyle w:val="3"/>
+        <w:pStyle w:val="31"/>
         <w:bidi w:val="0"/>
         <w:rPr>
           <w:rFonts w:hint="default"/>
@@ -3527,7 +3554,7 @@
     </w:p>
     <w:p>
       <w:pPr>
-        <w:pStyle w:val="a1"/>
+        <w:pStyle w:val="29"/>
         <w:bidi w:val="0"/>
         <w:rPr>
           <w:rFonts w:hint="default"/>
@@ -3549,7 +3576,7 @@
     </w:p>
     <w:p>
       <w:pPr>
-        <w:pStyle w:val="3"/>
+        <w:pStyle w:val="31"/>
         <w:bidi w:val="0"/>
         <w:rPr>
           <w:rFonts w:hint="default"/>
@@ -3566,7 +3593,7 @@
     </w:p>
     <w:p>
       <w:pPr>
-        <w:pStyle w:val="a1"/>
+        <w:pStyle w:val="29"/>
         <w:bidi w:val="0"/>
         <w:rPr>
           <w:rFonts w:hint="default"/>
@@ -3608,7 +3635,7 @@
     </w:p>
     <w:p>
       <w:pPr>
-        <w:pStyle w:val="3"/>
+        <w:pStyle w:val="31"/>
         <w:bidi w:val="0"/>
         <w:rPr>
           <w:rFonts w:hint="default"/>
@@ -3625,7 +3652,7 @@
     </w:p>
     <w:p>
       <w:pPr>
-        <w:pStyle w:val="a1"/>
+        <w:pStyle w:val="29"/>
         <w:bidi w:val="0"/>
         <w:rPr>
           <w:rFonts w:hint="default"/>
@@ -3641,7 +3668,7 @@
         <w:rPr>
           <w:rFonts w:hint="default"/>
         </w:rPr>
-        <w:br/>
+        <w:br w:type="textWrapping"/>
       </w:r>
       <w:r>
         <w:rPr>
@@ -3656,8 +3683,6 @@
         </w:rPr>
         <w:t>度</w:t>
       </w:r>
-      <w:bookmarkStart w:id="15" w:name="_GoBack"/>
-      <w:bookmarkEnd w:id="15"/>
       <w:r>
         <w:rPr>
           <w:rFonts w:hint="default"/>
@@ -3667,13 +3692,13 @@
     </w:p>
     <w:p>
       <w:pPr>
-        <w:pStyle w:val="a3"/>
+        <w:pStyle w:val="39"/>
         <w:numPr>
           <w:ilvl w:val="0"/>
           <w:numId w:val="6"/>
         </w:numPr>
         <w:bidi w:val="0"/>
-        <w:ind w:left="425" w:hanging="425" w:leftChars="0" w:firstLineChars="0"/>
+        <w:ind w:left="425" w:leftChars="0" w:hanging="425" w:firstLineChars="0"/>
       </w:pPr>
       <w:r>
         <w:rPr>
@@ -3684,13 +3709,13 @@
     </w:p>
     <w:p>
       <w:pPr>
-        <w:pStyle w:val="a3"/>
+        <w:pStyle w:val="39"/>
         <w:numPr>
           <w:ilvl w:val="0"/>
           <w:numId w:val="6"/>
         </w:numPr>
         <w:bidi w:val="0"/>
-        <w:ind w:left="425" w:hanging="425" w:leftChars="0" w:firstLineChars="0"/>
+        <w:ind w:left="425" w:leftChars="0" w:hanging="425" w:firstLineChars="0"/>
       </w:pPr>
       <w:r>
         <w:rPr>
@@ -3701,24 +3726,24 @@
     </w:p>
     <w:p>
       <w:pPr>
-        <w:pStyle w:val="3"/>
+        <w:pStyle w:val="31"/>
         <w:bidi w:val="0"/>
         <w:rPr>
           <w:rFonts w:hint="default"/>
         </w:rPr>
       </w:pPr>
-      <w:bookmarkStart w:id="16" w:name="_Toc13512"/>
+      <w:bookmarkStart w:id="15" w:name="_Toc13512"/>
       <w:r>
         <w:rPr>
           <w:rFonts w:hint="default"/>
         </w:rPr>
         <w:t>生成配置报告</w:t>
       </w:r>
-      <w:bookmarkEnd w:id="16"/>
-    </w:p>
-    <w:p>
-      <w:pPr>
-        <w:pStyle w:val="a1"/>
+      <w:bookmarkEnd w:id="15"/>
+    </w:p>
+    <w:p>
+      <w:pPr>
+        <w:pStyle w:val="29"/>
         <w:bidi w:val="0"/>
         <w:rPr>
           <w:rFonts w:hint="default"/>
@@ -3741,7 +3766,7 @@
         <w:rPr>
           <w:rFonts w:hint="default"/>
         </w:rPr>
-        <w:br/>
+        <w:br w:type="textWrapping"/>
       </w:r>
       <w:r>
         <w:rPr>
@@ -3753,7 +3778,7 @@
         <w:rPr>
           <w:rFonts w:hint="default"/>
         </w:rPr>
-        <w:br/>
+        <w:br w:type="textWrapping"/>
       </w:r>
       <w:r>
         <w:rPr>
@@ -3764,30 +3789,31 @@
     </w:p>
     <w:p>
       <w:pPr>
-        <w:pStyle w:val="2"/>
+        <w:pStyle w:val="30"/>
         <w:bidi w:val="0"/>
       </w:pPr>
-      <w:bookmarkStart w:id="17" w:name="_Toc20230"/>
-      <w:bookmarkStart w:id="18" w:name="_Toc6088"/>
+      <w:bookmarkStart w:id="16" w:name="_Toc20230"/>
+      <w:bookmarkStart w:id="17" w:name="_Toc6088"/>
       <w:r>
         <w:t>考核指标</w:t>
       </w:r>
+      <w:bookmarkEnd w:id="16"/>
       <w:bookmarkEnd w:id="17"/>
-      <w:bookmarkEnd w:id="18"/>
     </w:p>
     <w:tbl>
       <w:tblPr>
-        <w:tblStyle w:val="TableGrid"/>
+        <w:tblStyle w:val="21"/>
         <w:tblW w:w="0" w:type="auto"/>
         <w:tblInd w:w="0" w:type="dxa"/>
         <w:tblBorders>
-          <w:top w:val="single" w:sz="4" w:space="0" w:color="auto"/>
-          <w:left w:val="single" w:sz="4" w:space="0" w:color="auto"/>
-          <w:bottom w:val="single" w:sz="4" w:space="0" w:color="auto"/>
-          <w:right w:val="single" w:sz="4" w:space="0" w:color="auto"/>
-          <w:insideH w:val="single" w:sz="4" w:space="0" w:color="auto"/>
-          <w:insideV w:val="single" w:sz="4" w:space="0" w:color="auto"/>
+          <w:top w:val="single" w:color="auto" w:sz="4" w:space="0"/>
+          <w:left w:val="single" w:color="auto" w:sz="4" w:space="0"/>
+          <w:bottom w:val="single" w:color="auto" w:sz="4" w:space="0"/>
+          <w:right w:val="single" w:color="auto" w:sz="4" w:space="0"/>
+          <w:insideH w:val="single" w:color="auto" w:sz="4" w:space="0"/>
+          <w:insideV w:val="single" w:color="auto" w:sz="4" w:space="0"/>
         </w:tblBorders>
+        <w:tblLayout w:type="autofit"/>
         <w:tblCellMar>
           <w:top w:w="0" w:type="dxa"/>
           <w:left w:w="108" w:type="dxa"/>
@@ -3803,15 +3829,13 @@
       </w:tblGrid>
       <w:tr>
         <w:tblPrEx>
-          <w:tblW w:w="0" w:type="auto"/>
-          <w:tblInd w:w="0" w:type="dxa"/>
           <w:tblBorders>
-            <w:top w:val="single" w:sz="4" w:space="0" w:color="auto"/>
-            <w:left w:val="single" w:sz="4" w:space="0" w:color="auto"/>
-            <w:bottom w:val="single" w:sz="4" w:space="0" w:color="auto"/>
-            <w:right w:val="single" w:sz="4" w:space="0" w:color="auto"/>
-            <w:insideH w:val="single" w:sz="4" w:space="0" w:color="auto"/>
-            <w:insideV w:val="single" w:sz="4" w:space="0" w:color="auto"/>
+            <w:top w:val="single" w:color="auto" w:sz="4" w:space="0"/>
+            <w:left w:val="single" w:color="auto" w:sz="4" w:space="0"/>
+            <w:bottom w:val="single" w:color="auto" w:sz="4" w:space="0"/>
+            <w:right w:val="single" w:color="auto" w:sz="4" w:space="0"/>
+            <w:insideH w:val="single" w:color="auto" w:sz="4" w:space="0"/>
+            <w:insideV w:val="single" w:color="auto" w:sz="4" w:space="0"/>
           </w:tblBorders>
           <w:tblCellMar>
             <w:top w:w="0" w:type="dxa"/>
@@ -3829,7 +3853,7 @@
               <w:widowControl w:val="0"/>
               <w:jc w:val="center"/>
               <w:rPr>
-                <w:rFonts w:ascii="宋体" w:eastAsia="宋体" w:hAnsi="宋体" w:cs="宋体" w:hint="default"/>
+                <w:rFonts w:hint="default" w:ascii="宋体" w:hAnsi="宋体" w:eastAsia="宋体" w:cs="宋体"/>
                 <w:b/>
                 <w:bCs/>
                 <w:sz w:val="18"/>
@@ -3839,7 +3863,7 @@
             </w:pPr>
             <w:r>
               <w:rPr>
-                <w:rFonts w:ascii="宋体" w:eastAsia="宋体" w:hAnsi="宋体" w:cs="宋体" w:hint="eastAsia"/>
+                <w:rFonts w:hint="eastAsia" w:ascii="宋体" w:hAnsi="宋体" w:eastAsia="宋体" w:cs="宋体"/>
                 <w:b/>
                 <w:bCs/>
                 <w:sz w:val="18"/>
@@ -3859,7 +3883,7 @@
               <w:widowControl w:val="0"/>
               <w:jc w:val="center"/>
               <w:rPr>
-                <w:rFonts w:ascii="宋体" w:eastAsia="宋体" w:hAnsi="宋体" w:cs="宋体" w:hint="default"/>
+                <w:rFonts w:hint="default" w:ascii="宋体" w:hAnsi="宋体" w:eastAsia="宋体" w:cs="宋体"/>
                 <w:b/>
                 <w:bCs/>
                 <w:sz w:val="18"/>
@@ -3869,7 +3893,7 @@
             </w:pPr>
             <w:r>
               <w:rPr>
-                <w:rFonts w:ascii="宋体" w:eastAsia="宋体" w:hAnsi="宋体" w:cs="宋体" w:hint="eastAsia"/>
+                <w:rFonts w:hint="eastAsia" w:ascii="宋体" w:hAnsi="宋体" w:eastAsia="宋体" w:cs="宋体"/>
                 <w:b/>
                 <w:bCs/>
                 <w:sz w:val="18"/>
@@ -3889,7 +3913,7 @@
               <w:widowControl w:val="0"/>
               <w:jc w:val="center"/>
               <w:rPr>
-                <w:rFonts w:ascii="宋体" w:eastAsia="宋体" w:hAnsi="宋体" w:cs="宋体" w:hint="default"/>
+                <w:rFonts w:hint="default" w:ascii="宋体" w:hAnsi="宋体" w:eastAsia="宋体" w:cs="宋体"/>
                 <w:b/>
                 <w:bCs/>
                 <w:sz w:val="18"/>
@@ -3899,7 +3923,7 @@
             </w:pPr>
             <w:r>
               <w:rPr>
-                <w:rFonts w:ascii="宋体" w:eastAsia="宋体" w:hAnsi="宋体" w:cs="宋体" w:hint="eastAsia"/>
+                <w:rFonts w:hint="eastAsia" w:ascii="宋体" w:hAnsi="宋体" w:eastAsia="宋体" w:cs="宋体"/>
                 <w:b/>
                 <w:bCs/>
                 <w:sz w:val="18"/>
@@ -3919,7 +3943,7 @@
               <w:widowControl w:val="0"/>
               <w:jc w:val="center"/>
               <w:rPr>
-                <w:rFonts w:ascii="宋体" w:eastAsia="宋体" w:hAnsi="宋体" w:cs="宋体" w:hint="default"/>
+                <w:rFonts w:hint="default" w:ascii="宋体" w:hAnsi="宋体" w:eastAsia="宋体" w:cs="宋体"/>
                 <w:b/>
                 <w:bCs/>
                 <w:sz w:val="18"/>
@@ -3929,7 +3953,7 @@
             </w:pPr>
             <w:r>
               <w:rPr>
-                <w:rFonts w:ascii="宋体" w:eastAsia="宋体" w:hAnsi="宋体" w:cs="宋体" w:hint="eastAsia"/>
+                <w:rFonts w:hint="eastAsia" w:ascii="宋体" w:hAnsi="宋体" w:eastAsia="宋体" w:cs="宋体"/>
                 <w:b/>
                 <w:bCs/>
                 <w:sz w:val="18"/>
@@ -3943,8 +3967,14 @@
       </w:tr>
       <w:tr>
         <w:tblPrEx>
-          <w:tblW w:w="0" w:type="auto"/>
-          <w:tblInd w:w="0" w:type="dxa"/>
+          <w:tblBorders>
+            <w:top w:val="single" w:color="auto" w:sz="4" w:space="0"/>
+            <w:left w:val="single" w:color="auto" w:sz="4" w:space="0"/>
+            <w:bottom w:val="single" w:color="auto" w:sz="4" w:space="0"/>
+            <w:right w:val="single" w:color="auto" w:sz="4" w:space="0"/>
+            <w:insideH w:val="single" w:color="auto" w:sz="4" w:space="0"/>
+            <w:insideV w:val="single" w:color="auto" w:sz="4" w:space="0"/>
+          </w:tblBorders>
           <w:tblCellMar>
             <w:top w:w="0" w:type="dxa"/>
             <w:left w:w="108" w:type="dxa"/>
@@ -3953,7 +3983,7 @@
           </w:tblCellMar>
         </w:tblPrEx>
         <w:trPr>
-          <w:trHeight w:val="710"/>
+          <w:trHeight w:val="710" w:hRule="atLeast"/>
         </w:trPr>
         <w:tc>
           <w:tcPr>
@@ -3964,7 +3994,7 @@
             <w:pPr>
               <w:widowControl w:val="0"/>
               <w:rPr>
-                <w:rFonts w:ascii="宋体" w:eastAsia="宋体" w:hAnsi="宋体" w:cs="宋体" w:hint="default"/>
+                <w:rFonts w:hint="default" w:ascii="宋体" w:hAnsi="宋体" w:eastAsia="宋体" w:cs="宋体"/>
                 <w:snapToGrid w:val="0"/>
                 <w:color w:val="000000"/>
                 <w:kern w:val="0"/>
@@ -3975,7 +4005,7 @@
             </w:pPr>
             <w:r>
               <w:rPr>
-                <w:rFonts w:ascii="宋体" w:eastAsia="宋体" w:hAnsi="宋体" w:cs="宋体" w:hint="eastAsia"/>
+                <w:rFonts w:hint="eastAsia" w:ascii="宋体" w:hAnsi="宋体" w:eastAsia="宋体" w:cs="宋体"/>
                 <w:sz w:val="18"/>
                 <w:szCs w:val="18"/>
               </w:rPr>
@@ -3992,7 +4022,7 @@
             <w:pPr>
               <w:widowControl w:val="0"/>
               <w:rPr>
-                <w:rFonts w:ascii="宋体" w:eastAsia="宋体" w:hAnsi="宋体" w:cs="宋体" w:hint="default"/>
+                <w:rFonts w:hint="default" w:ascii="宋体" w:hAnsi="宋体" w:eastAsia="宋体" w:cs="宋体"/>
                 <w:snapToGrid w:val="0"/>
                 <w:color w:val="000000"/>
                 <w:kern w:val="0"/>
@@ -4003,7 +4033,7 @@
             </w:pPr>
             <w:r>
               <w:rPr>
-                <w:rFonts w:ascii="宋体" w:eastAsia="宋体" w:hAnsi="宋体" w:cs="宋体" w:hint="eastAsia"/>
+                <w:rFonts w:hint="eastAsia" w:ascii="宋体" w:hAnsi="宋体" w:eastAsia="宋体" w:cs="宋体"/>
                 <w:sz w:val="18"/>
                 <w:szCs w:val="18"/>
               </w:rPr>
@@ -4011,7 +4041,7 @@
             </w:r>
             <w:r>
               <w:rPr>
-                <w:rFonts w:ascii="宋体" w:eastAsia="宋体" w:hAnsi="宋体" w:cs="宋体" w:hint="eastAsia"/>
+                <w:rFonts w:hint="eastAsia" w:ascii="宋体" w:hAnsi="宋体" w:eastAsia="宋体" w:cs="宋体"/>
                 <w:sz w:val="18"/>
                 <w:szCs w:val="18"/>
                 <w:lang w:eastAsia="zh-CN"/>
@@ -4020,7 +4050,7 @@
             </w:r>
             <w:r>
               <w:rPr>
-                <w:rFonts w:ascii="宋体" w:eastAsia="宋体" w:hAnsi="宋体" w:cs="宋体" w:hint="eastAsia"/>
+                <w:rFonts w:hint="eastAsia" w:ascii="宋体" w:hAnsi="宋体" w:eastAsia="宋体" w:cs="宋体"/>
                 <w:sz w:val="18"/>
                 <w:szCs w:val="18"/>
               </w:rPr>
@@ -4037,7 +4067,7 @@
             <w:pPr>
               <w:widowControl w:val="0"/>
               <w:rPr>
-                <w:rFonts w:ascii="宋体" w:eastAsia="宋体" w:hAnsi="宋体" w:cs="宋体" w:hint="default"/>
+                <w:rFonts w:hint="default" w:ascii="宋体" w:hAnsi="宋体" w:eastAsia="宋体" w:cs="宋体"/>
                 <w:snapToGrid w:val="0"/>
                 <w:color w:val="000000"/>
                 <w:kern w:val="0"/>
@@ -4048,7 +4078,7 @@
             </w:pPr>
             <w:r>
               <w:rPr>
-                <w:rFonts w:ascii="宋体" w:eastAsia="宋体" w:hAnsi="宋体" w:cs="宋体" w:hint="eastAsia"/>
+                <w:rFonts w:hint="eastAsia" w:ascii="宋体" w:hAnsi="宋体" w:eastAsia="宋体" w:cs="宋体"/>
                 <w:sz w:val="18"/>
                 <w:szCs w:val="18"/>
               </w:rPr>
@@ -4065,7 +4095,7 @@
             <w:pPr>
               <w:widowControl w:val="0"/>
               <w:rPr>
-                <w:rFonts w:ascii="宋体" w:eastAsia="宋体" w:hAnsi="宋体" w:cs="宋体" w:hint="eastAsia"/>
+                <w:rFonts w:hint="eastAsia" w:ascii="宋体" w:hAnsi="宋体" w:eastAsia="宋体" w:cs="宋体"/>
                 <w:snapToGrid w:val="0"/>
                 <w:color w:val="000000"/>
                 <w:kern w:val="0"/>
@@ -4076,7 +4106,7 @@
             </w:pPr>
             <w:r>
               <w:rPr>
-                <w:rFonts w:ascii="宋体" w:eastAsia="宋体" w:hAnsi="宋体" w:cs="宋体" w:hint="eastAsia"/>
+                <w:rFonts w:hint="eastAsia" w:ascii="宋体" w:hAnsi="宋体" w:eastAsia="宋体" w:cs="宋体"/>
                 <w:sz w:val="18"/>
                 <w:szCs w:val="18"/>
               </w:rPr>
@@ -4087,8 +4117,14 @@
       </w:tr>
       <w:tr>
         <w:tblPrEx>
-          <w:tblW w:w="0" w:type="auto"/>
-          <w:tblInd w:w="0" w:type="dxa"/>
+          <w:tblBorders>
+            <w:top w:val="single" w:color="auto" w:sz="4" w:space="0"/>
+            <w:left w:val="single" w:color="auto" w:sz="4" w:space="0"/>
+            <w:bottom w:val="single" w:color="auto" w:sz="4" w:space="0"/>
+            <w:right w:val="single" w:color="auto" w:sz="4" w:space="0"/>
+            <w:insideH w:val="single" w:color="auto" w:sz="4" w:space="0"/>
+            <w:insideV w:val="single" w:color="auto" w:sz="4" w:space="0"/>
+          </w:tblBorders>
           <w:tblCellMar>
             <w:top w:w="0" w:type="dxa"/>
             <w:left w:w="108" w:type="dxa"/>
@@ -4097,7 +4133,7 @@
           </w:tblCellMar>
         </w:tblPrEx>
         <w:trPr>
-          <w:trHeight w:val="710"/>
+          <w:trHeight w:val="710" w:hRule="atLeast"/>
         </w:trPr>
         <w:tc>
           <w:tcPr>
@@ -4108,7 +4144,7 @@
             <w:pPr>
               <w:widowControl w:val="0"/>
               <w:rPr>
-                <w:rFonts w:ascii="宋体" w:eastAsia="宋体" w:hAnsi="宋体" w:cs="宋体" w:hint="default"/>
+                <w:rFonts w:hint="default" w:ascii="宋体" w:hAnsi="宋体" w:eastAsia="宋体" w:cs="宋体"/>
                 <w:snapToGrid w:val="0"/>
                 <w:color w:val="000000"/>
                 <w:kern w:val="0"/>
@@ -4119,7 +4155,7 @@
             </w:pPr>
             <w:r>
               <w:rPr>
-                <w:rFonts w:ascii="宋体" w:eastAsia="宋体" w:hAnsi="宋体" w:cs="宋体" w:hint="eastAsia"/>
+                <w:rFonts w:hint="eastAsia" w:ascii="宋体" w:hAnsi="宋体" w:eastAsia="宋体" w:cs="宋体"/>
                 <w:sz w:val="18"/>
                 <w:szCs w:val="18"/>
               </w:rPr>
@@ -4136,7 +4172,7 @@
             <w:pPr>
               <w:widowControl w:val="0"/>
               <w:rPr>
-                <w:rFonts w:ascii="宋体" w:eastAsia="宋体" w:hAnsi="宋体" w:cs="宋体" w:hint="default"/>
+                <w:rFonts w:hint="default" w:ascii="宋体" w:hAnsi="宋体" w:eastAsia="宋体" w:cs="宋体"/>
                 <w:snapToGrid w:val="0"/>
                 <w:color w:val="000000"/>
                 <w:kern w:val="0"/>
@@ -4147,7 +4183,7 @@
             </w:pPr>
             <w:r>
               <w:rPr>
-                <w:rFonts w:ascii="宋体" w:eastAsia="宋体" w:hAnsi="宋体" w:cs="宋体" w:hint="eastAsia"/>
+                <w:rFonts w:hint="eastAsia" w:ascii="宋体" w:hAnsi="宋体" w:eastAsia="宋体" w:cs="宋体"/>
                 <w:sz w:val="18"/>
                 <w:szCs w:val="18"/>
               </w:rPr>
@@ -4155,7 +4191,7 @@
             </w:r>
             <w:r>
               <w:rPr>
-                <w:rFonts w:ascii="宋体" w:eastAsia="宋体" w:hAnsi="宋体" w:cs="宋体" w:hint="eastAsia"/>
+                <w:rFonts w:hint="eastAsia" w:ascii="宋体" w:hAnsi="宋体" w:eastAsia="宋体" w:cs="宋体"/>
                 <w:sz w:val="18"/>
                 <w:szCs w:val="18"/>
                 <w:lang w:eastAsia="zh-CN"/>
@@ -4164,7 +4200,7 @@
             </w:r>
             <w:r>
               <w:rPr>
-                <w:rFonts w:ascii="宋体" w:eastAsia="宋体" w:hAnsi="宋体" w:cs="宋体" w:hint="eastAsia"/>
+                <w:rFonts w:hint="eastAsia" w:ascii="宋体" w:hAnsi="宋体" w:eastAsia="宋体" w:cs="宋体"/>
                 <w:sz w:val="18"/>
                 <w:szCs w:val="18"/>
               </w:rPr>
@@ -4181,7 +4217,7 @@
             <w:pPr>
               <w:widowControl w:val="0"/>
               <w:rPr>
-                <w:rFonts w:ascii="宋体" w:eastAsia="宋体" w:hAnsi="宋体" w:cs="宋体" w:hint="default"/>
+                <w:rFonts w:hint="default" w:ascii="宋体" w:hAnsi="宋体" w:eastAsia="宋体" w:cs="宋体"/>
                 <w:snapToGrid w:val="0"/>
                 <w:color w:val="000000"/>
                 <w:kern w:val="0"/>
@@ -4192,7 +4228,7 @@
             </w:pPr>
             <w:r>
               <w:rPr>
-                <w:rFonts w:ascii="宋体" w:eastAsia="宋体" w:hAnsi="宋体" w:cs="宋体" w:hint="eastAsia"/>
+                <w:rFonts w:hint="eastAsia" w:ascii="宋体" w:hAnsi="宋体" w:eastAsia="宋体" w:cs="宋体"/>
                 <w:sz w:val="18"/>
                 <w:szCs w:val="18"/>
               </w:rPr>
@@ -4209,7 +4245,7 @@
             <w:pPr>
               <w:widowControl w:val="0"/>
               <w:rPr>
-                <w:rFonts w:ascii="宋体" w:eastAsia="宋体" w:hAnsi="宋体" w:cs="宋体" w:hint="eastAsia"/>
+                <w:rFonts w:hint="eastAsia" w:ascii="宋体" w:hAnsi="宋体" w:eastAsia="宋体" w:cs="宋体"/>
                 <w:snapToGrid w:val="0"/>
                 <w:color w:val="000000"/>
                 <w:kern w:val="0"/>
@@ -4220,7 +4256,7 @@
             </w:pPr>
             <w:r>
               <w:rPr>
-                <w:rFonts w:ascii="宋体" w:eastAsia="宋体" w:hAnsi="宋体" w:cs="宋体" w:hint="eastAsia"/>
+                <w:rFonts w:hint="eastAsia" w:ascii="宋体" w:hAnsi="宋体" w:eastAsia="宋体" w:cs="宋体"/>
                 <w:sz w:val="18"/>
                 <w:szCs w:val="18"/>
               </w:rPr>
@@ -4232,28 +4268,28 @@
     </w:tbl>
     <w:p>
       <w:pPr>
-        <w:pStyle w:val="1"/>
+        <w:pStyle w:val="28"/>
         <w:bidi w:val="0"/>
         <w:rPr>
-          <w:rStyle w:val="1Char"/>
-          <w:rFonts w:eastAsia="宋体" w:hint="default"/>
-          <w:lang w:val="en-US" w:eastAsia="zh-CN"/>
-        </w:rPr>
-      </w:pPr>
-      <w:bookmarkStart w:id="19" w:name="bookmark3"/>
+          <w:rStyle w:val="38"/>
+          <w:rFonts w:hint="default" w:eastAsia="宋体"/>
+          <w:lang w:val="en-US" w:eastAsia="zh-CN"/>
+        </w:rPr>
+      </w:pPr>
+      <w:bookmarkStart w:id="18" w:name="bookmark3"/>
+      <w:bookmarkEnd w:id="18"/>
+      <w:bookmarkStart w:id="19" w:name="_Toc26310"/>
+      <w:bookmarkStart w:id="20" w:name="_Toc17424"/>
+      <w:r>
+        <w:rPr>
+          <w:rStyle w:val="38"/>
+          <w:rFonts w:hint="eastAsia" w:eastAsia="宋体"/>
+          <w:lang w:val="en-US" w:eastAsia="zh-CN"/>
+        </w:rPr>
+        <w:t>附则</w:t>
+      </w:r>
       <w:bookmarkEnd w:id="19"/>
-      <w:bookmarkStart w:id="20" w:name="_Toc26310"/>
-      <w:bookmarkStart w:id="21" w:name="_Toc17424"/>
-      <w:r>
-        <w:rPr>
-          <w:rStyle w:val="1Char"/>
-          <w:rFonts w:eastAsia="宋体" w:hint="eastAsia"/>
-          <w:lang w:val="en-US" w:eastAsia="zh-CN"/>
-        </w:rPr>
-        <w:t>附则</w:t>
-      </w:r>
       <w:bookmarkEnd w:id="20"/>
-      <w:bookmarkEnd w:id="21"/>
     </w:p>
     <w:p>
       <w:pPr>
@@ -4275,17 +4311,17 @@
         <w:adjustRightInd w:val="0"/>
         <w:snapToGrid w:val="0"/>
         <w:spacing w:line="360" w:lineRule="auto"/>
-        <w:ind w:left="425" w:hanging="425" w:leftChars="0" w:firstLineChars="0"/>
+        <w:ind w:left="425" w:leftChars="0" w:hanging="425" w:firstLineChars="0"/>
         <w:textAlignment w:val="baseline"/>
         <w:rPr>
-          <w:rFonts w:ascii="宋体" w:eastAsia="宋体" w:hAnsi="宋体" w:cs="宋体"/>
+          <w:rFonts w:ascii="宋体" w:hAnsi="宋体" w:eastAsia="宋体" w:cs="宋体"/>
           <w:sz w:val="24"/>
           <w:szCs w:val="24"/>
         </w:rPr>
       </w:pPr>
       <w:r>
         <w:rPr>
-          <w:rFonts w:ascii="宋体" w:eastAsia="宋体" w:hAnsi="宋体" w:cs="宋体"/>
+          <w:rFonts w:ascii="宋体" w:hAnsi="宋体" w:eastAsia="宋体" w:cs="宋体"/>
           <w:spacing w:val="-1"/>
           <w:sz w:val="24"/>
           <w:szCs w:val="24"/>
@@ -4294,7 +4330,7 @@
       </w:r>
       <w:r>
         <w:rPr>
-          <w:rFonts w:ascii="宋体" w:eastAsia="宋体" w:hAnsi="宋体" w:cs="宋体" w:hint="eastAsia"/>
+          <w:rFonts w:hint="eastAsia" w:ascii="宋体" w:hAnsi="宋体" w:eastAsia="宋体" w:cs="宋体"/>
           <w:spacing w:val="-1"/>
           <w:sz w:val="24"/>
           <w:szCs w:val="24"/>
@@ -4304,7 +4340,7 @@
       </w:r>
       <w:r>
         <w:rPr>
-          <w:rFonts w:ascii="宋体" w:eastAsia="宋体" w:hAnsi="宋体" w:cs="宋体"/>
+          <w:rFonts w:ascii="宋体" w:hAnsi="宋体" w:eastAsia="宋体" w:cs="宋体"/>
           <w:spacing w:val="-1"/>
           <w:sz w:val="24"/>
           <w:szCs w:val="24"/>
@@ -4332,7 +4368,7 @@
         <w:adjustRightInd w:val="0"/>
         <w:snapToGrid w:val="0"/>
         <w:spacing w:line="360" w:lineRule="auto"/>
-        <w:ind w:left="425" w:hanging="425" w:leftChars="0" w:firstLineChars="0"/>
+        <w:ind w:left="425" w:leftChars="0" w:hanging="425" w:firstLineChars="0"/>
         <w:textAlignment w:val="baseline"/>
         <w:rPr>
           <w:rFonts w:hint="default"/>
@@ -4341,7 +4377,7 @@
       </w:pPr>
       <w:r>
         <w:rPr>
-          <w:rFonts w:ascii="宋体" w:eastAsia="宋体" w:hAnsi="宋体" w:cs="宋体"/>
+          <w:rFonts w:ascii="宋体" w:hAnsi="宋体" w:eastAsia="宋体" w:cs="宋体"/>
           <w:spacing w:val="-2"/>
           <w:sz w:val="24"/>
           <w:szCs w:val="24"/>
@@ -4351,66 +4387,66 @@
     </w:p>
     <w:p>
       <w:pPr>
-        <w:pStyle w:val="1"/>
+        <w:pStyle w:val="28"/>
         <w:bidi w:val="0"/>
         <w:rPr>
           <w:rFonts w:hint="default"/>
           <w:lang w:val="en-US" w:eastAsia="zh-CN"/>
         </w:rPr>
       </w:pPr>
-      <w:bookmarkStart w:id="22" w:name="bookmark14"/>
+      <w:bookmarkStart w:id="21" w:name="bookmark14"/>
+      <w:bookmarkEnd w:id="21"/>
+      <w:bookmarkStart w:id="22" w:name="_Toc8838"/>
+      <w:r>
+        <w:rPr>
+          <w:rFonts w:hint="eastAsia"/>
+          <w:lang w:val="en-US" w:eastAsia="zh-CN"/>
+        </w:rPr>
+        <w:t>附件</w:t>
+      </w:r>
       <w:bookmarkEnd w:id="22"/>
-      <w:bookmarkStart w:id="23" w:name="_Toc8838"/>
+    </w:p>
+    <w:p>
+      <w:pPr>
+        <w:pStyle w:val="39"/>
+        <w:bidi w:val="0"/>
+      </w:pPr>
+      <w:r>
+        <w:t>《变更管理</w:t>
+      </w:r>
       <w:r>
         <w:rPr>
           <w:rFonts w:hint="eastAsia"/>
           <w:lang w:val="en-US" w:eastAsia="zh-CN"/>
         </w:rPr>
-        <w:t>附件</w:t>
+        <w:t>制度</w:t>
+      </w:r>
+      <w:r>
+        <w:t>》</w:t>
+      </w:r>
+    </w:p>
+    <w:p>
+      <w:pPr>
+        <w:pStyle w:val="28"/>
+        <w:bidi w:val="0"/>
+        <w:rPr>
+          <w:rFonts w:hint="eastAsia"/>
+          <w:lang w:val="en-US" w:eastAsia="zh-CN"/>
+        </w:rPr>
+      </w:pPr>
+      <w:bookmarkStart w:id="23" w:name="_Toc761"/>
+      <w:r>
+        <w:rPr>
+          <w:rFonts w:hint="eastAsia"/>
+          <w:lang w:val="en-US" w:eastAsia="zh-CN"/>
+        </w:rPr>
+        <w:t>记录</w:t>
       </w:r>
       <w:bookmarkEnd w:id="23"/>
     </w:p>
     <w:p>
       <w:pPr>
-        <w:pStyle w:val="a3"/>
-        <w:bidi w:val="0"/>
-      </w:pPr>
-      <w:r>
-        <w:t>《变更管理</w:t>
-      </w:r>
-      <w:r>
-        <w:rPr>
-          <w:rFonts w:hint="eastAsia"/>
-          <w:lang w:val="en-US" w:eastAsia="zh-CN"/>
-        </w:rPr>
-        <w:t>制度</w:t>
-      </w:r>
-      <w:r>
-        <w:t>》</w:t>
-      </w:r>
-    </w:p>
-    <w:p>
-      <w:pPr>
-        <w:pStyle w:val="1"/>
-        <w:bidi w:val="0"/>
-        <w:rPr>
-          <w:rFonts w:hint="eastAsia"/>
-          <w:lang w:val="en-US" w:eastAsia="zh-CN"/>
-        </w:rPr>
-      </w:pPr>
-      <w:bookmarkStart w:id="24" w:name="_Toc761"/>
-      <w:r>
-        <w:rPr>
-          <w:rFonts w:hint="eastAsia"/>
-          <w:lang w:val="en-US" w:eastAsia="zh-CN"/>
-        </w:rPr>
-        <w:t>记录</w:t>
-      </w:r>
-      <w:bookmarkEnd w:id="24"/>
-    </w:p>
-    <w:p>
-      <w:pPr>
-        <w:pStyle w:val="a3"/>
+        <w:pStyle w:val="39"/>
         <w:bidi w:val="0"/>
       </w:pPr>
       <w:r>
@@ -4426,7 +4462,7 @@
     </w:p>
     <w:p>
       <w:pPr>
-        <w:pStyle w:val="a3"/>
+        <w:pStyle w:val="39"/>
         <w:bidi w:val="0"/>
       </w:pPr>
       <w:r>
@@ -4435,7 +4471,7 @@
     </w:p>
     <w:p>
       <w:pPr>
-        <w:pStyle w:val="a3"/>
+        <w:pStyle w:val="39"/>
         <w:bidi w:val="0"/>
       </w:pPr>
       <w:r>
@@ -4444,7 +4480,7 @@
     </w:p>
     <w:p>
       <w:pPr>
-        <w:pStyle w:val="a3"/>
+        <w:pStyle w:val="39"/>
         <w:bidi w:val="0"/>
         <w:rPr>
           <w:rFonts w:hint="eastAsia"/>
@@ -4456,44 +4492,94 @@
       </w:r>
     </w:p>
     <w:sectPr>
-      <w:headerReference w:type="default" r:id="rId6"/>
-      <w:footerReference w:type="default" r:id="rId7"/>
+      <w:headerReference r:id="rId5" w:type="default"/>
+      <w:footerReference r:id="rId6" w:type="default"/>
       <w:pgSz w:w="11906" w:h="16838"/>
       <w:pgMar w:top="1417" w:right="1800" w:bottom="1440" w:left="1800" w:header="1140" w:footer="992" w:gutter="0"/>
-      <w:cols w:num="1" w:space="425"/>
+      <w:cols w:space="425" w:num="1"/>
       <w:docGrid w:type="lines" w:linePitch="312" w:charSpace="0"/>
     </w:sectPr>
   </w:body>
 </w:document>
 </file>
 
+<file path=word/endnotes.xml><?xml version="1.0" encoding="utf-8"?>
+<w:endnotes xmlns:wpc="http://schemas.microsoft.com/office/word/2010/wordprocessingCanvas" xmlns:mc="http://schemas.openxmlformats.org/markup-compatibility/2006" xmlns:o="urn:schemas-microsoft-com:office:office" xmlns:r="http://schemas.openxmlformats.org/officeDocument/2006/relationships" xmlns:m="http://schemas.openxmlformats.org/officeDocument/2006/math" xmlns:v="urn:schemas-microsoft-com:vml" xmlns:wp14="http://schemas.microsoft.com/office/word/2010/wordprocessingDrawing" xmlns:wp="http://schemas.openxmlformats.org/drawingml/2006/wordprocessingDrawing" xmlns:w="http://schemas.openxmlformats.org/wordprocessingml/2006/main" xmlns:w14="http://schemas.microsoft.com/office/word/2010/wordml" xmlns:w15="http://schemas.microsoft.com/office/word/2012/wordml" xmlns:w10="urn:schemas-microsoft-com:office:word" xmlns:wpg="http://schemas.microsoft.com/office/word/2010/wordprocessingGroup" xmlns:wpi="http://schemas.microsoft.com/office/word/2010/wordprocessingInk" xmlns:wne="http://schemas.microsoft.com/office/word/2006/wordml" xmlns:wps="http://schemas.microsoft.com/office/word/2010/wordprocessingShape" xmlns:wpsCustomData="http://www.wps.cn/officeDocument/2013/wpsCustomData" mc:Ignorable="w14 w15 wp14">
+  <w:endnote w:type="separator" w:id="0">
+    <w:p>
+      <w:pPr>
+        <w:spacing w:line="240" w:lineRule="auto"/>
+      </w:pPr>
+      <w:r>
+        <w:separator/>
+      </w:r>
+    </w:p>
+  </w:endnote>
+  <w:endnote w:type="continuationSeparator" w:id="1">
+    <w:p>
+      <w:pPr>
+        <w:spacing w:line="240" w:lineRule="auto"/>
+      </w:pPr>
+      <w:r>
+        <w:continuationSeparator/>
+      </w:r>
+    </w:p>
+  </w:endnote>
+</w:endnotes>
+</file>
+
 <file path=word/footer1.xml><?xml version="1.0" encoding="utf-8"?>
-<w:ftr xmlns:wpc="http://schemas.microsoft.com/office/word/2010/wordprocessingCanvas" xmlns:mc="http://schemas.openxmlformats.org/markup-compatibility/2006" xmlns:o="urn:schemas-microsoft-com:office:office" xmlns:r="http://schemas.openxmlformats.org/officeDocument/2006/relationships" xmlns:m="http://schemas.openxmlformats.org/officeDocument/2006/math" xmlns:v="urn:schemas-microsoft-com:vml" xmlns:wp14="http://schemas.microsoft.com/office/word/2010/wordprocessingDrawing" xmlns:wp="http://schemas.openxmlformats.org/drawingml/2006/wordprocessingDrawing" xmlns:w10="urn:schemas-microsoft-com:office:word" xmlns:w="http://schemas.openxmlformats.org/wordprocessingml/2006/main" xmlns:w14="http://schemas.microsoft.com/office/word/2010/wordml" xmlns:w15="http://schemas.microsoft.com/office/word/2012/wordml" xmlns:wne="http://schemas.microsoft.com/office/word/2006/wordml" xmlns:wpg="http://schemas.microsoft.com/office/word/2010/wordprocessingGroup" xmlns:wpi="http://schemas.microsoft.com/office/word/2010/wordprocessingInk" xmlns:wps="http://schemas.microsoft.com/office/word/2010/wordprocessingShape" mc:Ignorable="w14 w15 wp14">
+<w:ftr xmlns:wpc="http://schemas.microsoft.com/office/word/2010/wordprocessingCanvas" xmlns:mc="http://schemas.openxmlformats.org/markup-compatibility/2006" xmlns:o="urn:schemas-microsoft-com:office:office" xmlns:r="http://schemas.openxmlformats.org/officeDocument/2006/relationships" xmlns:m="http://schemas.openxmlformats.org/officeDocument/2006/math" xmlns:v="urn:schemas-microsoft-com:vml" xmlns:wp14="http://schemas.microsoft.com/office/word/2010/wordprocessingDrawing" xmlns:wp="http://schemas.openxmlformats.org/drawingml/2006/wordprocessingDrawing" xmlns:w10="urn:schemas-microsoft-com:office:word" xmlns:w="http://schemas.openxmlformats.org/wordprocessingml/2006/main" xmlns:w14="http://schemas.microsoft.com/office/word/2010/wordml" xmlns:w15="http://schemas.microsoft.com/office/word/2012/wordml" xmlns:wpg="http://schemas.microsoft.com/office/word/2010/wordprocessingGroup" xmlns:wpi="http://schemas.microsoft.com/office/word/2010/wordprocessingInk" xmlns:wne="http://schemas.microsoft.com/office/word/2006/wordml" xmlns:wps="http://schemas.microsoft.com/office/word/2010/wordprocessingShape" xmlns:wpsCustomData="http://www.wps.cn/officeDocument/2013/wpsCustomData" mc:Ignorable="w14 w15 wp14">
   <w:p>
     <w:pPr>
-      <w:pStyle w:val="Footer"/>
+      <w:pStyle w:val="14"/>
     </w:pPr>
   </w:p>
 </w:ftr>
 </file>
 
+<file path=word/footnotes.xml><?xml version="1.0" encoding="utf-8"?>
+<w:footnotes xmlns:wpc="http://schemas.microsoft.com/office/word/2010/wordprocessingCanvas" xmlns:mc="http://schemas.openxmlformats.org/markup-compatibility/2006" xmlns:o="urn:schemas-microsoft-com:office:office" xmlns:r="http://schemas.openxmlformats.org/officeDocument/2006/relationships" xmlns:m="http://schemas.openxmlformats.org/officeDocument/2006/math" xmlns:v="urn:schemas-microsoft-com:vml" xmlns:wp14="http://schemas.microsoft.com/office/word/2010/wordprocessingDrawing" xmlns:wp="http://schemas.openxmlformats.org/drawingml/2006/wordprocessingDrawing" xmlns:w="http://schemas.openxmlformats.org/wordprocessingml/2006/main" xmlns:w14="http://schemas.microsoft.com/office/word/2010/wordml" xmlns:w15="http://schemas.microsoft.com/office/word/2012/wordml" xmlns:w10="urn:schemas-microsoft-com:office:word" xmlns:wpg="http://schemas.microsoft.com/office/word/2010/wordprocessingGroup" xmlns:wpi="http://schemas.microsoft.com/office/word/2010/wordprocessingInk" xmlns:wne="http://schemas.microsoft.com/office/word/2006/wordml" xmlns:wps="http://schemas.microsoft.com/office/word/2010/wordprocessingShape" xmlns:wpsCustomData="http://www.wps.cn/officeDocument/2013/wpsCustomData" mc:Ignorable="w14 w15 wp14">
+  <w:footnote w:type="separator" w:id="0">
+    <w:p>
+      <w:pPr>
+        <w:spacing w:line="360" w:lineRule="auto"/>
+      </w:pPr>
+      <w:r>
+        <w:separator/>
+      </w:r>
+    </w:p>
+  </w:footnote>
+  <w:footnote w:type="continuationSeparator" w:id="1">
+    <w:p>
+      <w:pPr>
+        <w:spacing w:line="360" w:lineRule="auto"/>
+      </w:pPr>
+      <w:r>
+        <w:continuationSeparator/>
+      </w:r>
+    </w:p>
+  </w:footnote>
+</w:footnotes>
+</file>
+
 <file path=word/header1.xml><?xml version="1.0" encoding="utf-8"?>
-<w:hdr xmlns:wpc="http://schemas.microsoft.com/office/word/2010/wordprocessingCanvas" xmlns:mc="http://schemas.openxmlformats.org/markup-compatibility/2006" xmlns:o="urn:schemas-microsoft-com:office:office" xmlns:r="http://schemas.openxmlformats.org/officeDocument/2006/relationships" xmlns:m="http://schemas.openxmlformats.org/officeDocument/2006/math" xmlns:v="urn:schemas-microsoft-com:vml" xmlns:wp14="http://schemas.microsoft.com/office/word/2010/wordprocessingDrawing" xmlns:wp="http://schemas.openxmlformats.org/drawingml/2006/wordprocessingDrawing" xmlns:w10="urn:schemas-microsoft-com:office:word" xmlns:w="http://schemas.openxmlformats.org/wordprocessingml/2006/main" xmlns:w14="http://schemas.microsoft.com/office/word/2010/wordml" xmlns:w15="http://schemas.microsoft.com/office/word/2012/wordml" xmlns:wne="http://schemas.microsoft.com/office/word/2006/wordml" xmlns:wpg="http://schemas.microsoft.com/office/word/2010/wordprocessingGroup" xmlns:wpi="http://schemas.microsoft.com/office/word/2010/wordprocessingInk" xmlns:wps="http://schemas.microsoft.com/office/word/2010/wordprocessingShape" mc:Ignorable="w14 w15 wp14">
+<w:hdr xmlns:wpc="http://schemas.microsoft.com/office/word/2010/wordprocessingCanvas" xmlns:mc="http://schemas.openxmlformats.org/markup-compatibility/2006" xmlns:o="urn:schemas-microsoft-com:office:office" xmlns:r="http://schemas.openxmlformats.org/officeDocument/2006/relationships" xmlns:m="http://schemas.openxmlformats.org/officeDocument/2006/math" xmlns:v="urn:schemas-microsoft-com:vml" xmlns:wp14="http://schemas.microsoft.com/office/word/2010/wordprocessingDrawing" xmlns:wp="http://schemas.openxmlformats.org/drawingml/2006/wordprocessingDrawing" xmlns:w10="urn:schemas-microsoft-com:office:word" xmlns:w="http://schemas.openxmlformats.org/wordprocessingml/2006/main" xmlns:w14="http://schemas.microsoft.com/office/word/2010/wordml" xmlns:w15="http://schemas.microsoft.com/office/word/2012/wordml" xmlns:wpg="http://schemas.microsoft.com/office/word/2010/wordprocessingGroup" xmlns:wpi="http://schemas.microsoft.com/office/word/2010/wordprocessingInk" xmlns:wne="http://schemas.microsoft.com/office/word/2006/wordml" xmlns:wps="http://schemas.microsoft.com/office/word/2010/wordprocessingShape" xmlns:wpsCustomData="http://www.wps.cn/officeDocument/2013/wpsCustomData" mc:Ignorable="w14 w15 wp14">
   <w:p>
     <w:pPr>
-      <w:pStyle w:val="Header"/>
+      <w:pStyle w:val="15"/>
       <w:pBdr>
-        <w:bottom w:val="single" w:sz="4" w:space="1" w:color="auto"/>
+        <w:bottom w:val="single" w:color="auto" w:sz="4" w:space="1"/>
       </w:pBdr>
       <w:jc w:val="right"/>
       <w:rPr>
-        <w:rFonts w:eastAsiaTheme="minorEastAsia" w:hint="eastAsia"/>
+        <w:rFonts w:hint="eastAsia" w:eastAsiaTheme="minorEastAsia"/>
         <w:lang w:eastAsia="zh-CN"/>
       </w:rPr>
     </w:pPr>
     <w:r>
       <w:rPr>
-        <w:rFonts w:eastAsiaTheme="minorEastAsia" w:hint="eastAsia"/>
+        <w:rFonts w:hint="eastAsia" w:eastAsiaTheme="minorEastAsia"/>
         <w:lang w:eastAsia="zh-CN"/>
       </w:rPr>
       <w:t>天津通海信息技术有限公司</w:t>
@@ -4503,15 +4589,15 @@
 </file>
 
 <file path=word/numbering.xml><?xml version="1.0" encoding="utf-8"?>
-<w:numbering xmlns:wpc="http://schemas.microsoft.com/office/word/2010/wordprocessingCanvas" xmlns:mc="http://schemas.openxmlformats.org/markup-compatibility/2006" xmlns:o="urn:schemas-microsoft-com:office:office" xmlns:r="http://schemas.openxmlformats.org/officeDocument/2006/relationships" xmlns:m="http://schemas.openxmlformats.org/officeDocument/2006/math" xmlns:v="urn:schemas-microsoft-com:vml" xmlns:wp14="http://schemas.microsoft.com/office/word/2010/wordprocessingDrawing" xmlns:wp="http://schemas.openxmlformats.org/drawingml/2006/wordprocessingDrawing" xmlns:w10="urn:schemas-microsoft-com:office:word" xmlns:w="http://schemas.openxmlformats.org/wordprocessingml/2006/main" xmlns:w14="http://schemas.microsoft.com/office/word/2010/wordml" xmlns:w15="http://schemas.microsoft.com/office/word/2012/wordml" xmlns:wne="http://schemas.microsoft.com/office/word/2006/wordml" xmlns:wpg="http://schemas.microsoft.com/office/word/2010/wordprocessingGroup" xmlns:wpi="http://schemas.microsoft.com/office/word/2010/wordprocessingInk" xmlns:wps="http://schemas.microsoft.com/office/word/2010/wordprocessingShape" mc:Ignorable="w14 w15 wp14">
+<w:numbering xmlns:wpc="http://schemas.microsoft.com/office/word/2010/wordprocessingCanvas" xmlns:mc="http://schemas.openxmlformats.org/markup-compatibility/2006" xmlns:o="urn:schemas-microsoft-com:office:office" xmlns:r="http://schemas.openxmlformats.org/officeDocument/2006/relationships" xmlns:m="http://schemas.openxmlformats.org/officeDocument/2006/math" xmlns:v="urn:schemas-microsoft-com:vml" xmlns:wp14="http://schemas.microsoft.com/office/word/2010/wordprocessingDrawing" xmlns:wp="http://schemas.openxmlformats.org/drawingml/2006/wordprocessingDrawing" xmlns:w10="urn:schemas-microsoft-com:office:word" xmlns:w="http://schemas.openxmlformats.org/wordprocessingml/2006/main" xmlns:w14="http://schemas.microsoft.com/office/word/2010/wordml" xmlns:wpg="http://schemas.microsoft.com/office/word/2010/wordprocessingGroup" xmlns:wpi="http://schemas.microsoft.com/office/word/2010/wordprocessingInk" xmlns:wne="http://schemas.microsoft.com/office/word/2006/wordml" xmlns:wps="http://schemas.microsoft.com/office/word/2010/wordprocessingShape" xmlns:wpsCustomData="http://www.wps.cn/officeDocument/2013/wpsCustomData" mc:Ignorable="w14 wp14">
   <w:abstractNum w:abstractNumId="0">
     <w:nsid w:val="8E964DCE"/>
     <w:multiLevelType w:val="multilevel"/>
     <w:tmpl w:val="8E964DCE"/>
-    <w:lvl w:ilvl="0">
+    <w:lvl w:ilvl="0" w:tentative="0">
       <w:start w:val="1"/>
       <w:numFmt w:val="decimal"/>
-      <w:pStyle w:val="Heading1"/>
+      <w:pStyle w:val="2"/>
       <w:lvlText w:val="%1."/>
       <w:lvlJc w:val="left"/>
       <w:pPr>
@@ -4521,10 +4607,10 @@
         <w:rFonts w:hint="default"/>
       </w:rPr>
     </w:lvl>
-    <w:lvl w:ilvl="1">
+    <w:lvl w:ilvl="1" w:tentative="0">
       <w:start w:val="1"/>
       <w:numFmt w:val="decimal"/>
-      <w:pStyle w:val="Heading2"/>
+      <w:pStyle w:val="3"/>
       <w:lvlText w:val="%1.%2."/>
       <w:lvlJc w:val="left"/>
       <w:pPr>
@@ -4534,10 +4620,10 @@
         <w:rFonts w:hint="default"/>
       </w:rPr>
     </w:lvl>
-    <w:lvl w:ilvl="2">
+    <w:lvl w:ilvl="2" w:tentative="0">
       <w:start w:val="1"/>
       <w:numFmt w:val="decimal"/>
-      <w:pStyle w:val="Heading3"/>
+      <w:pStyle w:val="4"/>
       <w:lvlText w:val="%1.%2.%3."/>
       <w:lvlJc w:val="left"/>
       <w:pPr>
@@ -4547,10 +4633,10 @@
         <w:rFonts w:hint="default"/>
       </w:rPr>
     </w:lvl>
-    <w:lvl w:ilvl="3">
+    <w:lvl w:ilvl="3" w:tentative="0">
       <w:start w:val="1"/>
       <w:numFmt w:val="decimal"/>
-      <w:pStyle w:val="Heading4"/>
+      <w:pStyle w:val="5"/>
       <w:lvlText w:val="%1.%2.%3.%4."/>
       <w:lvlJc w:val="left"/>
       <w:pPr>
@@ -4560,10 +4646,10 @@
         <w:rFonts w:hint="default"/>
       </w:rPr>
     </w:lvl>
-    <w:lvl w:ilvl="4">
+    <w:lvl w:ilvl="4" w:tentative="0">
       <w:start w:val="1"/>
       <w:numFmt w:val="decimal"/>
-      <w:pStyle w:val="Heading5"/>
+      <w:pStyle w:val="6"/>
       <w:lvlText w:val="%1.%2.%3.%4.%5."/>
       <w:lvlJc w:val="left"/>
       <w:pPr>
@@ -4573,10 +4659,10 @@
         <w:rFonts w:hint="default"/>
       </w:rPr>
     </w:lvl>
-    <w:lvl w:ilvl="5">
+    <w:lvl w:ilvl="5" w:tentative="0">
       <w:start w:val="1"/>
       <w:numFmt w:val="decimal"/>
-      <w:pStyle w:val="Heading6"/>
+      <w:pStyle w:val="7"/>
       <w:lvlText w:val="%1.%2.%3.%4.%5.%6."/>
       <w:lvlJc w:val="left"/>
       <w:pPr>
@@ -4586,10 +4672,10 @@
         <w:rFonts w:hint="default"/>
       </w:rPr>
     </w:lvl>
-    <w:lvl w:ilvl="6">
+    <w:lvl w:ilvl="6" w:tentative="0">
       <w:start w:val="1"/>
       <w:numFmt w:val="decimal"/>
-      <w:pStyle w:val="Heading7"/>
+      <w:pStyle w:val="8"/>
       <w:lvlText w:val="%1.%2.%3.%4.%5.%6.%7."/>
       <w:lvlJc w:val="left"/>
       <w:pPr>
@@ -4599,10 +4685,10 @@
         <w:rFonts w:hint="default"/>
       </w:rPr>
     </w:lvl>
-    <w:lvl w:ilvl="7">
+    <w:lvl w:ilvl="7" w:tentative="0">
       <w:start w:val="1"/>
       <w:numFmt w:val="decimal"/>
-      <w:pStyle w:val="Heading8"/>
+      <w:pStyle w:val="9"/>
       <w:lvlText w:val="%1.%2.%3.%4.%5.%6.%7.%8."/>
       <w:lvlJc w:val="left"/>
       <w:pPr>
@@ -4612,10 +4698,10 @@
         <w:rFonts w:hint="default"/>
       </w:rPr>
     </w:lvl>
-    <w:lvl w:ilvl="8">
+    <w:lvl w:ilvl="8" w:tentative="0">
       <w:start w:val="1"/>
       <w:numFmt w:val="decimal"/>
-      <w:pStyle w:val="Heading9"/>
+      <w:pStyle w:val="10"/>
       <w:lvlText w:val="%1.%2.%3.%4.%5.%6.%7.%8.%9."/>
       <w:lvlJc w:val="left"/>
       <w:pPr>
@@ -4630,7 +4716,7 @@
     <w:nsid w:val="F9539CF3"/>
     <w:multiLevelType w:val="singleLevel"/>
     <w:tmpl w:val="F9539CF3"/>
-    <w:lvl w:ilvl="0">
+    <w:lvl w:ilvl="0" w:tentative="0">
       <w:start w:val="1"/>
       <w:numFmt w:val="decimal"/>
       <w:lvlText w:val="%1."/>
@@ -4647,7 +4733,7 @@
     <w:nsid w:val="FA0C0849"/>
     <w:multiLevelType w:val="singleLevel"/>
     <w:tmpl w:val="FA0C0849"/>
-    <w:lvl w:ilvl="0">
+    <w:lvl w:ilvl="0" w:tentative="0">
       <w:start w:val="1"/>
       <w:numFmt w:val="decimal"/>
       <w:lvlText w:val="%1."/>
@@ -4664,7 +4750,7 @@
     <w:nsid w:val="0D8BF18A"/>
     <w:multiLevelType w:val="singleLevel"/>
     <w:tmpl w:val="0D8BF18A"/>
-    <w:lvl w:ilvl="0">
+    <w:lvl w:ilvl="0" w:tentative="0">
       <w:start w:val="1"/>
       <w:numFmt w:val="decimal"/>
       <w:lvlText w:val="%1."/>
@@ -4681,7 +4767,7 @@
     <w:nsid w:val="2AE015AF"/>
     <w:multiLevelType w:val="singleLevel"/>
     <w:tmpl w:val="2AE015AF"/>
-    <w:lvl w:ilvl="0">
+    <w:lvl w:ilvl="0" w:tentative="0">
       <w:start w:val="1"/>
       <w:numFmt w:val="decimal"/>
       <w:lvlText w:val="%1."/>
@@ -4698,7 +4784,7 @@
     <w:nsid w:val="3FF51296"/>
     <w:multiLevelType w:val="singleLevel"/>
     <w:tmpl w:val="3FF51296"/>
-    <w:lvl w:ilvl="0">
+    <w:lvl w:ilvl="0" w:tentative="0">
       <w:start w:val="1"/>
       <w:numFmt w:val="decimal"/>
       <w:lvlText w:val="%1."/>
@@ -4715,7 +4801,7 @@
     <w:nsid w:val="597F62D6"/>
     <w:multiLevelType w:val="singleLevel"/>
     <w:tmpl w:val="597F62D6"/>
-    <w:lvl w:ilvl="0">
+    <w:lvl w:ilvl="0" w:tentative="0">
       <w:start w:val="1"/>
       <w:numFmt w:val="decimal"/>
       <w:lvlText w:val="%1."/>
@@ -4753,267 +4839,269 @@
 </file>
 
 <file path=word/styles.xml><?xml version="1.0" encoding="utf-8"?>
-<w:styles xmlns:mc="http://schemas.openxmlformats.org/markup-compatibility/2006" xmlns:r="http://schemas.openxmlformats.org/officeDocument/2006/relationships" xmlns:w="http://schemas.openxmlformats.org/wordprocessingml/2006/main" xmlns:w14="http://schemas.microsoft.com/office/word/2010/wordml" xmlns:w15="http://schemas.microsoft.com/office/word/2012/wordml" mc:Ignorable="w14 w15">
+<w:styles xmlns:mc="http://schemas.openxmlformats.org/markup-compatibility/2006" xmlns:o="urn:schemas-microsoft-com:office:office" xmlns:r="http://schemas.openxmlformats.org/officeDocument/2006/relationships" xmlns:m="http://schemas.openxmlformats.org/officeDocument/2006/math" xmlns:v="urn:schemas-microsoft-com:vml" xmlns:w="http://schemas.openxmlformats.org/wordprocessingml/2006/main" xmlns:w14="http://schemas.microsoft.com/office/word/2010/wordml" xmlns:w10="urn:schemas-microsoft-com:office:word" xmlns:sl="http://schemas.openxmlformats.org/schemaLibrary/2006/main" xmlns:wpsCustomData="http://www.wps.cn/officeDocument/2013/wpsCustomData" mc:Ignorable="w14">
   <w:docDefaults>
     <w:rPrDefault>
       <w:rPr>
-        <w:rFonts w:ascii="Times New Roman" w:eastAsia="宋体" w:hAnsi="Times New Roman" w:cs="Times New Roman"/>
+        <w:rFonts w:ascii="Times New Roman" w:hAnsi="Times New Roman" w:eastAsia="宋体" w:cs="Times New Roman"/>
       </w:rPr>
     </w:rPrDefault>
     <w:pPrDefault/>
   </w:docDefaults>
-  <w:latentStyles w:defLockedState="0" w:defUIPriority="99" w:defSemiHidden="1" w:defUnhideWhenUsed="1" w:defQFormat="0" w:count="260">
-    <w:lsdException w:name="Normal" w:semiHidden="0" w:uiPriority="0" w:unhideWhenUsed="0" w:qFormat="1"/>
-    <w:lsdException w:name="heading 1" w:semiHidden="0" w:uiPriority="0" w:unhideWhenUsed="0" w:qFormat="1"/>
-    <w:lsdException w:name="heading 2" w:semiHidden="0" w:uiPriority="0" w:qFormat="1"/>
-    <w:lsdException w:name="heading 3" w:uiPriority="0" w:qFormat="1"/>
-    <w:lsdException w:name="heading 4" w:semiHidden="0" w:uiPriority="0" w:qFormat="1"/>
-    <w:lsdException w:name="heading 5" w:uiPriority="0" w:qFormat="1"/>
-    <w:lsdException w:name="heading 6" w:uiPriority="0" w:qFormat="1"/>
-    <w:lsdException w:name="heading 7" w:uiPriority="0" w:qFormat="1"/>
-    <w:lsdException w:name="heading 8" w:uiPriority="0" w:qFormat="1"/>
-    <w:lsdException w:name="heading 9" w:uiPriority="0" w:qFormat="1"/>
-    <w:lsdException w:name="index 1" w:semiHidden="0" w:uiPriority="0" w:unhideWhenUsed="0"/>
-    <w:lsdException w:name="index 2" w:semiHidden="0" w:uiPriority="0" w:unhideWhenUsed="0"/>
-    <w:lsdException w:name="index 3" w:semiHidden="0" w:uiPriority="0" w:unhideWhenUsed="0"/>
-    <w:lsdException w:name="index 4" w:semiHidden="0" w:uiPriority="0" w:unhideWhenUsed="0"/>
-    <w:lsdException w:name="index 5" w:semiHidden="0" w:uiPriority="0" w:unhideWhenUsed="0"/>
-    <w:lsdException w:name="index 6" w:semiHidden="0" w:uiPriority="0" w:unhideWhenUsed="0"/>
-    <w:lsdException w:name="index 7" w:semiHidden="0" w:uiPriority="0" w:unhideWhenUsed="0"/>
-    <w:lsdException w:name="index 8" w:semiHidden="0" w:uiPriority="0" w:unhideWhenUsed="0"/>
-    <w:lsdException w:name="index 9" w:semiHidden="0" w:uiPriority="0" w:unhideWhenUsed="0"/>
-    <w:lsdException w:name="toc 1" w:semiHidden="0" w:uiPriority="0" w:unhideWhenUsed="0" w:qFormat="1"/>
-    <w:lsdException w:name="toc 2" w:semiHidden="0" w:uiPriority="0" w:unhideWhenUsed="0" w:qFormat="1"/>
-    <w:lsdException w:name="toc 3" w:semiHidden="0" w:uiPriority="0" w:unhideWhenUsed="0" w:qFormat="1"/>
-    <w:lsdException w:name="toc 4" w:semiHidden="0" w:uiPriority="0" w:unhideWhenUsed="0"/>
-    <w:lsdException w:name="toc 5" w:semiHidden="0" w:uiPriority="0" w:unhideWhenUsed="0"/>
-    <w:lsdException w:name="toc 6" w:semiHidden="0" w:uiPriority="0" w:unhideWhenUsed="0"/>
-    <w:lsdException w:name="toc 7" w:semiHidden="0" w:uiPriority="0" w:unhideWhenUsed="0"/>
-    <w:lsdException w:name="toc 8" w:semiHidden="0" w:uiPriority="0" w:unhideWhenUsed="0"/>
-    <w:lsdException w:name="toc 9" w:semiHidden="0" w:uiPriority="0" w:unhideWhenUsed="0"/>
-    <w:lsdException w:name="Normal Indent" w:semiHidden="0" w:uiPriority="0" w:unhideWhenUsed="0"/>
-    <w:lsdException w:name="footnote text" w:semiHidden="0" w:uiPriority="0" w:unhideWhenUsed="0"/>
-    <w:lsdException w:name="annotation text" w:semiHidden="0" w:uiPriority="0" w:unhideWhenUsed="0" w:qFormat="1"/>
-    <w:lsdException w:name="header" w:semiHidden="0" w:uiPriority="0" w:unhideWhenUsed="0" w:qFormat="1"/>
-    <w:lsdException w:name="footer" w:semiHidden="0" w:uiPriority="0" w:unhideWhenUsed="0" w:qFormat="1"/>
-    <w:lsdException w:name="index heading" w:semiHidden="0" w:uiPriority="0" w:unhideWhenUsed="0"/>
-    <w:lsdException w:name="caption" w:uiPriority="0" w:qFormat="1"/>
-    <w:lsdException w:name="table of figures" w:semiHidden="0" w:uiPriority="0" w:unhideWhenUsed="0"/>
-    <w:lsdException w:name="envelope address" w:semiHidden="0" w:uiPriority="0" w:unhideWhenUsed="0"/>
-    <w:lsdException w:name="envelope return" w:semiHidden="0" w:uiPriority="0" w:unhideWhenUsed="0"/>
-    <w:lsdException w:name="footnote reference" w:semiHidden="0" w:uiPriority="0" w:unhideWhenUsed="0"/>
-    <w:lsdException w:name="annotation reference" w:semiHidden="0" w:uiPriority="0" w:unhideWhenUsed="0"/>
-    <w:lsdException w:name="line number" w:semiHidden="0" w:uiPriority="0" w:unhideWhenUsed="0"/>
-    <w:lsdException w:name="page number" w:semiHidden="0" w:uiPriority="0" w:unhideWhenUsed="0"/>
-    <w:lsdException w:name="endnote reference" w:semiHidden="0" w:uiPriority="0" w:unhideWhenUsed="0"/>
-    <w:lsdException w:name="endnote text" w:semiHidden="0" w:uiPriority="0" w:unhideWhenUsed="0"/>
-    <w:lsdException w:name="table of authorities" w:semiHidden="0" w:uiPriority="0" w:unhideWhenUsed="0"/>
-    <w:lsdException w:name="macro" w:semiHidden="0" w:uiPriority="0" w:unhideWhenUsed="0"/>
-    <w:lsdException w:name="toa heading" w:semiHidden="0" w:uiPriority="0" w:unhideWhenUsed="0"/>
-    <w:lsdException w:name="List" w:semiHidden="0" w:uiPriority="0" w:unhideWhenUsed="0"/>
-    <w:lsdException w:name="List Bullet" w:semiHidden="0" w:uiPriority="0" w:unhideWhenUsed="0"/>
-    <w:lsdException w:name="List Number" w:semiHidden="0" w:uiPriority="0" w:unhideWhenUsed="0"/>
-    <w:lsdException w:name="List 2" w:semiHidden="0" w:uiPriority="0" w:unhideWhenUsed="0"/>
-    <w:lsdException w:name="List 3" w:semiHidden="0" w:uiPriority="0" w:unhideWhenUsed="0"/>
-    <w:lsdException w:name="List 4" w:semiHidden="0" w:uiPriority="0" w:unhideWhenUsed="0"/>
-    <w:lsdException w:name="List 5" w:semiHidden="0" w:uiPriority="0" w:unhideWhenUsed="0"/>
-    <w:lsdException w:name="List Bullet 2" w:semiHidden="0" w:uiPriority="0" w:unhideWhenUsed="0"/>
-    <w:lsdException w:name="List Bullet 3" w:semiHidden="0" w:uiPriority="0" w:unhideWhenUsed="0"/>
-    <w:lsdException w:name="List Bullet 4" w:semiHidden="0" w:uiPriority="0" w:unhideWhenUsed="0"/>
-    <w:lsdException w:name="List Bullet 5" w:semiHidden="0" w:uiPriority="0" w:unhideWhenUsed="0"/>
-    <w:lsdException w:name="List Number 2" w:semiHidden="0" w:uiPriority="0" w:unhideWhenUsed="0"/>
-    <w:lsdException w:name="List Number 3" w:semiHidden="0" w:uiPriority="0" w:unhideWhenUsed="0"/>
-    <w:lsdException w:name="List Number 4" w:semiHidden="0" w:uiPriority="0" w:unhideWhenUsed="0"/>
-    <w:lsdException w:name="List Number 5" w:semiHidden="0" w:uiPriority="0" w:unhideWhenUsed="0"/>
-    <w:lsdException w:name="Title" w:semiHidden="0" w:uiPriority="0" w:unhideWhenUsed="0" w:qFormat="1"/>
-    <w:lsdException w:name="Closing" w:semiHidden="0" w:uiPriority="0" w:unhideWhenUsed="0"/>
-    <w:lsdException w:name="Signature" w:semiHidden="0" w:uiPriority="0" w:unhideWhenUsed="0"/>
-    <w:lsdException w:name="Default Paragraph Font" w:uiPriority="0" w:unhideWhenUsed="0" w:qFormat="1"/>
-    <w:lsdException w:name="Body Text" w:uiPriority="0" w:unhideWhenUsed="0" w:qFormat="1"/>
-    <w:lsdException w:name="Body Text Indent" w:semiHidden="0" w:uiPriority="0" w:unhideWhenUsed="0"/>
-    <w:lsdException w:name="List Continue" w:semiHidden="0" w:uiPriority="0" w:unhideWhenUsed="0"/>
-    <w:lsdException w:name="List Continue 2" w:semiHidden="0" w:uiPriority="0" w:unhideWhenUsed="0"/>
-    <w:lsdException w:name="List Continue 3" w:semiHidden="0" w:uiPriority="0" w:unhideWhenUsed="0"/>
-    <w:lsdException w:name="List Continue 4" w:semiHidden="0" w:uiPriority="0" w:unhideWhenUsed="0"/>
-    <w:lsdException w:name="List Continue 5" w:semiHidden="0" w:uiPriority="0" w:unhideWhenUsed="0"/>
-    <w:lsdException w:name="Message Header" w:semiHidden="0" w:uiPriority="0" w:unhideWhenUsed="0"/>
-    <w:lsdException w:name="Subtitle" w:semiHidden="0" w:uiPriority="0" w:unhideWhenUsed="0" w:qFormat="1"/>
-    <w:lsdException w:name="Salutation" w:semiHidden="0" w:uiPriority="0" w:unhideWhenUsed="0"/>
-    <w:lsdException w:name="Date" w:semiHidden="0" w:uiPriority="0" w:unhideWhenUsed="0"/>
-    <w:lsdException w:name="Body Text First Indent" w:semiHidden="0" w:uiPriority="0" w:unhideWhenUsed="0"/>
-    <w:lsdException w:name="Body Text First Indent 2" w:semiHidden="0" w:uiPriority="0" w:unhideWhenUsed="0"/>
-    <w:lsdException w:name="Body Text 2" w:semiHidden="0" w:uiPriority="0" w:unhideWhenUsed="0"/>
-    <w:lsdException w:name="Body Text 3" w:semiHidden="0" w:uiPriority="0" w:unhideWhenUsed="0"/>
-    <w:lsdException w:name="Body Text Indent 2" w:semiHidden="0" w:uiPriority="0" w:unhideWhenUsed="0"/>
-    <w:lsdException w:name="Body Text Indent 3" w:semiHidden="0" w:uiPriority="0" w:unhideWhenUsed="0"/>
-    <w:lsdException w:name="Block Text" w:semiHidden="0" w:uiPriority="0" w:unhideWhenUsed="0"/>
-    <w:lsdException w:name="Hyperlink" w:semiHidden="0" w:uiPriority="0" w:unhideWhenUsed="0"/>
-    <w:lsdException w:name="FollowedHyperlink" w:semiHidden="0" w:uiPriority="0" w:unhideWhenUsed="0"/>
-    <w:lsdException w:name="Strong" w:semiHidden="0" w:uiPriority="0" w:unhideWhenUsed="0" w:qFormat="1"/>
-    <w:lsdException w:name="Emphasis" w:semiHidden="0" w:uiPriority="0" w:unhideWhenUsed="0" w:qFormat="1"/>
-    <w:lsdException w:name="Document Map" w:semiHidden="0" w:uiPriority="0" w:unhideWhenUsed="0"/>
-    <w:lsdException w:name="Plain Text" w:semiHidden="0" w:uiPriority="0" w:unhideWhenUsed="0"/>
-    <w:lsdException w:name="E-mail Signature" w:semiHidden="0" w:uiPriority="0" w:unhideWhenUsed="0"/>
-    <w:lsdException w:name="Normal (Web)" w:semiHidden="0" w:uiPriority="0" w:unhideWhenUsed="0" w:qFormat="1"/>
-    <w:lsdException w:name="HTML Acronym" w:semiHidden="0" w:uiPriority="0" w:unhideWhenUsed="0"/>
-    <w:lsdException w:name="HTML Address" w:semiHidden="0" w:uiPriority="0" w:unhideWhenUsed="0"/>
-    <w:lsdException w:name="HTML Cite" w:semiHidden="0" w:uiPriority="0" w:unhideWhenUsed="0"/>
-    <w:lsdException w:name="HTML Code" w:semiHidden="0" w:uiPriority="0" w:unhideWhenUsed="0"/>
-    <w:lsdException w:name="HTML Definition" w:semiHidden="0" w:uiPriority="0" w:unhideWhenUsed="0"/>
-    <w:lsdException w:name="HTML Keyboard" w:semiHidden="0" w:uiPriority="0" w:unhideWhenUsed="0"/>
-    <w:lsdException w:name="HTML Preformatted" w:semiHidden="0" w:uiPriority="0" w:unhideWhenUsed="0"/>
-    <w:lsdException w:name="HTML Sample" w:semiHidden="0" w:uiPriority="0" w:unhideWhenUsed="0"/>
-    <w:lsdException w:name="HTML Typewriter" w:semiHidden="0" w:uiPriority="0" w:unhideWhenUsed="0"/>
-    <w:lsdException w:name="HTML Variable" w:semiHidden="0" w:uiPriority="0" w:unhideWhenUsed="0"/>
-    <w:lsdException w:name="Normal Table" w:uiPriority="0" w:unhideWhenUsed="0" w:qFormat="1"/>
-    <w:lsdException w:name="annotation subject" w:semiHidden="0" w:uiPriority="0" w:unhideWhenUsed="0"/>
-    <w:lsdException w:name="Table Simple 1" w:semiHidden="0" w:uiPriority="0" w:unhideWhenUsed="0"/>
-    <w:lsdException w:name="Table Simple 2" w:semiHidden="0" w:uiPriority="0" w:unhideWhenUsed="0"/>
-    <w:lsdException w:name="Table Simple 3" w:semiHidden="0" w:uiPriority="0" w:unhideWhenUsed="0"/>
-    <w:lsdException w:name="Table Classic 1" w:semiHidden="0" w:uiPriority="0" w:unhideWhenUsed="0"/>
-    <w:lsdException w:name="Table Classic 2" w:semiHidden="0" w:uiPriority="0" w:unhideWhenUsed="0"/>
-    <w:lsdException w:name="Table Classic 3" w:semiHidden="0" w:uiPriority="0" w:unhideWhenUsed="0"/>
-    <w:lsdException w:name="Table Classic 4" w:semiHidden="0" w:uiPriority="0" w:unhideWhenUsed="0"/>
-    <w:lsdException w:name="Table Colorful 1" w:semiHidden="0" w:uiPriority="0" w:unhideWhenUsed="0"/>
-    <w:lsdException w:name="Table Colorful 2" w:semiHidden="0" w:uiPriority="0" w:unhideWhenUsed="0"/>
-    <w:lsdException w:name="Table Colorful 3" w:semiHidden="0" w:uiPriority="0" w:unhideWhenUsed="0"/>
-    <w:lsdException w:name="Table Columns 1" w:semiHidden="0" w:uiPriority="0" w:unhideWhenUsed="0"/>
-    <w:lsdException w:name="Table Columns 2" w:semiHidden="0" w:uiPriority="0" w:unhideWhenUsed="0"/>
-    <w:lsdException w:name="Table Columns 3" w:semiHidden="0" w:uiPriority="0" w:unhideWhenUsed="0"/>
-    <w:lsdException w:name="Table Columns 4" w:semiHidden="0" w:uiPriority="0" w:unhideWhenUsed="0"/>
-    <w:lsdException w:name="Table Columns 5" w:semiHidden="0" w:uiPriority="0" w:unhideWhenUsed="0"/>
-    <w:lsdException w:name="Table Grid 1" w:semiHidden="0" w:uiPriority="0" w:unhideWhenUsed="0"/>
-    <w:lsdException w:name="Table Grid 2" w:semiHidden="0" w:uiPriority="0" w:unhideWhenUsed="0"/>
-    <w:lsdException w:name="Table Grid 3" w:semiHidden="0" w:uiPriority="0" w:unhideWhenUsed="0"/>
-    <w:lsdException w:name="Table Grid 4" w:semiHidden="0" w:uiPriority="0" w:unhideWhenUsed="0"/>
-    <w:lsdException w:name="Table Grid 5" w:semiHidden="0" w:uiPriority="0" w:unhideWhenUsed="0"/>
-    <w:lsdException w:name="Table Grid 6" w:semiHidden="0" w:uiPriority="0" w:unhideWhenUsed="0"/>
-    <w:lsdException w:name="Table Grid 7" w:semiHidden="0" w:uiPriority="0" w:unhideWhenUsed="0"/>
-    <w:lsdException w:name="Table Grid 8" w:semiHidden="0" w:uiPriority="0" w:unhideWhenUsed="0"/>
-    <w:lsdException w:name="Table List 1" w:semiHidden="0" w:uiPriority="0" w:unhideWhenUsed="0"/>
-    <w:lsdException w:name="Table List 2" w:semiHidden="0" w:uiPriority="0" w:unhideWhenUsed="0"/>
-    <w:lsdException w:name="Table List 3" w:semiHidden="0" w:uiPriority="0" w:unhideWhenUsed="0"/>
-    <w:lsdException w:name="Table List 4" w:semiHidden="0" w:uiPriority="0" w:unhideWhenUsed="0"/>
-    <w:lsdException w:name="Table List 5" w:semiHidden="0" w:uiPriority="0" w:unhideWhenUsed="0"/>
-    <w:lsdException w:name="Table List 6" w:semiHidden="0" w:uiPriority="0" w:unhideWhenUsed="0"/>
-    <w:lsdException w:name="Table List 7" w:semiHidden="0" w:uiPriority="0" w:unhideWhenUsed="0"/>
-    <w:lsdException w:name="Table List 8" w:semiHidden="0" w:uiPriority="0" w:unhideWhenUsed="0"/>
-    <w:lsdException w:name="Table 3D effects 1" w:semiHidden="0" w:uiPriority="0" w:unhideWhenUsed="0"/>
-    <w:lsdException w:name="Table 3D effects 2" w:semiHidden="0" w:uiPriority="0" w:unhideWhenUsed="0"/>
-    <w:lsdException w:name="Table 3D effects 3" w:semiHidden="0" w:uiPriority="0" w:unhideWhenUsed="0"/>
-    <w:lsdException w:name="Table Contemporary" w:semiHidden="0" w:uiPriority="0" w:unhideWhenUsed="0"/>
-    <w:lsdException w:name="Table Elegant" w:semiHidden="0" w:uiPriority="0" w:unhideWhenUsed="0"/>
-    <w:lsdException w:name="Table Professional" w:semiHidden="0" w:uiPriority="0" w:unhideWhenUsed="0"/>
-    <w:lsdException w:name="Table Subtle 1" w:semiHidden="0" w:uiPriority="0" w:unhideWhenUsed="0"/>
-    <w:lsdException w:name="Table Subtle 2" w:semiHidden="0" w:uiPriority="0" w:unhideWhenUsed="0"/>
-    <w:lsdException w:name="Table Web 1" w:semiHidden="0" w:uiPriority="0" w:unhideWhenUsed="0"/>
-    <w:lsdException w:name="Table Web 2" w:semiHidden="0" w:uiPriority="0" w:unhideWhenUsed="0"/>
-    <w:lsdException w:name="Table Web 3" w:semiHidden="0" w:uiPriority="0" w:unhideWhenUsed="0"/>
-    <w:lsdException w:name="Balloon Text" w:semiHidden="0" w:uiPriority="0" w:unhideWhenUsed="0"/>
-    <w:lsdException w:name="Table Grid" w:semiHidden="0" w:uiPriority="0" w:unhideWhenUsed="0" w:qFormat="1"/>
-    <w:lsdException w:name="Table Theme" w:semiHidden="0" w:uiPriority="0" w:unhideWhenUsed="0"/>
-    <w:lsdException w:name="Light Shading" w:semiHidden="0" w:uiPriority="60" w:unhideWhenUsed="0"/>
-    <w:lsdException w:name="Light List" w:semiHidden="0" w:uiPriority="61" w:unhideWhenUsed="0"/>
-    <w:lsdException w:name="Light Grid" w:semiHidden="0" w:uiPriority="62" w:unhideWhenUsed="0"/>
-    <w:lsdException w:name="Medium Shading 1" w:semiHidden="0" w:uiPriority="63" w:unhideWhenUsed="0"/>
-    <w:lsdException w:name="Medium Shading 2" w:semiHidden="0" w:uiPriority="64" w:unhideWhenUsed="0"/>
-    <w:lsdException w:name="Medium List 1" w:semiHidden="0" w:uiPriority="65" w:unhideWhenUsed="0"/>
-    <w:lsdException w:name="Medium List 2" w:semiHidden="0" w:uiPriority="66" w:unhideWhenUsed="0"/>
-    <w:lsdException w:name="Medium Grid 1" w:semiHidden="0" w:uiPriority="67" w:unhideWhenUsed="0"/>
-    <w:lsdException w:name="Medium Grid 2" w:semiHidden="0" w:uiPriority="68" w:unhideWhenUsed="0"/>
-    <w:lsdException w:name="Medium Grid 3" w:semiHidden="0" w:uiPriority="69" w:unhideWhenUsed="0"/>
-    <w:lsdException w:name="Dark List" w:semiHidden="0" w:uiPriority="70" w:unhideWhenUsed="0"/>
-    <w:lsdException w:name="Colorful Shading" w:semiHidden="0" w:uiPriority="71" w:unhideWhenUsed="0"/>
-    <w:lsdException w:name="Colorful List" w:semiHidden="0" w:uiPriority="72" w:unhideWhenUsed="0"/>
-    <w:lsdException w:name="Colorful Grid" w:semiHidden="0" w:uiPriority="73" w:unhideWhenUsed="0"/>
-    <w:lsdException w:name="Light Shading Accent 1" w:semiHidden="0" w:uiPriority="60" w:unhideWhenUsed="0"/>
-    <w:lsdException w:name="Light List Accent 1" w:semiHidden="0" w:uiPriority="61" w:unhideWhenUsed="0"/>
-    <w:lsdException w:name="Light Grid Accent 1" w:semiHidden="0" w:uiPriority="62" w:unhideWhenUsed="0"/>
-    <w:lsdException w:name="Medium Shading 1 Accent 1" w:semiHidden="0" w:uiPriority="63" w:unhideWhenUsed="0"/>
-    <w:lsdException w:name="Medium Shading 2 Accent 1" w:semiHidden="0" w:uiPriority="64" w:unhideWhenUsed="0"/>
-    <w:lsdException w:name="Medium List 1 Accent 1" w:semiHidden="0" w:uiPriority="65" w:unhideWhenUsed="0"/>
-    <w:lsdException w:name="Medium List 2 Accent 1" w:semiHidden="0" w:uiPriority="66" w:unhideWhenUsed="0"/>
-    <w:lsdException w:name="Medium Grid 1 Accent 1" w:semiHidden="0" w:uiPriority="67" w:unhideWhenUsed="0"/>
-    <w:lsdException w:name="Medium Grid 2 Accent 1" w:semiHidden="0" w:uiPriority="68" w:unhideWhenUsed="0"/>
-    <w:lsdException w:name="Medium Grid 3 Accent 1" w:semiHidden="0" w:uiPriority="69" w:unhideWhenUsed="0"/>
-    <w:lsdException w:name="Dark List Accent 1" w:semiHidden="0" w:uiPriority="70" w:unhideWhenUsed="0"/>
-    <w:lsdException w:name="Colorful Shading Accent 1" w:semiHidden="0" w:uiPriority="71" w:unhideWhenUsed="0"/>
-    <w:lsdException w:name="Colorful List Accent 1" w:semiHidden="0" w:uiPriority="72" w:unhideWhenUsed="0"/>
-    <w:lsdException w:name="Colorful Grid Accent 1" w:semiHidden="0" w:uiPriority="73" w:unhideWhenUsed="0"/>
-    <w:lsdException w:name="Light Shading Accent 2" w:semiHidden="0" w:uiPriority="60" w:unhideWhenUsed="0"/>
-    <w:lsdException w:name="Light List Accent 2" w:semiHidden="0" w:uiPriority="61" w:unhideWhenUsed="0"/>
-    <w:lsdException w:name="Light Grid Accent 2" w:semiHidden="0" w:uiPriority="62" w:unhideWhenUsed="0"/>
-    <w:lsdException w:name="Medium Shading 1 Accent 2" w:semiHidden="0" w:uiPriority="63" w:unhideWhenUsed="0"/>
-    <w:lsdException w:name="Medium Shading 2 Accent 2" w:semiHidden="0" w:uiPriority="64" w:unhideWhenUsed="0"/>
-    <w:lsdException w:name="Medium List 1 Accent 2" w:semiHidden="0" w:uiPriority="65" w:unhideWhenUsed="0"/>
-    <w:lsdException w:name="Medium List 2 Accent 2" w:semiHidden="0" w:uiPriority="66" w:unhideWhenUsed="0"/>
-    <w:lsdException w:name="Medium Grid 1 Accent 2" w:semiHidden="0" w:uiPriority="67" w:unhideWhenUsed="0"/>
-    <w:lsdException w:name="Medium Grid 2 Accent 2" w:semiHidden="0" w:uiPriority="68" w:unhideWhenUsed="0"/>
-    <w:lsdException w:name="Medium Grid 3 Accent 2" w:semiHidden="0" w:uiPriority="69" w:unhideWhenUsed="0"/>
-    <w:lsdException w:name="Dark List Accent 2" w:semiHidden="0" w:uiPriority="70" w:unhideWhenUsed="0"/>
-    <w:lsdException w:name="Colorful Shading Accent 2" w:semiHidden="0" w:uiPriority="71" w:unhideWhenUsed="0"/>
-    <w:lsdException w:name="Colorful List Accent 2" w:semiHidden="0" w:uiPriority="72" w:unhideWhenUsed="0"/>
-    <w:lsdException w:name="Colorful Grid Accent 2" w:semiHidden="0" w:uiPriority="73" w:unhideWhenUsed="0"/>
-    <w:lsdException w:name="Light Shading Accent 3" w:semiHidden="0" w:uiPriority="60" w:unhideWhenUsed="0"/>
-    <w:lsdException w:name="Light List Accent 3" w:semiHidden="0" w:uiPriority="61" w:unhideWhenUsed="0"/>
-    <w:lsdException w:name="Light Grid Accent 3" w:semiHidden="0" w:uiPriority="62" w:unhideWhenUsed="0"/>
-    <w:lsdException w:name="Medium Shading 1 Accent 3" w:semiHidden="0" w:uiPriority="63" w:unhideWhenUsed="0"/>
-    <w:lsdException w:name="Medium Shading 2 Accent 3" w:semiHidden="0" w:uiPriority="64" w:unhideWhenUsed="0"/>
-    <w:lsdException w:name="Medium List 1 Accent 3" w:semiHidden="0" w:uiPriority="65" w:unhideWhenUsed="0"/>
-    <w:lsdException w:name="Medium List 2 Accent 3" w:semiHidden="0" w:uiPriority="66" w:unhideWhenUsed="0"/>
-    <w:lsdException w:name="Medium Grid 1 Accent 3" w:semiHidden="0" w:uiPriority="67" w:unhideWhenUsed="0"/>
-    <w:lsdException w:name="Medium Grid 2 Accent 3" w:semiHidden="0" w:uiPriority="68" w:unhideWhenUsed="0"/>
-    <w:lsdException w:name="Medium Grid 3 Accent 3" w:semiHidden="0" w:uiPriority="69" w:unhideWhenUsed="0"/>
-    <w:lsdException w:name="Dark List Accent 3" w:semiHidden="0" w:uiPriority="70" w:unhideWhenUsed="0"/>
-    <w:lsdException w:name="Colorful Shading Accent 3" w:semiHidden="0" w:uiPriority="71" w:unhideWhenUsed="0"/>
-    <w:lsdException w:name="Colorful List Accent 3" w:semiHidden="0" w:uiPriority="72" w:unhideWhenUsed="0"/>
-    <w:lsdException w:name="Colorful Grid Accent 3" w:semiHidden="0" w:uiPriority="73" w:unhideWhenUsed="0"/>
-    <w:lsdException w:name="Light Shading Accent 4" w:semiHidden="0" w:uiPriority="60" w:unhideWhenUsed="0"/>
-    <w:lsdException w:name="Light List Accent 4" w:semiHidden="0" w:uiPriority="61" w:unhideWhenUsed="0"/>
-    <w:lsdException w:name="Light Grid Accent 4" w:semiHidden="0" w:uiPriority="62" w:unhideWhenUsed="0"/>
-    <w:lsdException w:name="Medium Shading 1 Accent 4" w:semiHidden="0" w:uiPriority="63" w:unhideWhenUsed="0"/>
-    <w:lsdException w:name="Medium Shading 2 Accent 4" w:semiHidden="0" w:uiPriority="64" w:unhideWhenUsed="0"/>
-    <w:lsdException w:name="Medium List 1 Accent 4" w:semiHidden="0" w:uiPriority="65" w:unhideWhenUsed="0"/>
-    <w:lsdException w:name="Medium List 2 Accent 4" w:semiHidden="0" w:uiPriority="66" w:unhideWhenUsed="0"/>
-    <w:lsdException w:name="Medium Grid 1 Accent 4" w:semiHidden="0" w:uiPriority="67" w:unhideWhenUsed="0"/>
-    <w:lsdException w:name="Medium Grid 2 Accent 4" w:semiHidden="0" w:uiPriority="68" w:unhideWhenUsed="0"/>
-    <w:lsdException w:name="Medium Grid 3 Accent 4" w:semiHidden="0" w:uiPriority="69" w:unhideWhenUsed="0"/>
-    <w:lsdException w:name="Dark List Accent 4" w:semiHidden="0" w:uiPriority="70" w:unhideWhenUsed="0"/>
-    <w:lsdException w:name="Colorful Shading Accent 4" w:semiHidden="0" w:uiPriority="71" w:unhideWhenUsed="0"/>
-    <w:lsdException w:name="Colorful List Accent 4" w:semiHidden="0" w:uiPriority="72" w:unhideWhenUsed="0"/>
-    <w:lsdException w:name="Colorful Grid Accent 4" w:semiHidden="0" w:uiPriority="73" w:unhideWhenUsed="0"/>
-    <w:lsdException w:name="Light Shading Accent 5" w:semiHidden="0" w:uiPriority="60" w:unhideWhenUsed="0"/>
-    <w:lsdException w:name="Light List Accent 5" w:semiHidden="0" w:uiPriority="61" w:unhideWhenUsed="0"/>
-    <w:lsdException w:name="Light Grid Accent 5" w:semiHidden="0" w:uiPriority="62" w:unhideWhenUsed="0"/>
-    <w:lsdException w:name="Medium Shading 1 Accent 5" w:semiHidden="0" w:uiPriority="63" w:unhideWhenUsed="0"/>
-    <w:lsdException w:name="Medium Shading 2 Accent 5" w:semiHidden="0" w:uiPriority="64" w:unhideWhenUsed="0"/>
-    <w:lsdException w:name="Medium List 1 Accent 5" w:semiHidden="0" w:uiPriority="65" w:unhideWhenUsed="0"/>
-    <w:lsdException w:name="Medium List 2 Accent 5" w:semiHidden="0" w:uiPriority="66" w:unhideWhenUsed="0"/>
-    <w:lsdException w:name="Medium Grid 1 Accent 5" w:semiHidden="0" w:uiPriority="67" w:unhideWhenUsed="0"/>
-    <w:lsdException w:name="Medium Grid 2 Accent 5" w:semiHidden="0" w:uiPriority="68" w:unhideWhenUsed="0"/>
-    <w:lsdException w:name="Medium Grid 3 Accent 5" w:semiHidden="0" w:uiPriority="69" w:unhideWhenUsed="0"/>
-    <w:lsdException w:name="Dark List Accent 5" w:semiHidden="0" w:uiPriority="70" w:unhideWhenUsed="0"/>
-    <w:lsdException w:name="Colorful Shading Accent 5" w:semiHidden="0" w:uiPriority="71" w:unhideWhenUsed="0"/>
-    <w:lsdException w:name="Colorful List Accent 5" w:semiHidden="0" w:uiPriority="72" w:unhideWhenUsed="0"/>
-    <w:lsdException w:name="Colorful Grid Accent 5" w:semiHidden="0" w:uiPriority="73" w:unhideWhenUsed="0"/>
-    <w:lsdException w:name="Light Shading Accent 6" w:semiHidden="0" w:uiPriority="60" w:unhideWhenUsed="0"/>
-    <w:lsdException w:name="Light List Accent 6" w:semiHidden="0" w:uiPriority="61" w:unhideWhenUsed="0"/>
-    <w:lsdException w:name="Light Grid Accent 6" w:semiHidden="0" w:uiPriority="62" w:unhideWhenUsed="0"/>
-    <w:lsdException w:name="Medium Shading 1 Accent 6" w:semiHidden="0" w:uiPriority="63" w:unhideWhenUsed="0"/>
-    <w:lsdException w:name="Medium Shading 2 Accent 6" w:semiHidden="0" w:uiPriority="64" w:unhideWhenUsed="0"/>
-    <w:lsdException w:name="Medium List 1 Accent 6" w:semiHidden="0" w:uiPriority="65" w:unhideWhenUsed="0"/>
-    <w:lsdException w:name="Medium List 2 Accent 6" w:semiHidden="0" w:uiPriority="66" w:unhideWhenUsed="0"/>
-    <w:lsdException w:name="Medium Grid 1 Accent 6" w:semiHidden="0" w:uiPriority="67" w:unhideWhenUsed="0"/>
-    <w:lsdException w:name="Medium Grid 2 Accent 6" w:semiHidden="0" w:uiPriority="68" w:unhideWhenUsed="0"/>
-    <w:lsdException w:name="Medium Grid 3 Accent 6" w:semiHidden="0" w:uiPriority="69" w:unhideWhenUsed="0"/>
-    <w:lsdException w:name="Dark List Accent 6" w:semiHidden="0" w:uiPriority="70" w:unhideWhenUsed="0"/>
-    <w:lsdException w:name="Colorful Shading Accent 6" w:semiHidden="0" w:uiPriority="71" w:unhideWhenUsed="0"/>
-    <w:lsdException w:name="Colorful List Accent 6" w:semiHidden="0" w:uiPriority="72" w:unhideWhenUsed="0"/>
-    <w:lsdException w:name="Colorful Grid Accent 6" w:semiHidden="0" w:uiPriority="73" w:unhideWhenUsed="0"/>
+  <w:latentStyles w:count="260" w:defQFormat="0" w:defUnhideWhenUsed="1" w:defSemiHidden="1" w:defUIPriority="99" w:defLockedState="0">
+    <w:lsdException w:qFormat="1" w:unhideWhenUsed="0" w:uiPriority="0" w:semiHidden="0" w:name="Normal"/>
+    <w:lsdException w:qFormat="1" w:unhideWhenUsed="0" w:uiPriority="0" w:semiHidden="0" w:name="heading 1"/>
+    <w:lsdException w:qFormat="1" w:uiPriority="0" w:semiHidden="0" w:name="heading 2"/>
+    <w:lsdException w:qFormat="1" w:uiPriority="0" w:name="heading 3"/>
+    <w:lsdException w:qFormat="1" w:uiPriority="0" w:semiHidden="0" w:name="heading 4"/>
+    <w:lsdException w:qFormat="1" w:uiPriority="0" w:name="heading 5"/>
+    <w:lsdException w:qFormat="1" w:uiPriority="0" w:name="heading 6"/>
+    <w:lsdException w:qFormat="1" w:uiPriority="0" w:name="heading 7"/>
+    <w:lsdException w:qFormat="1" w:uiPriority="0" w:name="heading 8"/>
+    <w:lsdException w:qFormat="1" w:uiPriority="0" w:name="heading 9"/>
+    <w:lsdException w:unhideWhenUsed="0" w:uiPriority="0" w:semiHidden="0" w:name="index 1"/>
+    <w:lsdException w:unhideWhenUsed="0" w:uiPriority="0" w:semiHidden="0" w:name="index 2"/>
+    <w:lsdException w:unhideWhenUsed="0" w:uiPriority="0" w:semiHidden="0" w:name="index 3"/>
+    <w:lsdException w:unhideWhenUsed="0" w:uiPriority="0" w:semiHidden="0" w:name="index 4"/>
+    <w:lsdException w:unhideWhenUsed="0" w:uiPriority="0" w:semiHidden="0" w:name="index 5"/>
+    <w:lsdException w:unhideWhenUsed="0" w:uiPriority="0" w:semiHidden="0" w:name="index 6"/>
+    <w:lsdException w:unhideWhenUsed="0" w:uiPriority="0" w:semiHidden="0" w:name="index 7"/>
+    <w:lsdException w:unhideWhenUsed="0" w:uiPriority="0" w:semiHidden="0" w:name="index 8"/>
+    <w:lsdException w:unhideWhenUsed="0" w:uiPriority="0" w:semiHidden="0" w:name="index 9"/>
+    <w:lsdException w:qFormat="1" w:unhideWhenUsed="0" w:uiPriority="0" w:semiHidden="0" w:name="toc 1"/>
+    <w:lsdException w:qFormat="1" w:unhideWhenUsed="0" w:uiPriority="0" w:semiHidden="0" w:name="toc 2"/>
+    <w:lsdException w:qFormat="1" w:unhideWhenUsed="0" w:uiPriority="0" w:semiHidden="0" w:name="toc 3"/>
+    <w:lsdException w:unhideWhenUsed="0" w:uiPriority="0" w:semiHidden="0" w:name="toc 4"/>
+    <w:lsdException w:unhideWhenUsed="0" w:uiPriority="0" w:semiHidden="0" w:name="toc 5"/>
+    <w:lsdException w:unhideWhenUsed="0" w:uiPriority="0" w:semiHidden="0" w:name="toc 6"/>
+    <w:lsdException w:unhideWhenUsed="0" w:uiPriority="0" w:semiHidden="0" w:name="toc 7"/>
+    <w:lsdException w:unhideWhenUsed="0" w:uiPriority="0" w:semiHidden="0" w:name="toc 8"/>
+    <w:lsdException w:unhideWhenUsed="0" w:uiPriority="0" w:semiHidden="0" w:name="toc 9"/>
+    <w:lsdException w:unhideWhenUsed="0" w:uiPriority="0" w:semiHidden="0" w:name="Normal Indent"/>
+    <w:lsdException w:unhideWhenUsed="0" w:uiPriority="0" w:semiHidden="0" w:name="footnote text"/>
+    <w:lsdException w:qFormat="1" w:unhideWhenUsed="0" w:uiPriority="0" w:semiHidden="0" w:name="annotation text"/>
+    <w:lsdException w:qFormat="1" w:unhideWhenUsed="0" w:uiPriority="0" w:semiHidden="0" w:name="header"/>
+    <w:lsdException w:qFormat="1" w:unhideWhenUsed="0" w:uiPriority="0" w:semiHidden="0" w:name="footer"/>
+    <w:lsdException w:unhideWhenUsed="0" w:uiPriority="0" w:semiHidden="0" w:name="index heading"/>
+    <w:lsdException w:qFormat="1" w:uiPriority="0" w:name="caption"/>
+    <w:lsdException w:unhideWhenUsed="0" w:uiPriority="0" w:semiHidden="0" w:name="table of figures"/>
+    <w:lsdException w:unhideWhenUsed="0" w:uiPriority="0" w:semiHidden="0" w:name="envelope address"/>
+    <w:lsdException w:unhideWhenUsed="0" w:uiPriority="0" w:semiHidden="0" w:name="envelope return"/>
+    <w:lsdException w:unhideWhenUsed="0" w:uiPriority="0" w:semiHidden="0" w:name="footnote reference"/>
+    <w:lsdException w:unhideWhenUsed="0" w:uiPriority="0" w:semiHidden="0" w:name="annotation reference"/>
+    <w:lsdException w:unhideWhenUsed="0" w:uiPriority="0" w:semiHidden="0" w:name="line number"/>
+    <w:lsdException w:unhideWhenUsed="0" w:uiPriority="0" w:semiHidden="0" w:name="page number"/>
+    <w:lsdException w:unhideWhenUsed="0" w:uiPriority="0" w:semiHidden="0" w:name="endnote reference"/>
+    <w:lsdException w:unhideWhenUsed="0" w:uiPriority="0" w:semiHidden="0" w:name="endnote text"/>
+    <w:lsdException w:unhideWhenUsed="0" w:uiPriority="0" w:semiHidden="0" w:name="table of authorities"/>
+    <w:lsdException w:unhideWhenUsed="0" w:uiPriority="0" w:semiHidden="0" w:name="macro"/>
+    <w:lsdException w:unhideWhenUsed="0" w:uiPriority="0" w:semiHidden="0" w:name="toa heading"/>
+    <w:lsdException w:unhideWhenUsed="0" w:uiPriority="0" w:semiHidden="0" w:name="List"/>
+    <w:lsdException w:unhideWhenUsed="0" w:uiPriority="0" w:semiHidden="0" w:name="List Bullet"/>
+    <w:lsdException w:unhideWhenUsed="0" w:uiPriority="0" w:semiHidden="0" w:name="List Number"/>
+    <w:lsdException w:unhideWhenUsed="0" w:uiPriority="0" w:semiHidden="0" w:name="List 2"/>
+    <w:lsdException w:unhideWhenUsed="0" w:uiPriority="0" w:semiHidden="0" w:name="List 3"/>
+    <w:lsdException w:unhideWhenUsed="0" w:uiPriority="0" w:semiHidden="0" w:name="List 4"/>
+    <w:lsdException w:unhideWhenUsed="0" w:uiPriority="0" w:semiHidden="0" w:name="List 5"/>
+    <w:lsdException w:unhideWhenUsed="0" w:uiPriority="0" w:semiHidden="0" w:name="List Bullet 2"/>
+    <w:lsdException w:unhideWhenUsed="0" w:uiPriority="0" w:semiHidden="0" w:name="List Bullet 3"/>
+    <w:lsdException w:unhideWhenUsed="0" w:uiPriority="0" w:semiHidden="0" w:name="List Bullet 4"/>
+    <w:lsdException w:unhideWhenUsed="0" w:uiPriority="0" w:semiHidden="0" w:name="List Bullet 5"/>
+    <w:lsdException w:unhideWhenUsed="0" w:uiPriority="0" w:semiHidden="0" w:name="List Number 2"/>
+    <w:lsdException w:unhideWhenUsed="0" w:uiPriority="0" w:semiHidden="0" w:name="List Number 3"/>
+    <w:lsdException w:unhideWhenUsed="0" w:uiPriority="0" w:semiHidden="0" w:name="List Number 4"/>
+    <w:lsdException w:unhideWhenUsed="0" w:uiPriority="0" w:semiHidden="0" w:name="List Number 5"/>
+    <w:lsdException w:qFormat="1" w:unhideWhenUsed="0" w:uiPriority="0" w:semiHidden="0" w:name="Title"/>
+    <w:lsdException w:unhideWhenUsed="0" w:uiPriority="0" w:semiHidden="0" w:name="Closing"/>
+    <w:lsdException w:unhideWhenUsed="0" w:uiPriority="0" w:semiHidden="0" w:name="Signature"/>
+    <w:lsdException w:qFormat="1" w:unhideWhenUsed="0" w:uiPriority="0" w:name="Default Paragraph Font"/>
+    <w:lsdException w:qFormat="1" w:unhideWhenUsed="0" w:uiPriority="0" w:name="Body Text"/>
+    <w:lsdException w:unhideWhenUsed="0" w:uiPriority="0" w:semiHidden="0" w:name="Body Text Indent"/>
+    <w:lsdException w:unhideWhenUsed="0" w:uiPriority="0" w:semiHidden="0" w:name="List Continue"/>
+    <w:lsdException w:unhideWhenUsed="0" w:uiPriority="0" w:semiHidden="0" w:name="List Continue 2"/>
+    <w:lsdException w:unhideWhenUsed="0" w:uiPriority="0" w:semiHidden="0" w:name="List Continue 3"/>
+    <w:lsdException w:unhideWhenUsed="0" w:uiPriority="0" w:semiHidden="0" w:name="List Continue 4"/>
+    <w:lsdException w:unhideWhenUsed="0" w:uiPriority="0" w:semiHidden="0" w:name="List Continue 5"/>
+    <w:lsdException w:unhideWhenUsed="0" w:uiPriority="0" w:semiHidden="0" w:name="Message Header"/>
+    <w:lsdException w:qFormat="1" w:unhideWhenUsed="0" w:uiPriority="0" w:semiHidden="0" w:name="Subtitle"/>
+    <w:lsdException w:unhideWhenUsed="0" w:uiPriority="0" w:semiHidden="0" w:name="Salutation"/>
+    <w:lsdException w:unhideWhenUsed="0" w:uiPriority="0" w:semiHidden="0" w:name="Date"/>
+    <w:lsdException w:unhideWhenUsed="0" w:uiPriority="0" w:semiHidden="0" w:name="Body Text First Indent"/>
+    <w:lsdException w:unhideWhenUsed="0" w:uiPriority="0" w:semiHidden="0" w:name="Body Text First Indent 2"/>
+    <w:lsdException w:uiPriority="99" w:name="Note Heading"/>
+    <w:lsdException w:unhideWhenUsed="0" w:uiPriority="0" w:semiHidden="0" w:name="Body Text 2"/>
+    <w:lsdException w:unhideWhenUsed="0" w:uiPriority="0" w:semiHidden="0" w:name="Body Text 3"/>
+    <w:lsdException w:unhideWhenUsed="0" w:uiPriority="0" w:semiHidden="0" w:name="Body Text Indent 2"/>
+    <w:lsdException w:unhideWhenUsed="0" w:uiPriority="0" w:semiHidden="0" w:name="Body Text Indent 3"/>
+    <w:lsdException w:unhideWhenUsed="0" w:uiPriority="0" w:semiHidden="0" w:name="Block Text"/>
+    <w:lsdException w:unhideWhenUsed="0" w:uiPriority="0" w:semiHidden="0" w:name="Hyperlink"/>
+    <w:lsdException w:unhideWhenUsed="0" w:uiPriority="0" w:semiHidden="0" w:name="FollowedHyperlink"/>
+    <w:lsdException w:qFormat="1" w:unhideWhenUsed="0" w:uiPriority="0" w:semiHidden="0" w:name="Strong"/>
+    <w:lsdException w:qFormat="1" w:unhideWhenUsed="0" w:uiPriority="0" w:semiHidden="0" w:name="Emphasis"/>
+    <w:lsdException w:unhideWhenUsed="0" w:uiPriority="0" w:semiHidden="0" w:name="Document Map"/>
+    <w:lsdException w:unhideWhenUsed="0" w:uiPriority="0" w:semiHidden="0" w:name="Plain Text"/>
+    <w:lsdException w:unhideWhenUsed="0" w:uiPriority="0" w:semiHidden="0" w:name="E-mail Signature"/>
+    <w:lsdException w:qFormat="1" w:unhideWhenUsed="0" w:uiPriority="0" w:semiHidden="0" w:name="Normal (Web)"/>
+    <w:lsdException w:unhideWhenUsed="0" w:uiPriority="0" w:semiHidden="0" w:name="HTML Acronym"/>
+    <w:lsdException w:unhideWhenUsed="0" w:uiPriority="0" w:semiHidden="0" w:name="HTML Address"/>
+    <w:lsdException w:unhideWhenUsed="0" w:uiPriority="0" w:semiHidden="0" w:name="HTML Cite"/>
+    <w:lsdException w:unhideWhenUsed="0" w:uiPriority="0" w:semiHidden="0" w:name="HTML Code"/>
+    <w:lsdException w:unhideWhenUsed="0" w:uiPriority="0" w:semiHidden="0" w:name="HTML Definition"/>
+    <w:lsdException w:unhideWhenUsed="0" w:uiPriority="0" w:semiHidden="0" w:name="HTML Keyboard"/>
+    <w:lsdException w:unhideWhenUsed="0" w:uiPriority="0" w:semiHidden="0" w:name="HTML Preformatted"/>
+    <w:lsdException w:unhideWhenUsed="0" w:uiPriority="0" w:semiHidden="0" w:name="HTML Sample"/>
+    <w:lsdException w:unhideWhenUsed="0" w:uiPriority="0" w:semiHidden="0" w:name="HTML Typewriter"/>
+    <w:lsdException w:unhideWhenUsed="0" w:uiPriority="0" w:semiHidden="0" w:name="HTML Variable"/>
+    <w:lsdException w:qFormat="1" w:unhideWhenUsed="0" w:uiPriority="0" w:name="Normal Table"/>
+    <w:lsdException w:unhideWhenUsed="0" w:uiPriority="0" w:semiHidden="0" w:name="annotation subject"/>
+    <w:lsdException w:unhideWhenUsed="0" w:uiPriority="0" w:semiHidden="0" w:name="Table Simple 1"/>
+    <w:lsdException w:unhideWhenUsed="0" w:uiPriority="0" w:semiHidden="0" w:name="Table Simple 2"/>
+    <w:lsdException w:unhideWhenUsed="0" w:uiPriority="0" w:semiHidden="0" w:name="Table Simple 3"/>
+    <w:lsdException w:unhideWhenUsed="0" w:uiPriority="0" w:semiHidden="0" w:name="Table Classic 1"/>
+    <w:lsdException w:unhideWhenUsed="0" w:uiPriority="0" w:semiHidden="0" w:name="Table Classic 2"/>
+    <w:lsdException w:unhideWhenUsed="0" w:uiPriority="0" w:semiHidden="0" w:name="Table Classic 3"/>
+    <w:lsdException w:unhideWhenUsed="0" w:uiPriority="0" w:semiHidden="0" w:name="Table Classic 4"/>
+    <w:lsdException w:unhideWhenUsed="0" w:uiPriority="0" w:semiHidden="0" w:name="Table Colorful 1"/>
+    <w:lsdException w:unhideWhenUsed="0" w:uiPriority="0" w:semiHidden="0" w:name="Table Colorful 2"/>
+    <w:lsdException w:unhideWhenUsed="0" w:uiPriority="0" w:semiHidden="0" w:name="Table Colorful 3"/>
+    <w:lsdException w:unhideWhenUsed="0" w:uiPriority="0" w:semiHidden="0" w:name="Table Columns 1"/>
+    <w:lsdException w:unhideWhenUsed="0" w:uiPriority="0" w:semiHidden="0" w:name="Table Columns 2"/>
+    <w:lsdException w:unhideWhenUsed="0" w:uiPriority="0" w:semiHidden="0" w:name="Table Columns 3"/>
+    <w:lsdException w:unhideWhenUsed="0" w:uiPriority="0" w:semiHidden="0" w:name="Table Columns 4"/>
+    <w:lsdException w:unhideWhenUsed="0" w:uiPriority="0" w:semiHidden="0" w:name="Table Columns 5"/>
+    <w:lsdException w:unhideWhenUsed="0" w:uiPriority="0" w:semiHidden="0" w:name="Table Grid 1"/>
+    <w:lsdException w:unhideWhenUsed="0" w:uiPriority="0" w:semiHidden="0" w:name="Table Grid 2"/>
+    <w:lsdException w:unhideWhenUsed="0" w:uiPriority="0" w:semiHidden="0" w:name="Table Grid 3"/>
+    <w:lsdException w:unhideWhenUsed="0" w:uiPriority="0" w:semiHidden="0" w:name="Table Grid 4"/>
+    <w:lsdException w:unhideWhenUsed="0" w:uiPriority="0" w:semiHidden="0" w:name="Table Grid 5"/>
+    <w:lsdException w:unhideWhenUsed="0" w:uiPriority="0" w:semiHidden="0" w:name="Table Grid 6"/>
+    <w:lsdException w:unhideWhenUsed="0" w:uiPriority="0" w:semiHidden="0" w:name="Table Grid 7"/>
+    <w:lsdException w:unhideWhenUsed="0" w:uiPriority="0" w:semiHidden="0" w:name="Table Grid 8"/>
+    <w:lsdException w:unhideWhenUsed="0" w:uiPriority="0" w:semiHidden="0" w:name="Table List 1"/>
+    <w:lsdException w:unhideWhenUsed="0" w:uiPriority="0" w:semiHidden="0" w:name="Table List 2"/>
+    <w:lsdException w:unhideWhenUsed="0" w:uiPriority="0" w:semiHidden="0" w:name="Table List 3"/>
+    <w:lsdException w:unhideWhenUsed="0" w:uiPriority="0" w:semiHidden="0" w:name="Table List 4"/>
+    <w:lsdException w:unhideWhenUsed="0" w:uiPriority="0" w:semiHidden="0" w:name="Table List 5"/>
+    <w:lsdException w:unhideWhenUsed="0" w:uiPriority="0" w:semiHidden="0" w:name="Table List 6"/>
+    <w:lsdException w:unhideWhenUsed="0" w:uiPriority="0" w:semiHidden="0" w:name="Table List 7"/>
+    <w:lsdException w:unhideWhenUsed="0" w:uiPriority="0" w:semiHidden="0" w:name="Table List 8"/>
+    <w:lsdException w:unhideWhenUsed="0" w:uiPriority="0" w:semiHidden="0" w:name="Table 3D effects 1"/>
+    <w:lsdException w:unhideWhenUsed="0" w:uiPriority="0" w:semiHidden="0" w:name="Table 3D effects 2"/>
+    <w:lsdException w:unhideWhenUsed="0" w:uiPriority="0" w:semiHidden="0" w:name="Table 3D effects 3"/>
+    <w:lsdException w:unhideWhenUsed="0" w:uiPriority="0" w:semiHidden="0" w:name="Table Contemporary"/>
+    <w:lsdException w:unhideWhenUsed="0" w:uiPriority="0" w:semiHidden="0" w:name="Table Elegant"/>
+    <w:lsdException w:unhideWhenUsed="0" w:uiPriority="0" w:semiHidden="0" w:name="Table Professional"/>
+    <w:lsdException w:unhideWhenUsed="0" w:uiPriority="0" w:semiHidden="0" w:name="Table Subtle 1"/>
+    <w:lsdException w:unhideWhenUsed="0" w:uiPriority="0" w:semiHidden="0" w:name="Table Subtle 2"/>
+    <w:lsdException w:unhideWhenUsed="0" w:uiPriority="0" w:semiHidden="0" w:name="Table Web 1"/>
+    <w:lsdException w:unhideWhenUsed="0" w:uiPriority="0" w:semiHidden="0" w:name="Table Web 2"/>
+    <w:lsdException w:unhideWhenUsed="0" w:uiPriority="0" w:semiHidden="0" w:name="Table Web 3"/>
+    <w:lsdException w:unhideWhenUsed="0" w:uiPriority="0" w:semiHidden="0" w:name="Balloon Text"/>
+    <w:lsdException w:qFormat="1" w:unhideWhenUsed="0" w:uiPriority="0" w:semiHidden="0" w:name="Table Grid"/>
+    <w:lsdException w:unhideWhenUsed="0" w:uiPriority="0" w:semiHidden="0" w:name="Table Theme"/>
+    <w:lsdException w:unhideWhenUsed="0" w:uiPriority="60" w:semiHidden="0" w:name="Light Shading"/>
+    <w:lsdException w:unhideWhenUsed="0" w:uiPriority="61" w:semiHidden="0" w:name="Light List"/>
+    <w:lsdException w:unhideWhenUsed="0" w:uiPriority="62" w:semiHidden="0" w:name="Light Grid"/>
+    <w:lsdException w:unhideWhenUsed="0" w:uiPriority="63" w:semiHidden="0" w:name="Medium Shading 1"/>
+    <w:lsdException w:unhideWhenUsed="0" w:uiPriority="64" w:semiHidden="0" w:name="Medium Shading 2"/>
+    <w:lsdException w:unhideWhenUsed="0" w:uiPriority="65" w:semiHidden="0" w:name="Medium List 1"/>
+    <w:lsdException w:unhideWhenUsed="0" w:uiPriority="66" w:semiHidden="0" w:name="Medium List 2"/>
+    <w:lsdException w:unhideWhenUsed="0" w:uiPriority="67" w:semiHidden="0" w:name="Medium Grid 1"/>
+    <w:lsdException w:unhideWhenUsed="0" w:uiPriority="68" w:semiHidden="0" w:name="Medium Grid 2"/>
+    <w:lsdException w:unhideWhenUsed="0" w:uiPriority="69" w:semiHidden="0" w:name="Medium Grid 3"/>
+    <w:lsdException w:unhideWhenUsed="0" w:uiPriority="70" w:semiHidden="0" w:name="Dark List"/>
+    <w:lsdException w:unhideWhenUsed="0" w:uiPriority="71" w:semiHidden="0" w:name="Colorful Shading"/>
+    <w:lsdException w:unhideWhenUsed="0" w:uiPriority="72" w:semiHidden="0" w:name="Colorful List"/>
+    <w:lsdException w:unhideWhenUsed="0" w:uiPriority="73" w:semiHidden="0" w:name="Colorful Grid"/>
+    <w:lsdException w:unhideWhenUsed="0" w:uiPriority="60" w:semiHidden="0" w:name="Light Shading Accent 1"/>
+    <w:lsdException w:unhideWhenUsed="0" w:uiPriority="61" w:semiHidden="0" w:name="Light List Accent 1"/>
+    <w:lsdException w:unhideWhenUsed="0" w:uiPriority="62" w:semiHidden="0" w:name="Light Grid Accent 1"/>
+    <w:lsdException w:unhideWhenUsed="0" w:uiPriority="63" w:semiHidden="0" w:name="Medium Shading 1 Accent 1"/>
+    <w:lsdException w:unhideWhenUsed="0" w:uiPriority="64" w:semiHidden="0" w:name="Medium Shading 2 Accent 1"/>
+    <w:lsdException w:unhideWhenUsed="0" w:uiPriority="65" w:semiHidden="0" w:name="Medium List 1 Accent 1"/>
+    <w:lsdException w:unhideWhenUsed="0" w:uiPriority="66" w:semiHidden="0" w:name="Medium List 2 Accent 1"/>
+    <w:lsdException w:unhideWhenUsed="0" w:uiPriority="67" w:semiHidden="0" w:name="Medium Grid 1 Accent 1"/>
+    <w:lsdException w:unhideWhenUsed="0" w:uiPriority="68" w:semiHidden="0" w:name="Medium Grid 2 Accent 1"/>
+    <w:lsdException w:unhideWhenUsed="0" w:uiPriority="69" w:semiHidden="0" w:name="Medium Grid 3 Accent 1"/>
+    <w:lsdException w:unhideWhenUsed="0" w:uiPriority="70" w:semiHidden="0" w:name="Dark List Accent 1"/>
+    <w:lsdException w:unhideWhenUsed="0" w:uiPriority="71" w:semiHidden="0" w:name="Colorful Shading Accent 1"/>
+    <w:lsdException w:unhideWhenUsed="0" w:uiPriority="72" w:semiHidden="0" w:name="Colorful List Accent 1"/>
+    <w:lsdException w:unhideWhenUsed="0" w:uiPriority="73" w:semiHidden="0" w:name="Colorful Grid Accent 1"/>
+    <w:lsdException w:unhideWhenUsed="0" w:uiPriority="60" w:semiHidden="0" w:name="Light Shading Accent 2"/>
+    <w:lsdException w:unhideWhenUsed="0" w:uiPriority="61" w:semiHidden="0" w:name="Light List Accent 2"/>
+    <w:lsdException w:unhideWhenUsed="0" w:uiPriority="62" w:semiHidden="0" w:name="Light Grid Accent 2"/>
+    <w:lsdException w:unhideWhenUsed="0" w:uiPriority="63" w:semiHidden="0" w:name="Medium Shading 1 Accent 2"/>
+    <w:lsdException w:unhideWhenUsed="0" w:uiPriority="64" w:semiHidden="0" w:name="Medium Shading 2 Accent 2"/>
+    <w:lsdException w:unhideWhenUsed="0" w:uiPriority="65" w:semiHidden="0" w:name="Medium List 1 Accent 2"/>
+    <w:lsdException w:unhideWhenUsed="0" w:uiPriority="66" w:semiHidden="0" w:name="Medium List 2 Accent 2"/>
+    <w:lsdException w:unhideWhenUsed="0" w:uiPriority="67" w:semiHidden="0" w:name="Medium Grid 1 Accent 2"/>
+    <w:lsdException w:unhideWhenUsed="0" w:uiPriority="68" w:semiHidden="0" w:name="Medium Grid 2 Accent 2"/>
+    <w:lsdException w:unhideWhenUsed="0" w:uiPriority="69" w:semiHidden="0" w:name="Medium Grid 3 Accent 2"/>
+    <w:lsdException w:unhideWhenUsed="0" w:uiPriority="70" w:semiHidden="0" w:name="Dark List Accent 2"/>
+    <w:lsdException w:unhideWhenUsed="0" w:uiPriority="71" w:semiHidden="0" w:name="Colorful Shading Accent 2"/>
+    <w:lsdException w:unhideWhenUsed="0" w:uiPriority="72" w:semiHidden="0" w:name="Colorful List Accent 2"/>
+    <w:lsdException w:unhideWhenUsed="0" w:uiPriority="73" w:semiHidden="0" w:name="Colorful Grid Accent 2"/>
+    <w:lsdException w:unhideWhenUsed="0" w:uiPriority="60" w:semiHidden="0" w:name="Light Shading Accent 3"/>
+    <w:lsdException w:unhideWhenUsed="0" w:uiPriority="61" w:semiHidden="0" w:name="Light List Accent 3"/>
+    <w:lsdException w:unhideWhenUsed="0" w:uiPriority="62" w:semiHidden="0" w:name="Light Grid Accent 3"/>
+    <w:lsdException w:unhideWhenUsed="0" w:uiPriority="63" w:semiHidden="0" w:name="Medium Shading 1 Accent 3"/>
+    <w:lsdException w:unhideWhenUsed="0" w:uiPriority="64" w:semiHidden="0" w:name="Medium Shading 2 Accent 3"/>
+    <w:lsdException w:unhideWhenUsed="0" w:uiPriority="65" w:semiHidden="0" w:name="Medium List 1 Accent 3"/>
+    <w:lsdException w:unhideWhenUsed="0" w:uiPriority="66" w:semiHidden="0" w:name="Medium List 2 Accent 3"/>
+    <w:lsdException w:unhideWhenUsed="0" w:uiPriority="67" w:semiHidden="0" w:name="Medium Grid 1 Accent 3"/>
+    <w:lsdException w:unhideWhenUsed="0" w:uiPriority="68" w:semiHidden="0" w:name="Medium Grid 2 Accent 3"/>
+    <w:lsdException w:unhideWhenUsed="0" w:uiPriority="69" w:semiHidden="0" w:name="Medium Grid 3 Accent 3"/>
+    <w:lsdException w:unhideWhenUsed="0" w:uiPriority="70" w:semiHidden="0" w:name="Dark List Accent 3"/>
+    <w:lsdException w:unhideWhenUsed="0" w:uiPriority="71" w:semiHidden="0" w:name="Colorful Shading Accent 3"/>
+    <w:lsdException w:unhideWhenUsed="0" w:uiPriority="72" w:semiHidden="0" w:name="Colorful List Accent 3"/>
+    <w:lsdException w:unhideWhenUsed="0" w:uiPriority="73" w:semiHidden="0" w:name="Colorful Grid Accent 3"/>
+    <w:lsdException w:unhideWhenUsed="0" w:uiPriority="60" w:semiHidden="0" w:name="Light Shading Accent 4"/>
+    <w:lsdException w:unhideWhenUsed="0" w:uiPriority="61" w:semiHidden="0" w:name="Light List Accent 4"/>
+    <w:lsdException w:unhideWhenUsed="0" w:uiPriority="62" w:semiHidden="0" w:name="Light Grid Accent 4"/>
+    <w:lsdException w:unhideWhenUsed="0" w:uiPriority="63" w:semiHidden="0" w:name="Medium Shading 1 Accent 4"/>
+    <w:lsdException w:unhideWhenUsed="0" w:uiPriority="64" w:semiHidden="0" w:name="Medium Shading 2 Accent 4"/>
+    <w:lsdException w:unhideWhenUsed="0" w:uiPriority="65" w:semiHidden="0" w:name="Medium List 1 Accent 4"/>
+    <w:lsdException w:unhideWhenUsed="0" w:uiPriority="66" w:semiHidden="0" w:name="Medium List 2 Accent 4"/>
+    <w:lsdException w:unhideWhenUsed="0" w:uiPriority="67" w:semiHidden="0" w:name="Medium Grid 1 Accent 4"/>
+    <w:lsdException w:unhideWhenUsed="0" w:uiPriority="68" w:semiHidden="0" w:name="Medium Grid 2 Accent 4"/>
+    <w:lsdException w:unhideWhenUsed="0" w:uiPriority="69" w:semiHidden="0" w:name="Medium Grid 3 Accent 4"/>
+    <w:lsdException w:unhideWhenUsed="0" w:uiPriority="70" w:semiHidden="0" w:name="Dark List Accent 4"/>
+    <w:lsdException w:unhideWhenUsed="0" w:uiPriority="71" w:semiHidden="0" w:name="Colorful Shading Accent 4"/>
+    <w:lsdException w:unhideWhenUsed="0" w:uiPriority="72" w:semiHidden="0" w:name="Colorful List Accent 4"/>
+    <w:lsdException w:unhideWhenUsed="0" w:uiPriority="73" w:semiHidden="0" w:name="Colorful Grid Accent 4"/>
+    <w:lsdException w:unhideWhenUsed="0" w:uiPriority="60" w:semiHidden="0" w:name="Light Shading Accent 5"/>
+    <w:lsdException w:unhideWhenUsed="0" w:uiPriority="61" w:semiHidden="0" w:name="Light List Accent 5"/>
+    <w:lsdException w:unhideWhenUsed="0" w:uiPriority="62" w:semiHidden="0" w:name="Light Grid Accent 5"/>
+    <w:lsdException w:unhideWhenUsed="0" w:uiPriority="63" w:semiHidden="0" w:name="Medium Shading 1 Accent 5"/>
+    <w:lsdException w:unhideWhenUsed="0" w:uiPriority="64" w:semiHidden="0" w:name="Medium Shading 2 Accent 5"/>
+    <w:lsdException w:unhideWhenUsed="0" w:uiPriority="65" w:semiHidden="0" w:name="Medium List 1 Accent 5"/>
+    <w:lsdException w:unhideWhenUsed="0" w:uiPriority="66" w:semiHidden="0" w:name="Medium List 2 Accent 5"/>
+    <w:lsdException w:unhideWhenUsed="0" w:uiPriority="67" w:semiHidden="0" w:name="Medium Grid 1 Accent 5"/>
+    <w:lsdException w:unhideWhenUsed="0" w:uiPriority="68" w:semiHidden="0" w:name="Medium Grid 2 Accent 5"/>
+    <w:lsdException w:unhideWhenUsed="0" w:uiPriority="69" w:semiHidden="0" w:name="Medium Grid 3 Accent 5"/>
+    <w:lsdException w:unhideWhenUsed="0" w:uiPriority="70" w:semiHidden="0" w:name="Dark List Accent 5"/>
+    <w:lsdException w:unhideWhenUsed="0" w:uiPriority="71" w:semiHidden="0" w:name="Colorful Shading Accent 5"/>
+    <w:lsdException w:unhideWhenUsed="0" w:uiPriority="72" w:semiHidden="0" w:name="Colorful List Accent 5"/>
+    <w:lsdException w:unhideWhenUsed="0" w:uiPriority="73" w:semiHidden="0" w:name="Colorful Grid Accent 5"/>
+    <w:lsdException w:unhideWhenUsed="0" w:uiPriority="60" w:semiHidden="0" w:name="Light Shading Accent 6"/>
+    <w:lsdException w:unhideWhenUsed="0" w:uiPriority="61" w:semiHidden="0" w:name="Light List Accent 6"/>
+    <w:lsdException w:unhideWhenUsed="0" w:uiPriority="62" w:semiHidden="0" w:name="Light Grid Accent 6"/>
+    <w:lsdException w:unhideWhenUsed="0" w:uiPriority="63" w:semiHidden="0" w:name="Medium Shading 1 Accent 6"/>
+    <w:lsdException w:unhideWhenUsed="0" w:uiPriority="64" w:semiHidden="0" w:name="Medium Shading 2 Accent 6"/>
+    <w:lsdException w:unhideWhenUsed="0" w:uiPriority="65" w:semiHidden="0" w:name="Medium List 1 Accent 6"/>
+    <w:lsdException w:unhideWhenUsed="0" w:uiPriority="66" w:semiHidden="0" w:name="Medium List 2 Accent 6"/>
+    <w:lsdException w:unhideWhenUsed="0" w:uiPriority="67" w:semiHidden="0" w:name="Medium Grid 1 Accent 6"/>
+    <w:lsdException w:unhideWhenUsed="0" w:uiPriority="68" w:semiHidden="0" w:name="Medium Grid 2 Accent 6"/>
+    <w:lsdException w:unhideWhenUsed="0" w:uiPriority="69" w:semiHidden="0" w:name="Medium Grid 3 Accent 6"/>
+    <w:lsdException w:unhideWhenUsed="0" w:uiPriority="70" w:semiHidden="0" w:name="Dark List Accent 6"/>
+    <w:lsdException w:unhideWhenUsed="0" w:uiPriority="71" w:semiHidden="0" w:name="Colorful Shading Accent 6"/>
+    <w:lsdException w:unhideWhenUsed="0" w:uiPriority="72" w:semiHidden="0" w:name="Colorful List Accent 6"/>
+    <w:lsdException w:unhideWhenUsed="0" w:uiPriority="73" w:semiHidden="0" w:name="Colorful Grid Accent 6"/>
   </w:latentStyles>
-  <w:style w:type="paragraph" w:default="1" w:styleId="Normal">
+  <w:style w:type="paragraph" w:default="1" w:styleId="1">
     <w:name w:val="Normal"/>
     <w:qFormat/>
+    <w:uiPriority w:val="0"/>
     <w:pPr>
       <w:kinsoku w:val="0"/>
       <w:autoSpaceDE w:val="0"/>
@@ -5025,7 +5113,7 @@
       <w:textAlignment w:val="baseline"/>
     </w:pPr>
     <w:rPr>
-      <w:rFonts w:ascii="Arial" w:eastAsia="宋体" w:hAnsi="Arial" w:cs="Arial"/>
+      <w:rFonts w:ascii="Arial" w:hAnsi="Arial" w:eastAsia="宋体" w:cs="Arial"/>
       <w:snapToGrid w:val="0"/>
       <w:color w:val="000000"/>
       <w:kern w:val="0"/>
@@ -5034,11 +5122,12 @@
       <w:lang w:val="en-US" w:eastAsia="en-US" w:bidi="ar-SA"/>
     </w:rPr>
   </w:style>
-  <w:style w:type="paragraph" w:styleId="Heading1">
+  <w:style w:type="paragraph" w:styleId="2">
     <w:name w:val="heading 1"/>
-    <w:basedOn w:val="Normal"/>
-    <w:next w:val="Normal"/>
+    <w:basedOn w:val="1"/>
+    <w:next w:val="1"/>
     <w:qFormat/>
+    <w:uiPriority w:val="0"/>
     <w:pPr>
       <w:keepNext/>
       <w:keepLines/>
@@ -5056,12 +5145,13 @@
       <w:sz w:val="44"/>
     </w:rPr>
   </w:style>
-  <w:style w:type="paragraph" w:styleId="Heading2">
+  <w:style w:type="paragraph" w:styleId="3">
     <w:name w:val="heading 2"/>
-    <w:basedOn w:val="Normal"/>
-    <w:next w:val="Normal"/>
+    <w:basedOn w:val="1"/>
+    <w:next w:val="1"/>
     <w:unhideWhenUsed/>
     <w:qFormat/>
+    <w:uiPriority w:val="0"/>
     <w:pPr>
       <w:keepNext/>
       <w:keepLines/>
@@ -5074,18 +5164,19 @@
       <w:outlineLvl w:val="1"/>
     </w:pPr>
     <w:rPr>
-      <w:rFonts w:ascii="Arial" w:eastAsia="黑体" w:hAnsi="Arial"/>
+      <w:rFonts w:ascii="Arial" w:hAnsi="Arial" w:eastAsia="黑体"/>
       <w:b/>
       <w:sz w:val="32"/>
     </w:rPr>
   </w:style>
-  <w:style w:type="paragraph" w:styleId="Heading3">
+  <w:style w:type="paragraph" w:styleId="4">
     <w:name w:val="heading 3"/>
-    <w:basedOn w:val="Normal"/>
-    <w:next w:val="Normal"/>
+    <w:basedOn w:val="1"/>
+    <w:next w:val="1"/>
     <w:semiHidden/>
     <w:unhideWhenUsed/>
     <w:qFormat/>
+    <w:uiPriority w:val="0"/>
     <w:pPr>
       <w:keepNext/>
       <w:keepLines/>
@@ -5102,12 +5193,13 @@
       <w:sz w:val="32"/>
     </w:rPr>
   </w:style>
-  <w:style w:type="paragraph" w:styleId="Heading4">
+  <w:style w:type="paragraph" w:styleId="5">
     <w:name w:val="heading 4"/>
-    <w:basedOn w:val="Normal"/>
-    <w:next w:val="Normal"/>
+    <w:basedOn w:val="1"/>
+    <w:next w:val="1"/>
     <w:unhideWhenUsed/>
     <w:qFormat/>
+    <w:uiPriority w:val="0"/>
     <w:pPr>
       <w:keepNext/>
       <w:keepLines/>
@@ -5120,18 +5212,19 @@
       <w:outlineLvl w:val="3"/>
     </w:pPr>
     <w:rPr>
-      <w:rFonts w:ascii="Arial" w:eastAsia="黑体" w:hAnsi="Arial"/>
+      <w:rFonts w:ascii="Arial" w:hAnsi="Arial" w:eastAsia="黑体"/>
       <w:b/>
       <w:sz w:val="28"/>
     </w:rPr>
   </w:style>
-  <w:style w:type="paragraph" w:styleId="Heading5">
+  <w:style w:type="paragraph" w:styleId="6">
     <w:name w:val="heading 5"/>
-    <w:basedOn w:val="Normal"/>
-    <w:next w:val="Normal"/>
+    <w:basedOn w:val="1"/>
+    <w:next w:val="1"/>
     <w:semiHidden/>
     <w:unhideWhenUsed/>
     <w:qFormat/>
+    <w:uiPriority w:val="0"/>
     <w:pPr>
       <w:keepNext/>
       <w:keepLines/>
@@ -5148,13 +5241,14 @@
       <w:sz w:val="28"/>
     </w:rPr>
   </w:style>
-  <w:style w:type="paragraph" w:styleId="Heading6">
+  <w:style w:type="paragraph" w:styleId="7">
     <w:name w:val="heading 6"/>
-    <w:basedOn w:val="Normal"/>
-    <w:next w:val="Normal"/>
+    <w:basedOn w:val="1"/>
+    <w:next w:val="1"/>
     <w:semiHidden/>
     <w:unhideWhenUsed/>
     <w:qFormat/>
+    <w:uiPriority w:val="0"/>
     <w:pPr>
       <w:keepNext/>
       <w:keepLines/>
@@ -5167,18 +5261,19 @@
       <w:outlineLvl w:val="5"/>
     </w:pPr>
     <w:rPr>
-      <w:rFonts w:ascii="Arial" w:eastAsia="黑体" w:hAnsi="Arial"/>
+      <w:rFonts w:ascii="Arial" w:hAnsi="Arial" w:eastAsia="黑体"/>
       <w:b/>
       <w:sz w:val="24"/>
     </w:rPr>
   </w:style>
-  <w:style w:type="paragraph" w:styleId="Heading7">
+  <w:style w:type="paragraph" w:styleId="8">
     <w:name w:val="heading 7"/>
-    <w:basedOn w:val="Normal"/>
-    <w:next w:val="Normal"/>
+    <w:basedOn w:val="1"/>
+    <w:next w:val="1"/>
     <w:semiHidden/>
     <w:unhideWhenUsed/>
     <w:qFormat/>
+    <w:uiPriority w:val="0"/>
     <w:pPr>
       <w:keepNext/>
       <w:keepLines/>
@@ -5195,13 +5290,14 @@
       <w:sz w:val="24"/>
     </w:rPr>
   </w:style>
-  <w:style w:type="paragraph" w:styleId="Heading8">
+  <w:style w:type="paragraph" w:styleId="9">
     <w:name w:val="heading 8"/>
-    <w:basedOn w:val="Normal"/>
-    <w:next w:val="Normal"/>
+    <w:basedOn w:val="1"/>
+    <w:next w:val="1"/>
     <w:semiHidden/>
     <w:unhideWhenUsed/>
     <w:qFormat/>
+    <w:uiPriority w:val="0"/>
     <w:pPr>
       <w:keepNext/>
       <w:keepLines/>
@@ -5214,17 +5310,18 @@
       <w:outlineLvl w:val="7"/>
     </w:pPr>
     <w:rPr>
-      <w:rFonts w:ascii="Arial" w:eastAsia="黑体" w:hAnsi="Arial"/>
+      <w:rFonts w:ascii="Arial" w:hAnsi="Arial" w:eastAsia="黑体"/>
       <w:sz w:val="24"/>
     </w:rPr>
   </w:style>
-  <w:style w:type="paragraph" w:styleId="Heading9">
+  <w:style w:type="paragraph" w:styleId="10">
     <w:name w:val="heading 9"/>
-    <w:basedOn w:val="Normal"/>
-    <w:next w:val="Normal"/>
+    <w:basedOn w:val="1"/>
+    <w:next w:val="1"/>
     <w:semiHidden/>
     <w:unhideWhenUsed/>
     <w:qFormat/>
+    <w:uiPriority w:val="0"/>
     <w:pPr>
       <w:keepNext/>
       <w:keepLines/>
@@ -5237,19 +5334,21 @@
       <w:outlineLvl w:val="8"/>
     </w:pPr>
     <w:rPr>
-      <w:rFonts w:ascii="Arial" w:eastAsia="黑体" w:hAnsi="Arial"/>
+      <w:rFonts w:ascii="Arial" w:hAnsi="Arial" w:eastAsia="黑体"/>
       <w:sz w:val="21"/>
     </w:rPr>
   </w:style>
-  <w:style w:type="character" w:default="1" w:styleId="DefaultParagraphFont">
+  <w:style w:type="character" w:default="1" w:styleId="22">
     <w:name w:val="Default Paragraph Font"/>
     <w:semiHidden/>
     <w:qFormat/>
+    <w:uiPriority w:val="0"/>
   </w:style>
-  <w:style w:type="table" w:default="1" w:styleId="TableNormal">
+  <w:style w:type="table" w:default="1" w:styleId="20">
     <w:name w:val="Normal Table"/>
     <w:semiHidden/>
     <w:qFormat/>
+    <w:uiPriority w:val="0"/>
     <w:tblPr>
       <w:tblCellMar>
         <w:top w:w="0" w:type="dxa"/>
@@ -5259,39 +5358,43 @@
       </w:tblCellMar>
     </w:tblPr>
   </w:style>
-  <w:style w:type="paragraph" w:styleId="CommentText">
+  <w:style w:type="paragraph" w:styleId="11">
     <w:name w:val="annotation text"/>
-    <w:basedOn w:val="Normal"/>
+    <w:basedOn w:val="1"/>
     <w:qFormat/>
+    <w:uiPriority w:val="0"/>
     <w:pPr>
       <w:jc w:val="left"/>
     </w:pPr>
   </w:style>
-  <w:style w:type="paragraph" w:styleId="BodyText">
+  <w:style w:type="paragraph" w:styleId="12">
     <w:name w:val="Body Text"/>
-    <w:basedOn w:val="Normal"/>
+    <w:basedOn w:val="1"/>
     <w:semiHidden/>
     <w:qFormat/>
+    <w:uiPriority w:val="0"/>
     <w:rPr>
-      <w:rFonts w:ascii="Arial" w:eastAsia="Arial" w:hAnsi="Arial" w:cs="Arial"/>
+      <w:rFonts w:ascii="Arial" w:hAnsi="Arial" w:eastAsia="Arial" w:cs="Arial"/>
       <w:sz w:val="21"/>
       <w:szCs w:val="21"/>
       <w:lang w:val="en-US" w:eastAsia="en-US" w:bidi="ar-SA"/>
     </w:rPr>
   </w:style>
-  <w:style w:type="paragraph" w:styleId="TOC3">
+  <w:style w:type="paragraph" w:styleId="13">
     <w:name w:val="toc 3"/>
-    <w:basedOn w:val="Normal"/>
-    <w:next w:val="Normal"/>
+    <w:basedOn w:val="1"/>
+    <w:next w:val="1"/>
     <w:qFormat/>
+    <w:uiPriority w:val="0"/>
     <w:pPr>
       <w:ind w:left="840" w:leftChars="400"/>
     </w:pPr>
   </w:style>
-  <w:style w:type="paragraph" w:styleId="Footer">
+  <w:style w:type="paragraph" w:styleId="14">
     <w:name w:val="footer"/>
-    <w:basedOn w:val="Normal"/>
+    <w:basedOn w:val="1"/>
     <w:qFormat/>
+    <w:uiPriority w:val="0"/>
     <w:pPr>
       <w:tabs>
         <w:tab w:val="center" w:pos="4153"/>
@@ -5304,16 +5407,17 @@
       <w:sz w:val="18"/>
     </w:rPr>
   </w:style>
-  <w:style w:type="paragraph" w:styleId="Header">
+  <w:style w:type="paragraph" w:styleId="15">
     <w:name w:val="header"/>
-    <w:basedOn w:val="Normal"/>
+    <w:basedOn w:val="1"/>
     <w:qFormat/>
+    <w:uiPriority w:val="0"/>
     <w:pPr>
       <w:pBdr>
-        <w:top w:val="nil"/>
-        <w:left w:val="nil"/>
-        <w:bottom w:val="nil"/>
-        <w:right w:val="nil"/>
+        <w:top w:val="none" w:color="auto" w:sz="0" w:space="0"/>
+        <w:left w:val="none" w:color="auto" w:sz="0" w:space="0"/>
+        <w:bottom w:val="none" w:color="auto" w:sz="0" w:space="0"/>
+        <w:right w:val="none" w:color="auto" w:sz="0" w:space="0"/>
       </w:pBdr>
       <w:tabs>
         <w:tab w:val="center" w:pos="4153"/>
@@ -5328,37 +5432,41 @@
       <w:sz w:val="18"/>
     </w:rPr>
   </w:style>
-  <w:style w:type="paragraph" w:styleId="TOC1">
+  <w:style w:type="paragraph" w:styleId="16">
     <w:name w:val="toc 1"/>
-    <w:basedOn w:val="Normal"/>
-    <w:next w:val="Normal"/>
+    <w:basedOn w:val="1"/>
+    <w:next w:val="1"/>
     <w:qFormat/>
+    <w:uiPriority w:val="0"/>
     <w:rPr>
-      <w:rFonts w:ascii="Arial" w:eastAsia="Microsoft JhengHei" w:hAnsi="Arial"/>
+      <w:rFonts w:ascii="Arial" w:hAnsi="Arial" w:eastAsia="Microsoft JhengHei"/>
       <w:sz w:val="24"/>
     </w:rPr>
   </w:style>
-  <w:style w:type="paragraph" w:styleId="TOC2">
+  <w:style w:type="paragraph" w:styleId="17">
     <w:name w:val="toc 2"/>
-    <w:basedOn w:val="Normal"/>
-    <w:next w:val="Normal"/>
+    <w:basedOn w:val="1"/>
+    <w:next w:val="1"/>
     <w:qFormat/>
+    <w:uiPriority w:val="0"/>
     <w:pPr>
       <w:ind w:left="420" w:leftChars="200"/>
     </w:pPr>
   </w:style>
-  <w:style w:type="paragraph" w:styleId="NormalWeb">
+  <w:style w:type="paragraph" w:styleId="18">
     <w:name w:val="Normal (Web)"/>
-    <w:basedOn w:val="Normal"/>
+    <w:basedOn w:val="1"/>
     <w:qFormat/>
+    <w:uiPriority w:val="0"/>
     <w:rPr>
       <w:sz w:val="24"/>
     </w:rPr>
   </w:style>
-  <w:style w:type="paragraph" w:styleId="Title">
+  <w:style w:type="paragraph" w:styleId="19">
     <w:name w:val="Title"/>
-    <w:basedOn w:val="Normal"/>
+    <w:basedOn w:val="1"/>
     <w:qFormat/>
+    <w:uiPriority w:val="0"/>
     <w:pPr>
       <w:spacing w:before="240" w:beforeLines="0" w:beforeAutospacing="0" w:after="60" w:afterLines="0" w:afterAutospacing="0"/>
       <w:jc w:val="center"/>
@@ -5370,68 +5478,73 @@
       <w:sz w:val="32"/>
     </w:rPr>
   </w:style>
-  <w:style w:type="table" w:styleId="TableGrid">
+  <w:style w:type="table" w:styleId="21">
     <w:name w:val="Table Grid"/>
-    <w:basedOn w:val="TableNormal"/>
+    <w:basedOn w:val="20"/>
     <w:qFormat/>
+    <w:uiPriority w:val="0"/>
     <w:pPr>
       <w:widowControl w:val="0"/>
       <w:jc w:val="both"/>
     </w:pPr>
     <w:tblPr>
       <w:tblBorders>
-        <w:top w:val="single" w:sz="4" w:space="0" w:color="auto"/>
-        <w:left w:val="single" w:sz="4" w:space="0" w:color="auto"/>
-        <w:bottom w:val="single" w:sz="4" w:space="0" w:color="auto"/>
-        <w:right w:val="single" w:sz="4" w:space="0" w:color="auto"/>
-        <w:insideH w:val="single" w:sz="4" w:space="0" w:color="auto"/>
-        <w:insideV w:val="single" w:sz="4" w:space="0" w:color="auto"/>
+        <w:top w:val="single" w:color="auto" w:sz="4" w:space="0"/>
+        <w:left w:val="single" w:color="auto" w:sz="4" w:space="0"/>
+        <w:bottom w:val="single" w:color="auto" w:sz="4" w:space="0"/>
+        <w:right w:val="single" w:color="auto" w:sz="4" w:space="0"/>
+        <w:insideH w:val="single" w:color="auto" w:sz="4" w:space="0"/>
+        <w:insideV w:val="single" w:color="auto" w:sz="4" w:space="0"/>
       </w:tblBorders>
     </w:tblPr>
   </w:style>
-  <w:style w:type="character" w:styleId="Strong">
+  <w:style w:type="character" w:styleId="23">
     <w:name w:val="Strong"/>
-    <w:basedOn w:val="DefaultParagraphFont"/>
+    <w:basedOn w:val="22"/>
     <w:qFormat/>
+    <w:uiPriority w:val="0"/>
     <w:rPr>
       <w:b/>
     </w:rPr>
   </w:style>
-  <w:style w:type="paragraph" w:customStyle="1" w:styleId="a">
+  <w:style w:type="paragraph" w:customStyle="1" w:styleId="24">
     <w:name w:val="柴_公司名"/>
-    <w:basedOn w:val="Title"/>
+    <w:basedOn w:val="19"/>
     <w:qFormat/>
+    <w:uiPriority w:val="0"/>
     <w:pPr>
       <w:spacing w:after="600" w:afterLines="600"/>
     </w:pPr>
     <w:rPr>
-      <w:rFonts w:ascii="宋体" w:eastAsia="宋体" w:hAnsi="宋体" w:cs="宋体" w:hint="eastAsia"/>
+      <w:rFonts w:hint="eastAsia" w:ascii="宋体" w:hAnsi="宋体" w:eastAsia="宋体" w:cs="宋体"/>
       <w:bCs/>
       <w:spacing w:val="-6"/>
       <w:sz w:val="52"/>
       <w:szCs w:val="52"/>
     </w:rPr>
   </w:style>
-  <w:style w:type="paragraph" w:customStyle="1" w:styleId="a0">
+  <w:style w:type="paragraph" w:customStyle="1" w:styleId="25">
     <w:name w:val="柴_文档名"/>
-    <w:basedOn w:val="Title"/>
+    <w:basedOn w:val="19"/>
     <w:qFormat/>
+    <w:uiPriority w:val="0"/>
     <w:pPr>
       <w:spacing w:after="900" w:afterLines="900"/>
     </w:pPr>
     <w:rPr>
-      <w:rFonts w:ascii="黑体" w:eastAsia="黑体" w:hAnsi="黑体" w:cs="黑体"/>
+      <w:rFonts w:ascii="黑体" w:hAnsi="黑体" w:eastAsia="黑体" w:cs="黑体"/>
       <w:bCs/>
       <w:spacing w:val="-7"/>
       <w:sz w:val="52"/>
       <w:szCs w:val="52"/>
     </w:rPr>
   </w:style>
-  <w:style w:type="table" w:customStyle="1" w:styleId="TableNormal0">
+  <w:style w:type="table" w:customStyle="1" w:styleId="26">
     <w:name w:val="Table Normal_0"/>
     <w:semiHidden/>
     <w:unhideWhenUsed/>
     <w:qFormat/>
+    <w:uiPriority w:val="0"/>
     <w:tblPr>
       <w:tblCellMar>
         <w:top w:w="0" w:type="dxa"/>
@@ -5441,82 +5554,88 @@
       </w:tblCellMar>
     </w:tblPr>
   </w:style>
-  <w:style w:type="paragraph" w:customStyle="1" w:styleId="TableText">
+  <w:style w:type="paragraph" w:customStyle="1" w:styleId="27">
     <w:name w:val="Table Text"/>
-    <w:basedOn w:val="Normal"/>
+    <w:basedOn w:val="1"/>
     <w:semiHidden/>
     <w:qFormat/>
+    <w:uiPriority w:val="0"/>
     <w:rPr>
-      <w:rFonts w:ascii="宋体" w:eastAsia="宋体" w:hAnsi="宋体" w:cs="宋体"/>
+      <w:rFonts w:ascii="宋体" w:hAnsi="宋体" w:eastAsia="宋体" w:cs="宋体"/>
       <w:sz w:val="21"/>
       <w:szCs w:val="21"/>
       <w:lang w:val="en-US" w:eastAsia="en-US" w:bidi="ar-SA"/>
     </w:rPr>
   </w:style>
-  <w:style w:type="paragraph" w:customStyle="1" w:styleId="1">
+  <w:style w:type="paragraph" w:customStyle="1" w:styleId="28">
     <w:name w:val="柴_标题1"/>
-    <w:basedOn w:val="Heading1"/>
-    <w:next w:val="a1"/>
-    <w:link w:val="1Char"/>
+    <w:basedOn w:val="2"/>
+    <w:next w:val="29"/>
+    <w:link w:val="38"/>
     <w:qFormat/>
+    <w:uiPriority w:val="0"/>
     <w:pPr>
       <w:spacing w:before="100" w:after="90" w:line="360" w:lineRule="auto"/>
     </w:pPr>
     <w:rPr>
-      <w:rFonts w:ascii="Arial" w:eastAsia="宋体" w:hAnsi="Arial"/>
+      <w:rFonts w:ascii="Arial" w:hAnsi="Arial" w:eastAsia="宋体"/>
       <w:sz w:val="32"/>
     </w:rPr>
   </w:style>
-  <w:style w:type="paragraph" w:customStyle="1" w:styleId="a1">
+  <w:style w:type="paragraph" w:customStyle="1" w:styleId="29">
     <w:name w:val="柴_正文"/>
-    <w:basedOn w:val="BodyText"/>
-    <w:link w:val="Char"/>
+    <w:basedOn w:val="12"/>
+    <w:link w:val="41"/>
     <w:qFormat/>
+    <w:uiPriority w:val="0"/>
     <w:pPr>
       <w:spacing w:line="360" w:lineRule="auto"/>
       <w:ind w:firstLine="470" w:firstLineChars="200"/>
     </w:pPr>
     <w:rPr>
-      <w:rFonts w:ascii="Arial" w:eastAsia="宋体" w:hAnsi="Arial"/>
+      <w:rFonts w:ascii="Arial" w:hAnsi="Arial" w:eastAsia="宋体"/>
       <w:sz w:val="24"/>
       <w:lang w:eastAsia="zh-CN"/>
     </w:rPr>
   </w:style>
-  <w:style w:type="paragraph" w:customStyle="1" w:styleId="2">
+  <w:style w:type="paragraph" w:customStyle="1" w:styleId="30">
     <w:name w:val="柴_标题2"/>
-    <w:basedOn w:val="Heading2"/>
-    <w:next w:val="a1"/>
+    <w:basedOn w:val="3"/>
+    <w:next w:val="29"/>
     <w:qFormat/>
+    <w:uiPriority w:val="0"/>
     <w:pPr>
       <w:spacing w:line="360" w:lineRule="auto"/>
     </w:pPr>
     <w:rPr>
-      <w:rFonts w:ascii="Arial" w:eastAsia="宋体" w:hAnsi="Arial"/>
+      <w:rFonts w:ascii="Arial" w:hAnsi="Arial" w:eastAsia="宋体"/>
       <w:sz w:val="28"/>
     </w:rPr>
   </w:style>
-  <w:style w:type="paragraph" w:customStyle="1" w:styleId="3">
+  <w:style w:type="paragraph" w:customStyle="1" w:styleId="31">
     <w:name w:val="柴_标题3"/>
-    <w:basedOn w:val="Heading3"/>
-    <w:next w:val="a1"/>
-    <w:link w:val="3Char"/>
+    <w:basedOn w:val="4"/>
+    <w:next w:val="29"/>
+    <w:link w:val="42"/>
     <w:qFormat/>
+    <w:uiPriority w:val="0"/>
     <w:pPr>
       <w:spacing w:line="360" w:lineRule="auto"/>
       <w:ind w:left="0" w:firstLine="472" w:firstLineChars="200"/>
     </w:pPr>
     <w:rPr>
-      <w:rFonts w:ascii="宋体" w:eastAsia="宋体" w:hAnsi="宋体" w:cs="宋体"/>
+      <w:rFonts w:ascii="宋体" w:hAnsi="宋体" w:eastAsia="宋体" w:cs="宋体"/>
       <w:spacing w:val="-2"/>
       <w:sz w:val="24"/>
       <w:szCs w:val="24"/>
     </w:rPr>
   </w:style>
-  <w:style w:type="paragraph" w:customStyle="1" w:styleId="a2">
+  <w:style w:type="paragraph" w:customStyle="1" w:styleId="32">
     <w:name w:val="柴_目录"/>
-    <w:basedOn w:val="Normal"/>
-    <w:next w:val="BodyText"/>
+    <w:basedOn w:val="1"/>
+    <w:next w:val="12"/>
     <w:qFormat/>
+    <w:uiPriority w:val="0"/>
     <w:pPr>
       <w:tabs>
         <w:tab w:val="right" w:leader="dot" w:pos="8442"/>
@@ -5524,59 +5643,64 @@
       <w:ind w:left="0" w:leftChars="0"/>
     </w:pPr>
     <w:rPr>
-      <w:rFonts w:ascii="Arial" w:eastAsia="Microsoft JhengHei" w:hAnsi="Arial"/>
+      <w:rFonts w:ascii="Arial" w:hAnsi="Arial" w:eastAsia="Microsoft JhengHei"/>
       <w:sz w:val="24"/>
     </w:rPr>
   </w:style>
-  <w:style w:type="paragraph" w:customStyle="1" w:styleId="WPSOffice1">
+  <w:style w:type="paragraph" w:customStyle="1" w:styleId="33">
     <w:name w:val="WPSOffice手动目录 1"/>
     <w:qFormat/>
+    <w:uiPriority w:val="0"/>
     <w:pPr>
       <w:ind w:leftChars="0"/>
     </w:pPr>
     <w:rPr>
-      <w:rFonts w:ascii="Times New Roman" w:eastAsia="宋体" w:hAnsi="Times New Roman" w:cs="Times New Roman"/>
+      <w:rFonts w:ascii="Times New Roman" w:hAnsi="Times New Roman" w:eastAsia="宋体" w:cs="Times New Roman"/>
       <w:sz w:val="20"/>
       <w:szCs w:val="20"/>
     </w:rPr>
   </w:style>
-  <w:style w:type="paragraph" w:customStyle="1" w:styleId="WPSOffice2">
+  <w:style w:type="paragraph" w:customStyle="1" w:styleId="34">
     <w:name w:val="WPSOffice手动目录 2"/>
     <w:qFormat/>
+    <w:uiPriority w:val="0"/>
     <w:pPr>
       <w:ind w:leftChars="200"/>
     </w:pPr>
     <w:rPr>
-      <w:rFonts w:ascii="Times New Roman" w:eastAsia="宋体" w:hAnsi="Times New Roman" w:cs="Times New Roman"/>
+      <w:rFonts w:ascii="Times New Roman" w:hAnsi="Times New Roman" w:eastAsia="宋体" w:cs="Times New Roman"/>
       <w:sz w:val="20"/>
       <w:szCs w:val="20"/>
     </w:rPr>
   </w:style>
-  <w:style w:type="paragraph" w:customStyle="1" w:styleId="WPSOffice3">
+  <w:style w:type="paragraph" w:customStyle="1" w:styleId="35">
     <w:name w:val="WPSOffice手动目录 3"/>
     <w:qFormat/>
+    <w:uiPriority w:val="0"/>
     <w:pPr>
       <w:ind w:leftChars="400"/>
     </w:pPr>
     <w:rPr>
-      <w:rFonts w:ascii="Times New Roman" w:eastAsia="宋体" w:hAnsi="Times New Roman" w:cs="Times New Roman"/>
+      <w:rFonts w:ascii="Times New Roman" w:hAnsi="Times New Roman" w:eastAsia="宋体" w:cs="Times New Roman"/>
       <w:sz w:val="20"/>
       <w:szCs w:val="20"/>
     </w:rPr>
   </w:style>
-  <w:style w:type="paragraph" w:customStyle="1" w:styleId="Compact">
+  <w:style w:type="paragraph" w:customStyle="1" w:styleId="36">
     <w:name w:val="Compact"/>
-    <w:basedOn w:val="BodyText"/>
+    <w:basedOn w:val="12"/>
     <w:qFormat/>
+    <w:uiPriority w:val="0"/>
     <w:pPr>
       <w:spacing w:before="36" w:after="36"/>
     </w:pPr>
   </w:style>
-  <w:style w:type="table" w:customStyle="1" w:styleId="Table">
+  <w:style w:type="table" w:customStyle="1" w:styleId="37">
     <w:name w:val="Table"/>
     <w:semiHidden/>
     <w:unhideWhenUsed/>
     <w:qFormat/>
+    <w:uiPriority w:val="0"/>
     <w:tblPr>
       <w:tblCellMar>
         <w:top w:w="0" w:type="dxa"/>
@@ -5588,25 +5712,27 @@
     <w:tblStylePr w:type="firstRow">
       <w:tcPr>
         <w:tcBorders>
-          <w:bottom w:val="single" w:sz="0" w:space="0" w:color="auto"/>
+          <w:bottom w:val="single" w:color="auto" w:sz="0" w:space="0"/>
         </w:tcBorders>
         <w:vAlign w:val="bottom"/>
       </w:tcPr>
     </w:tblStylePr>
   </w:style>
-  <w:style w:type="character" w:customStyle="1" w:styleId="1Char">
+  <w:style w:type="character" w:customStyle="1" w:styleId="38">
     <w:name w:val="柴_标题1 Char"/>
-    <w:link w:val="1"/>
+    <w:link w:val="28"/>
     <w:qFormat/>
+    <w:uiPriority w:val="0"/>
     <w:rPr>
-      <w:rFonts w:ascii="Arial" w:eastAsia="宋体" w:hAnsi="Arial"/>
+      <w:rFonts w:ascii="Arial" w:hAnsi="Arial" w:eastAsia="宋体"/>
       <w:sz w:val="32"/>
     </w:rPr>
   </w:style>
-  <w:style w:type="paragraph" w:customStyle="1" w:styleId="a3">
+  <w:style w:type="paragraph" w:customStyle="1" w:styleId="39">
     <w:name w:val="柴_正文_无缩进"/>
-    <w:basedOn w:val="Normal"/>
+    <w:basedOn w:val="1"/>
     <w:qFormat/>
+    <w:uiPriority w:val="0"/>
     <w:pPr>
       <w:ind w:firstLine="0" w:firstLineChars="0"/>
     </w:pPr>
@@ -5616,39 +5742,42 @@
       <w:lang w:eastAsia="zh-CN"/>
     </w:rPr>
   </w:style>
-  <w:style w:type="paragraph" w:customStyle="1" w:styleId="4">
+  <w:style w:type="paragraph" w:customStyle="1" w:styleId="40">
     <w:name w:val="柴_标题4"/>
-    <w:basedOn w:val="Heading4"/>
-    <w:next w:val="Normal"/>
+    <w:basedOn w:val="5"/>
+    <w:next w:val="1"/>
     <w:qFormat/>
+    <w:uiPriority w:val="0"/>
     <w:pPr>
       <w:widowControl w:val="0"/>
       <w:spacing w:before="160" w:line="360" w:lineRule="auto"/>
-      <w:ind w:left="981" w:hanging="862" w:leftChars="300"/>
+      <w:ind w:left="981" w:leftChars="300" w:hanging="862"/>
     </w:pPr>
     <w:rPr>
-      <w:rFonts w:ascii="Calibri" w:eastAsia="宋体" w:hAnsi="Calibri" w:cs="宋体" w:hint="eastAsia"/>
+      <w:rFonts w:hint="eastAsia" w:ascii="Calibri" w:hAnsi="Calibri" w:eastAsia="宋体" w:cs="宋体"/>
       <w:sz w:val="24"/>
       <w:szCs w:val="24"/>
       <w:lang w:eastAsia="zh-CN" w:bidi="zh-CN"/>
     </w:rPr>
   </w:style>
-  <w:style w:type="character" w:customStyle="1" w:styleId="Char">
+  <w:style w:type="character" w:customStyle="1" w:styleId="41">
     <w:name w:val="柴_正文 Char"/>
-    <w:link w:val="a1"/>
+    <w:link w:val="29"/>
     <w:qFormat/>
+    <w:uiPriority w:val="0"/>
     <w:rPr>
-      <w:rFonts w:ascii="Arial" w:eastAsia="宋体" w:hAnsi="Arial"/>
+      <w:rFonts w:ascii="Arial" w:hAnsi="Arial" w:eastAsia="宋体"/>
       <w:sz w:val="24"/>
       <w:lang w:eastAsia="zh-CN"/>
     </w:rPr>
   </w:style>
-  <w:style w:type="character" w:customStyle="1" w:styleId="3Char">
+  <w:style w:type="character" w:customStyle="1" w:styleId="42">
     <w:name w:val="柴_标题3 Char"/>
-    <w:link w:val="3"/>
+    <w:link w:val="31"/>
     <w:qFormat/>
+    <w:uiPriority w:val="0"/>
     <w:rPr>
-      <w:rFonts w:ascii="宋体" w:eastAsia="宋体" w:hAnsi="宋体" w:cs="宋体"/>
+      <w:rFonts w:ascii="宋体" w:hAnsi="宋体" w:eastAsia="宋体" w:cs="宋体"/>
       <w:spacing w:val="-2"/>
       <w:sz w:val="24"/>
       <w:szCs w:val="24"/>
